--- a/Week07/Week07_BaoCaoNhom.docx
+++ b/Week07/Week07_BaoCaoNhom.docx
@@ -82,6 +82,12 @@
       <w:pPr>
         <w:spacing w:after="320"/>
         <w:jc w:val="center"/>
+        <w:rPr>
+          <w:i/>
+          <w:iCs/>
+          <w:sz w:val="24"/>
+          <w:szCs w:val="24"/>
+        </w:rPr>
       </w:pPr>
       <w:r>
         <w:rPr>
@@ -94,12 +100,51 @@
       </w:r>
       <w:r>
         <w:rPr>
-          <w:bCs/>
+          <w:rFonts w:hint="eastAsia"/>
           <w:i/>
-          <w:sz w:val="22"/>
-          <w:szCs w:val="22"/>
+          <w:iCs/>
+          <w:sz w:val="24"/>
+          <w:szCs w:val="24"/>
         </w:rPr>
-        <w:t>HỆ THỐNG BÁN VÉ XEM PHIM TRỰC TUYẾN DÀNH CHO CHUỖI CÁC RẠP</w:t>
+        <w:t>Online Movie Ticket Selli</w:t>
+      </w:r>
+      <w:r>
+        <w:rPr>
+          <w:rFonts w:hint="eastAsia"/>
+          <w:i/>
+          <w:iCs/>
+          <w:sz w:val="24"/>
+          <w:szCs w:val="24"/>
+        </w:rPr>
+        <w:t>ng System</w:t>
+      </w:r>
+      <w:r>
+        <w:rPr>
+          <w:i/>
+          <w:iCs/>
+          <w:sz w:val="24"/>
+          <w:szCs w:val="24"/>
+        </w:rPr>
+        <w:t xml:space="preserve">— </w:t>
+      </w:r>
+      <w:r>
+        <w:rPr>
+          <w:rFonts w:hint="eastAsia"/>
+          <w:i/>
+          <w:iCs/>
+          <w:sz w:val="24"/>
+          <w:szCs w:val="24"/>
+        </w:rPr>
+        <w:t>Hệ thống bán vé xem phim trực tuyến</w:t>
+      </w:r>
+      <w:r>
+        <w:rPr>
+          <w:i/>
+          <w:iCs/>
+          <w:sz w:val="24"/>
+          <w:szCs w:val="24"/>
+        </w:rPr>
+        <w:t xml:space="preserve"> </w:t>
       </w:r>
     </w:p>
     <w:p>
@@ -133,12 +178,6 @@
         <w:gridCol w:w="6026"/>
       </w:tblGrid>
       <w:tr>
-        <w:tblPrEx>
-          <w:tblCellMar>
-            <w:top w:w="0" w:type="dxa"/>
-            <w:bottom w:w="0" w:type="dxa"/>
-          </w:tblCellMar>
-        </w:tblPrEx>
         <w:tc>
           <w:tcPr>
             <w:tcW w:w="3000" w:type="dxa"/>
@@ -195,12 +234,6 @@
         </w:tc>
       </w:tr>
       <w:tr>
-        <w:tblPrEx>
-          <w:tblCellMar>
-            <w:top w:w="0" w:type="dxa"/>
-            <w:bottom w:w="0" w:type="dxa"/>
-          </w:tblCellMar>
-        </w:tblPrEx>
         <w:tc>
           <w:tcPr>
             <w:tcW w:w="3000" w:type="dxa"/>
@@ -257,12 +290,6 @@
         </w:tc>
       </w:tr>
       <w:tr>
-        <w:tblPrEx>
-          <w:tblCellMar>
-            <w:top w:w="0" w:type="dxa"/>
-            <w:bottom w:w="0" w:type="dxa"/>
-          </w:tblCellMar>
-        </w:tblPrEx>
         <w:tc>
           <w:tcPr>
             <w:tcW w:w="3000" w:type="dxa"/>
@@ -307,16 +334,23 @@
               <w:right w:w="120" w:type="dxa"/>
             </w:tcMar>
           </w:tcPr>
-          <w:p/>
+          <w:p>
+            <w:pPr>
+              <w:rPr>
+                <w:rFonts w:hint="eastAsia"/>
+              </w:rPr>
+            </w:pPr>
+            <w:r>
+              <w:rPr>
+                <w:rFonts w:hint="eastAsia"/>
+                <w:sz w:val="24"/>
+              </w:rPr>
+              <w:t>Le Thi Bich Tra</w:t>
+            </w:r>
+          </w:p>
         </w:tc>
       </w:tr>
       <w:tr>
-        <w:tblPrEx>
-          <w:tblCellMar>
-            <w:top w:w="0" w:type="dxa"/>
-            <w:bottom w:w="0" w:type="dxa"/>
-          </w:tblCellMar>
-        </w:tblPrEx>
         <w:tc>
           <w:tcPr>
             <w:tcW w:w="3000" w:type="dxa"/>
@@ -399,12 +433,6 @@
         </w:tc>
       </w:tr>
       <w:tr>
-        <w:tblPrEx>
-          <w:tblCellMar>
-            <w:top w:w="0" w:type="dxa"/>
-            <w:bottom w:w="0" w:type="dxa"/>
-          </w:tblCellMar>
-        </w:tblPrEx>
         <w:tc>
           <w:tcPr>
             <w:tcW w:w="3000" w:type="dxa"/>
@@ -461,12 +489,6 @@
         </w:tc>
       </w:tr>
       <w:tr>
-        <w:tblPrEx>
-          <w:tblCellMar>
-            <w:top w:w="0" w:type="dxa"/>
-            <w:bottom w:w="0" w:type="dxa"/>
-          </w:tblCellMar>
-        </w:tblPrEx>
         <w:tc>
           <w:tcPr>
             <w:tcW w:w="3000" w:type="dxa"/>
@@ -565,15 +587,7 @@
           <w:iCs/>
           <w:color w:val="7F8C8D"/>
         </w:rPr>
-        <w:t>Cột Kết quả ghi "Đạt" / "</w:t>
-      </w:r>
-      <w:r>
-        <w:rPr>
-          <w:i/>
-          <w:iCs/>
-          <w:color w:val="7F8C8D"/>
-        </w:rPr>
-        <w:t>Một phần" / "Chưa đạt".</w:t>
+        <w:t>Cột Kết quả ghi "Đạt" / "Một phần" / "Chưa đạt".</w:t>
       </w:r>
       <w:proofErr w:type="gramEnd"/>
     </w:p>
@@ -608,12 +622,6 @@
         <w:gridCol w:w="1474"/>
       </w:tblGrid>
       <w:tr>
-        <w:tblPrEx>
-          <w:tblCellMar>
-            <w:top w:w="0" w:type="dxa"/>
-            <w:bottom w:w="0" w:type="dxa"/>
-          </w:tblCellMar>
-        </w:tblPrEx>
         <w:tc>
           <w:tcPr>
             <w:tcW w:w="694" w:type="dxa"/>
@@ -781,12 +789,6 @@
         </w:tc>
       </w:tr>
       <w:tr>
-        <w:tblPrEx>
-          <w:tblCellMar>
-            <w:top w:w="0" w:type="dxa"/>
-            <w:bottom w:w="0" w:type="dxa"/>
-          </w:tblCellMar>
-        </w:tblPrEx>
         <w:tc>
           <w:tcPr>
             <w:tcW w:w="694" w:type="dxa"/>
@@ -805,10 +807,14 @@
             </w:tcMar>
           </w:tcPr>
           <w:p>
-            <w:r>
-              <w:rPr>
-                <w:sz w:val="24"/>
-                <w:szCs w:val="24"/>
+            <w:pPr>
+              <w:rPr>
+                <w:sz w:val="24"/>
+              </w:rPr>
+            </w:pPr>
+            <w:r>
+              <w:rPr>
+                <w:sz w:val="24"/>
               </w:rPr>
               <w:t>1</w:t>
             </w:r>
@@ -832,10 +838,14 @@
             </w:tcMar>
           </w:tcPr>
           <w:p>
-            <w:r>
-              <w:rPr>
-                <w:sz w:val="24"/>
-                <w:szCs w:val="24"/>
+            <w:pPr>
+              <w:rPr>
+                <w:sz w:val="24"/>
+              </w:rPr>
+            </w:pPr>
+            <w:r>
+              <w:rPr>
+                <w:sz w:val="24"/>
               </w:rPr>
               <w:t>Nguyễn Hữu Tấn Đạt</w:t>
             </w:r>
@@ -862,21 +872,18 @@
             <w:pPr>
               <w:rPr>
                 <w:sz w:val="24"/>
-                <w:szCs w:val="24"/>
-              </w:rPr>
-            </w:pPr>
-            <w:r>
-              <w:rPr>
-                <w:sz w:val="24"/>
-                <w:szCs w:val="24"/>
-              </w:rPr>
-              <w:t xml:space="preserve">Tạo CartContext.jsx: createContext, CartProvider, custom hook </w:t>
+              </w:rPr>
+            </w:pPr>
+            <w:r>
+              <w:rPr>
+                <w:sz w:val="24"/>
+              </w:rPr>
+              <w:t xml:space="preserve">Tạo CartContext.jsx gồm createContext, CartProvider và custom hook </w:t>
             </w:r>
             <w:proofErr w:type="gramStart"/>
             <w:r>
               <w:rPr>
                 <w:sz w:val="24"/>
-                <w:szCs w:val="24"/>
               </w:rPr>
               <w:t>useCart(</w:t>
             </w:r>
@@ -884,25 +891,8 @@
             <w:r>
               <w:rPr>
                 <w:sz w:val="24"/>
-                <w:szCs w:val="24"/>
-              </w:rPr>
-              <w:t>)</w:t>
-            </w:r>
-            <w:r>
-              <w:rPr>
-                <w:sz w:val="24"/>
-                <w:szCs w:val="24"/>
-              </w:rPr>
-              <w:t>.</w:t>
-            </w:r>
-          </w:p>
-          <w:p>
-            <w:r>
-              <w:rPr>
-                <w:sz w:val="24"/>
-                <w:szCs w:val="24"/>
-              </w:rPr>
-              <w:t>useRef: auto-focus search input sau khi dữ liệu tải xong (không trigger re-render)</w:t>
+              </w:rPr>
+              <w:t>). Áp dụng useRef để tự động focus ô tìm kiếm sau khi dữ liệu tải xong.</w:t>
             </w:r>
           </w:p>
         </w:tc>
@@ -924,10 +914,14 @@
             </w:tcMar>
           </w:tcPr>
           <w:p>
-            <w:r>
-              <w:rPr>
-                <w:sz w:val="24"/>
-                <w:szCs w:val="24"/>
+            <w:pPr>
+              <w:rPr>
+                <w:sz w:val="24"/>
+              </w:rPr>
+            </w:pPr>
+            <w:r>
+              <w:rPr>
+                <w:sz w:val="24"/>
               </w:rPr>
               <w:t>Đạt</w:t>
             </w:r>
@@ -951,10 +945,14 @@
             </w:tcMar>
           </w:tcPr>
           <w:p>
-            <w:r>
-              <w:rPr>
-                <w:sz w:val="24"/>
-                <w:szCs w:val="24"/>
+            <w:pPr>
+              <w:rPr>
+                <w:sz w:val="24"/>
+              </w:rPr>
+            </w:pPr>
+            <w:r>
+              <w:rPr>
+                <w:sz w:val="24"/>
               </w:rPr>
               <w:t>100%</w:t>
             </w:r>
@@ -962,12 +960,6 @@
         </w:tc>
       </w:tr>
       <w:tr>
-        <w:tblPrEx>
-          <w:tblCellMar>
-            <w:top w:w="0" w:type="dxa"/>
-            <w:bottom w:w="0" w:type="dxa"/>
-          </w:tblCellMar>
-        </w:tblPrEx>
         <w:tc>
           <w:tcPr>
             <w:tcW w:w="694" w:type="dxa"/>
@@ -986,10 +978,14 @@
             </w:tcMar>
           </w:tcPr>
           <w:p>
-            <w:r>
-              <w:rPr>
-                <w:sz w:val="24"/>
-                <w:szCs w:val="24"/>
+            <w:pPr>
+              <w:rPr>
+                <w:sz w:val="24"/>
+              </w:rPr>
+            </w:pPr>
+            <w:r>
+              <w:rPr>
+                <w:sz w:val="24"/>
               </w:rPr>
               <w:t>2</w:t>
             </w:r>
@@ -1013,10 +1009,14 @@
             </w:tcMar>
           </w:tcPr>
           <w:p>
-            <w:r>
-              <w:rPr>
-                <w:sz w:val="24"/>
-                <w:szCs w:val="24"/>
+            <w:pPr>
+              <w:rPr>
+                <w:sz w:val="24"/>
+              </w:rPr>
+            </w:pPr>
+            <w:r>
+              <w:rPr>
+                <w:sz w:val="24"/>
               </w:rPr>
               <w:t>Nguyễn Minh Huy</w:t>
             </w:r>
@@ -1040,12 +1040,36 @@
             </w:tcMar>
           </w:tcPr>
           <w:p>
-            <w:r>
-              <w:rPr>
-                <w:sz w:val="24"/>
-                <w:szCs w:val="24"/>
-              </w:rPr>
-              <w:t>Bọc App trong CartProvider trong main.jsx, refactor Header và BookCard dùng useCart()</w:t>
+            <w:pPr>
+              <w:rPr>
+                <w:sz w:val="24"/>
+              </w:rPr>
+            </w:pPr>
+            <w:r>
+              <w:rPr>
+                <w:sz w:val="24"/>
+              </w:rPr>
+              <w:t xml:space="preserve">Bọc ứng dụng trong CartProvider tại main.jsx, refactor </w:t>
+            </w:r>
+            <w:r>
+              <w:rPr>
+                <w:sz w:val="24"/>
+              </w:rPr>
+              <w:t xml:space="preserve">Header và MovieCard sử dụng </w:t>
+            </w:r>
+            <w:proofErr w:type="gramStart"/>
+            <w:r>
+              <w:rPr>
+                <w:sz w:val="24"/>
+              </w:rPr>
+              <w:t>useCart(</w:t>
+            </w:r>
+            <w:proofErr w:type="gramEnd"/>
+            <w:r>
+              <w:rPr>
+                <w:sz w:val="24"/>
+              </w:rPr>
+              <w:t>).</w:t>
             </w:r>
           </w:p>
         </w:tc>
@@ -1067,10 +1091,14 @@
             </w:tcMar>
           </w:tcPr>
           <w:p>
-            <w:r>
-              <w:rPr>
-                <w:sz w:val="24"/>
-                <w:szCs w:val="24"/>
+            <w:pPr>
+              <w:rPr>
+                <w:sz w:val="24"/>
+              </w:rPr>
+            </w:pPr>
+            <w:r>
+              <w:rPr>
+                <w:sz w:val="24"/>
               </w:rPr>
               <w:t>Đạt</w:t>
             </w:r>
@@ -1094,10 +1122,14 @@
             </w:tcMar>
           </w:tcPr>
           <w:p>
-            <w:r>
-              <w:rPr>
-                <w:sz w:val="24"/>
-                <w:szCs w:val="24"/>
+            <w:pPr>
+              <w:rPr>
+                <w:sz w:val="24"/>
+              </w:rPr>
+            </w:pPr>
+            <w:r>
+              <w:rPr>
+                <w:sz w:val="24"/>
               </w:rPr>
               <w:t>100%</w:t>
             </w:r>
@@ -1105,12 +1137,6 @@
         </w:tc>
       </w:tr>
       <w:tr>
-        <w:tblPrEx>
-          <w:tblCellMar>
-            <w:top w:w="0" w:type="dxa"/>
-            <w:bottom w:w="0" w:type="dxa"/>
-          </w:tblCellMar>
-        </w:tblPrEx>
         <w:tc>
           <w:tcPr>
             <w:tcW w:w="694" w:type="dxa"/>
@@ -1129,19 +1155,91 @@
             </w:tcMar>
           </w:tcPr>
           <w:p>
-            <w:r>
-              <w:rPr>
-                <w:sz w:val="24"/>
-                <w:szCs w:val="24"/>
+            <w:pPr>
+              <w:rPr>
+                <w:sz w:val="24"/>
+              </w:rPr>
+            </w:pPr>
+            <w:r>
+              <w:rPr>
+                <w:sz w:val="24"/>
+              </w:rPr>
+              <w:t>3</w:t>
+            </w:r>
+          </w:p>
+        </w:tc>
+        <w:tc>
+          <w:tcPr>
+            <w:tcW w:w="2141" w:type="dxa"/>
+            <w:tcBorders>
+              <w:top w:val="single" w:sz="1" w:space="0" w:color="AAB7C4"/>
+              <w:left w:val="single" w:sz="1" w:space="0" w:color="AAB7C4"/>
+              <w:bottom w:val="single" w:sz="1" w:space="0" w:color="AAB7C4"/>
+              <w:right w:val="single" w:sz="1" w:space="0" w:color="AAB7C4"/>
+            </w:tcBorders>
+            <w:shd w:val="clear" w:color="auto" w:fill="F8F9FA"/>
+            <w:tcMar>
+              <w:top w:w="80" w:type="dxa"/>
+              <w:left w:w="120" w:type="dxa"/>
+              <w:bottom w:w="80" w:type="dxa"/>
+              <w:right w:w="120" w:type="dxa"/>
+            </w:tcMar>
+          </w:tcPr>
+          <w:p>
+            <w:pPr>
+              <w:rPr>
+                <w:sz w:val="24"/>
+              </w:rPr>
+            </w:pPr>
+            <w:r>
+              <w:rPr>
+                <w:sz w:val="24"/>
+              </w:rPr>
+              <w:t>Bùi Thùy Dung</w:t>
+            </w:r>
+          </w:p>
+        </w:tc>
+        <w:tc>
+          <w:tcPr>
+            <w:tcW w:w="2682" w:type="dxa"/>
+            <w:tcBorders>
+              <w:top w:val="single" w:sz="1" w:space="0" w:color="AAB7C4"/>
+              <w:left w:val="single" w:sz="1" w:space="0" w:color="AAB7C4"/>
+              <w:bottom w:val="single" w:sz="1" w:space="0" w:color="AAB7C4"/>
+              <w:right w:val="single" w:sz="1" w:space="0" w:color="AAB7C4"/>
+            </w:tcBorders>
+            <w:shd w:val="clear" w:color="auto" w:fill="F8F9FA"/>
+            <w:tcMar>
+              <w:top w:w="80" w:type="dxa"/>
+              <w:left w:w="120" w:type="dxa"/>
+              <w:bottom w:w="80" w:type="dxa"/>
+              <w:right w:w="120" w:type="dxa"/>
+            </w:tcMar>
+          </w:tcPr>
+          <w:p>
+            <w:pPr>
+              <w:rPr>
+                <w:sz w:val="24"/>
+              </w:rPr>
+            </w:pPr>
+            <w:r>
+              <w:rPr>
+                <w:sz w:val="24"/>
+              </w:rPr>
+              <w:t xml:space="preserve">Sử dụng useEffect để </w:t>
+            </w:r>
+            <w:r>
+              <w:rPr>
+                <w:sz w:val="24"/>
               </w:rPr>
               <w:lastRenderedPageBreak/>
-              <w:t>3</w:t>
-            </w:r>
-          </w:p>
-        </w:tc>
-        <w:tc>
-          <w:tcPr>
-            <w:tcW w:w="2141" w:type="dxa"/>
+              <w:t>fetch dữ liệu mock khi component được mount (dependency array = []) và cập nhật state hiển thị dữ liệu.</w:t>
+            </w:r>
+          </w:p>
+        </w:tc>
+        <w:tc>
+          <w:tcPr>
+            <w:tcW w:w="2035" w:type="dxa"/>
             <w:tcBorders>
               <w:top w:val="single" w:sz="1" w:space="0" w:color="AAB7C4"/>
               <w:left w:val="single" w:sz="1" w:space="0" w:color="AAB7C4"/>
@@ -1157,18 +1255,23 @@
             </w:tcMar>
           </w:tcPr>
           <w:p>
-            <w:r>
-              <w:rPr>
-                <w:sz w:val="24"/>
-                <w:szCs w:val="24"/>
-              </w:rPr>
-              <w:t>Bùi Thùy Dung</w:t>
-            </w:r>
-          </w:p>
-        </w:tc>
-        <w:tc>
-          <w:tcPr>
-            <w:tcW w:w="2682" w:type="dxa"/>
+            <w:pPr>
+              <w:rPr>
+                <w:sz w:val="24"/>
+              </w:rPr>
+            </w:pPr>
+            <w:r>
+              <w:rPr>
+                <w:sz w:val="24"/>
+              </w:rPr>
+              <w:lastRenderedPageBreak/>
+              <w:t>Đạt</w:t>
+            </w:r>
+          </w:p>
+        </w:tc>
+        <w:tc>
+          <w:tcPr>
+            <w:tcW w:w="1474" w:type="dxa"/>
             <w:tcBorders>
               <w:top w:val="single" w:sz="1" w:space="0" w:color="AAB7C4"/>
               <w:left w:val="single" w:sz="1" w:space="0" w:color="AAB7C4"/>
@@ -1184,64 +1287,14 @@
             </w:tcMar>
           </w:tcPr>
           <w:p>
-            <w:r>
-              <w:rPr>
-                <w:sz w:val="24"/>
-                <w:szCs w:val="24"/>
-              </w:rPr>
-              <w:t>useEffect fetch dữ liệu mock khi component mount (dependency array = [])</w:t>
-            </w:r>
-          </w:p>
-        </w:tc>
-        <w:tc>
-          <w:tcPr>
-            <w:tcW w:w="2035" w:type="dxa"/>
-            <w:tcBorders>
-              <w:top w:val="single" w:sz="1" w:space="0" w:color="AAB7C4"/>
-              <w:left w:val="single" w:sz="1" w:space="0" w:color="AAB7C4"/>
-              <w:bottom w:val="single" w:sz="1" w:space="0" w:color="AAB7C4"/>
-              <w:right w:val="single" w:sz="1" w:space="0" w:color="AAB7C4"/>
-            </w:tcBorders>
-            <w:shd w:val="clear" w:color="auto" w:fill="F8F9FA"/>
-            <w:tcMar>
-              <w:top w:w="80" w:type="dxa"/>
-              <w:left w:w="120" w:type="dxa"/>
-              <w:bottom w:w="80" w:type="dxa"/>
-              <w:right w:w="120" w:type="dxa"/>
-            </w:tcMar>
-          </w:tcPr>
-          <w:p>
-            <w:r>
-              <w:rPr>
-                <w:sz w:val="24"/>
-                <w:szCs w:val="24"/>
-              </w:rPr>
-              <w:t>Đạt</w:t>
-            </w:r>
-          </w:p>
-        </w:tc>
-        <w:tc>
-          <w:tcPr>
-            <w:tcW w:w="1474" w:type="dxa"/>
-            <w:tcBorders>
-              <w:top w:val="single" w:sz="1" w:space="0" w:color="AAB7C4"/>
-              <w:left w:val="single" w:sz="1" w:space="0" w:color="AAB7C4"/>
-              <w:bottom w:val="single" w:sz="1" w:space="0" w:color="AAB7C4"/>
-              <w:right w:val="single" w:sz="1" w:space="0" w:color="AAB7C4"/>
-            </w:tcBorders>
-            <w:shd w:val="clear" w:color="auto" w:fill="F8F9FA"/>
-            <w:tcMar>
-              <w:top w:w="80" w:type="dxa"/>
-              <w:left w:w="120" w:type="dxa"/>
-              <w:bottom w:w="80" w:type="dxa"/>
-              <w:right w:w="120" w:type="dxa"/>
-            </w:tcMar>
-          </w:tcPr>
-          <w:p>
-            <w:r>
-              <w:rPr>
-                <w:sz w:val="24"/>
-                <w:szCs w:val="24"/>
+            <w:pPr>
+              <w:rPr>
+                <w:sz w:val="24"/>
+              </w:rPr>
+            </w:pPr>
+            <w:r>
+              <w:rPr>
+                <w:sz w:val="24"/>
               </w:rPr>
               <w:t>100%</w:t>
             </w:r>
@@ -1249,12 +1302,6 @@
         </w:tc>
       </w:tr>
       <w:tr>
-        <w:tblPrEx>
-          <w:tblCellMar>
-            <w:top w:w="0" w:type="dxa"/>
-            <w:bottom w:w="0" w:type="dxa"/>
-          </w:tblCellMar>
-        </w:tblPrEx>
         <w:tc>
           <w:tcPr>
             <w:tcW w:w="694" w:type="dxa"/>
@@ -1273,11 +1320,16 @@
             </w:tcMar>
           </w:tcPr>
           <w:p>
-            <w:r>
-              <w:rPr>
-                <w:sz w:val="24"/>
-                <w:szCs w:val="24"/>
-              </w:rPr>
+            <w:pPr>
+              <w:rPr>
+                <w:sz w:val="24"/>
+              </w:rPr>
+            </w:pPr>
+            <w:r>
+              <w:rPr>
+                <w:sz w:val="24"/>
+              </w:rPr>
+              <w:lastRenderedPageBreak/>
               <w:t>4</w:t>
             </w:r>
           </w:p>
@@ -1300,10 +1352,14 @@
             </w:tcMar>
           </w:tcPr>
           <w:p>
-            <w:r>
-              <w:rPr>
-                <w:sz w:val="24"/>
-                <w:szCs w:val="24"/>
+            <w:pPr>
+              <w:rPr>
+                <w:sz w:val="24"/>
+              </w:rPr>
+            </w:pPr>
+            <w:r>
+              <w:rPr>
+                <w:sz w:val="24"/>
               </w:rPr>
               <w:t>Huỳnh Thị Thúy Kiều</w:t>
             </w:r>
@@ -1327,12 +1383,16 @@
             </w:tcMar>
           </w:tcPr>
           <w:p>
-            <w:r>
-              <w:rPr>
-                <w:sz w:val="24"/>
-                <w:szCs w:val="24"/>
-              </w:rPr>
-              <w:t>useEffect cập nhật document.title theo totalItems (có cleanup)</w:t>
+            <w:pPr>
+              <w:rPr>
+                <w:sz w:val="24"/>
+              </w:rPr>
+            </w:pPr>
+            <w:r>
+              <w:rPr>
+                <w:sz w:val="24"/>
+              </w:rPr>
+              <w:t>Sử dụng useEffect để cập nhật document.title theo số lượng vé trong giỏ hàng (totalItems) và thực hiện cleanup khi cần.</w:t>
             </w:r>
           </w:p>
         </w:tc>
@@ -1354,10 +1414,14 @@
             </w:tcMar>
           </w:tcPr>
           <w:p>
-            <w:r>
-              <w:rPr>
-                <w:sz w:val="24"/>
-                <w:szCs w:val="24"/>
+            <w:pPr>
+              <w:rPr>
+                <w:sz w:val="24"/>
+              </w:rPr>
+            </w:pPr>
+            <w:r>
+              <w:rPr>
+                <w:sz w:val="24"/>
               </w:rPr>
               <w:t>Đạt</w:t>
             </w:r>
@@ -1381,10 +1445,14 @@
             </w:tcMar>
           </w:tcPr>
           <w:p>
-            <w:r>
-              <w:rPr>
-                <w:sz w:val="24"/>
-                <w:szCs w:val="24"/>
+            <w:pPr>
+              <w:rPr>
+                <w:sz w:val="24"/>
+              </w:rPr>
+            </w:pPr>
+            <w:r>
+              <w:rPr>
+                <w:sz w:val="24"/>
               </w:rPr>
               <w:t>100%</w:t>
             </w:r>
@@ -1392,12 +1460,6 @@
         </w:tc>
       </w:tr>
       <w:tr>
-        <w:tblPrEx>
-          <w:tblCellMar>
-            <w:top w:w="0" w:type="dxa"/>
-            <w:bottom w:w="0" w:type="dxa"/>
-          </w:tblCellMar>
-        </w:tblPrEx>
         <w:tc>
           <w:tcPr>
             <w:tcW w:w="694" w:type="dxa"/>
@@ -1416,10 +1478,14 @@
             </w:tcMar>
           </w:tcPr>
           <w:p>
-            <w:r>
-              <w:rPr>
-                <w:sz w:val="24"/>
-                <w:szCs w:val="24"/>
+            <w:pPr>
+              <w:rPr>
+                <w:sz w:val="24"/>
+              </w:rPr>
+            </w:pPr>
+            <w:r>
+              <w:rPr>
+                <w:sz w:val="24"/>
               </w:rPr>
               <w:t>5</w:t>
             </w:r>
@@ -1443,10 +1509,14 @@
             </w:tcMar>
           </w:tcPr>
           <w:p>
-            <w:r>
-              <w:rPr>
-                <w:sz w:val="24"/>
-                <w:szCs w:val="24"/>
+            <w:pPr>
+              <w:rPr>
+                <w:sz w:val="24"/>
+              </w:rPr>
+            </w:pPr>
+            <w:r>
+              <w:rPr>
+                <w:sz w:val="24"/>
               </w:rPr>
               <w:t>Nguyễn Xuân Thịnh</w:t>
             </w:r>
@@ -1470,12 +1540,16 @@
             </w:tcMar>
           </w:tcPr>
           <w:p>
-            <w:r>
-              <w:rPr>
-                <w:sz w:val="24"/>
-                <w:szCs w:val="24"/>
-              </w:rPr>
-              <w:t>Tạo ThemeContext.jsx: toggle dark/light, lưu vào localStorage</w:t>
+            <w:pPr>
+              <w:rPr>
+                <w:sz w:val="24"/>
+              </w:rPr>
+            </w:pPr>
+            <w:r>
+              <w:rPr>
+                <w:sz w:val="24"/>
+              </w:rPr>
+              <w:t>Tạo ThemeContext.jsx, triển khai chuyển đổi giao diện Dark/Light Mode và lưu trạng thái vào localStorage.</w:t>
             </w:r>
           </w:p>
         </w:tc>
@@ -1497,10 +1571,14 @@
             </w:tcMar>
           </w:tcPr>
           <w:p>
-            <w:r>
-              <w:rPr>
-                <w:sz w:val="24"/>
-                <w:szCs w:val="24"/>
+            <w:pPr>
+              <w:rPr>
+                <w:sz w:val="24"/>
+              </w:rPr>
+            </w:pPr>
+            <w:r>
+              <w:rPr>
+                <w:sz w:val="24"/>
               </w:rPr>
               <w:t>Đạt</w:t>
             </w:r>
@@ -1524,10 +1602,14 @@
             </w:tcMar>
           </w:tcPr>
           <w:p>
-            <w:r>
-              <w:rPr>
-                <w:sz w:val="24"/>
-                <w:szCs w:val="24"/>
+            <w:pPr>
+              <w:rPr>
+                <w:sz w:val="24"/>
+              </w:rPr>
+            </w:pPr>
+            <w:r>
+              <w:rPr>
+                <w:sz w:val="24"/>
               </w:rPr>
               <w:t>100%</w:t>
             </w:r>
@@ -1563,12 +1645,6 @@
         <w:gridCol w:w="4513"/>
       </w:tblGrid>
       <w:tr>
-        <w:tblPrEx>
-          <w:tblCellMar>
-            <w:top w:w="0" w:type="dxa"/>
-            <w:bottom w:w="0" w:type="dxa"/>
-          </w:tblCellMar>
-        </w:tblPrEx>
         <w:tc>
           <w:tcPr>
             <w:tcW w:w="4513" w:type="dxa"/>
@@ -1625,12 +1701,6 @@
         </w:tc>
       </w:tr>
       <w:tr>
-        <w:tblPrEx>
-          <w:tblCellMar>
-            <w:top w:w="0" w:type="dxa"/>
-            <w:bottom w:w="0" w:type="dxa"/>
-          </w:tblCellMar>
-        </w:tblPrEx>
         <w:tc>
           <w:tcPr>
             <w:tcW w:w="4513" w:type="dxa"/>
@@ -1794,12 +1864,6 @@
         <w:gridCol w:w="1400"/>
       </w:tblGrid>
       <w:tr>
-        <w:tblPrEx>
-          <w:tblCellMar>
-            <w:top w:w="0" w:type="dxa"/>
-            <w:bottom w:w="0" w:type="dxa"/>
-          </w:tblCellMar>
-        </w:tblPrEx>
         <w:tc>
           <w:tcPr>
             <w:tcW w:w="400" w:type="dxa"/>
@@ -1934,12 +1998,6 @@
         </w:tc>
       </w:tr>
       <w:tr>
-        <w:tblPrEx>
-          <w:tblCellMar>
-            <w:top w:w="0" w:type="dxa"/>
-            <w:bottom w:w="0" w:type="dxa"/>
-          </w:tblCellMar>
-        </w:tblPrEx>
         <w:tc>
           <w:tcPr>
             <w:tcW w:w="400" w:type="dxa"/>
@@ -2058,12 +2116,6 @@
         </w:tc>
       </w:tr>
       <w:tr>
-        <w:tblPrEx>
-          <w:tblCellMar>
-            <w:top w:w="0" w:type="dxa"/>
-            <w:bottom w:w="0" w:type="dxa"/>
-          </w:tblCellMar>
-        </w:tblPrEx>
         <w:tc>
           <w:tcPr>
             <w:tcW w:w="400" w:type="dxa"/>
@@ -2117,7 +2169,29 @@
                 <w:sz w:val="24"/>
                 <w:szCs w:val="24"/>
               </w:rPr>
-              <w:t>Bọc App trong CartProvider trong main.jsx, refactor Header và BookCard dùng useCart()</w:t>
+              <w:t xml:space="preserve">Bọc App trong CartProvider trong main.jsx, refactor Header và </w:t>
+            </w:r>
+            <w:r>
+              <w:rPr>
+                <w:sz w:val="24"/>
+                <w:szCs w:val="24"/>
+              </w:rPr>
+              <w:t>MovieCard</w:t>
+            </w:r>
+            <w:r>
+              <w:rPr>
+                <w:rFonts w:hint="eastAsia"/>
+                <w:sz w:val="24"/>
+                <w:szCs w:val="24"/>
+              </w:rPr>
+              <w:t xml:space="preserve"> </w:t>
+            </w:r>
+            <w:r>
+              <w:rPr>
+                <w:sz w:val="24"/>
+                <w:szCs w:val="24"/>
+              </w:rPr>
+              <w:t>dùng useCart()</w:t>
             </w:r>
           </w:p>
         </w:tc>
@@ -2182,12 +2256,6 @@
         </w:tc>
       </w:tr>
       <w:tr>
-        <w:tblPrEx>
-          <w:tblCellMar>
-            <w:top w:w="0" w:type="dxa"/>
-            <w:bottom w:w="0" w:type="dxa"/>
-          </w:tblCellMar>
-        </w:tblPrEx>
         <w:tc>
           <w:tcPr>
             <w:tcW w:w="400" w:type="dxa"/>
@@ -2306,12 +2374,6 @@
         </w:tc>
       </w:tr>
       <w:tr>
-        <w:tblPrEx>
-          <w:tblCellMar>
-            <w:top w:w="0" w:type="dxa"/>
-            <w:bottom w:w="0" w:type="dxa"/>
-          </w:tblCellMar>
-        </w:tblPrEx>
         <w:tc>
           <w:tcPr>
             <w:tcW w:w="400" w:type="dxa"/>
@@ -2430,12 +2492,6 @@
         </w:tc>
       </w:tr>
       <w:tr>
-        <w:tblPrEx>
-          <w:tblCellMar>
-            <w:top w:w="0" w:type="dxa"/>
-            <w:bottom w:w="0" w:type="dxa"/>
-          </w:tblCellMar>
-        </w:tblPrEx>
         <w:tc>
           <w:tcPr>
             <w:tcW w:w="400" w:type="dxa"/>
@@ -2554,12 +2610,6 @@
         </w:tc>
       </w:tr>
       <w:tr>
-        <w:tblPrEx>
-          <w:tblCellMar>
-            <w:top w:w="0" w:type="dxa"/>
-            <w:bottom w:w="0" w:type="dxa"/>
-          </w:tblCellMar>
-        </w:tblPrEx>
         <w:tc>
           <w:tcPr>
             <w:tcW w:w="400" w:type="dxa"/>
@@ -2613,7 +2663,15 @@
                 <w:sz w:val="24"/>
                 <w:szCs w:val="24"/>
               </w:rPr>
-              <w:t>Tạo ThemeContext.jsx: toggle dark/light, lưu vào localStorage</w:t>
+              <w:t xml:space="preserve">Tạo ThemeContext.jsx: toggle dark/light, lưu vào </w:t>
+            </w:r>
+            <w:r>
+              <w:rPr>
+                <w:sz w:val="24"/>
+                <w:szCs w:val="24"/>
+              </w:rPr>
+              <w:lastRenderedPageBreak/>
+              <w:t>localStorage</w:t>
             </w:r>
           </w:p>
         </w:tc>
@@ -2645,6 +2703,7 @@
                 <w:sz w:val="24"/>
                 <w:szCs w:val="24"/>
               </w:rPr>
+              <w:lastRenderedPageBreak/>
               <w:t>x</w:t>
             </w:r>
           </w:p>
@@ -2678,21 +2737,6 @@
         </w:tc>
       </w:tr>
     </w:tbl>
-    <w:p>
-      <w:pPr>
-        <w:spacing w:before="60"/>
-      </w:pPr>
-    </w:p>
-    <w:p>
-      <w:pPr>
-        <w:pStyle w:val="Heading2"/>
-      </w:pPr>
-    </w:p>
-    <w:p>
-      <w:pPr>
-        <w:pStyle w:val="Heading2"/>
-      </w:pPr>
-    </w:p>
     <w:p>
       <w:pPr>
         <w:pStyle w:val="Heading2"/>
@@ -2730,11 +2774,18 @@
       </w:r>
       <w:proofErr w:type="gramEnd"/>
       <w:r>
-        <w:t xml:space="preserve">) để các component con (Header, BookCard) có thể đọc/cập nhật giỏ hàng (addToCart, removeFromCart, totalItems) mà không cần truyền props qua nhiều cấp. Tương tự, nhóm tạo ThemeContext.jsx để quản lý chế độ sáng/tối (dark/light) toàn ứng dụng, lưu lựa chọn vào localStorage để giữ nguyên khi tải lại trang. Về useEffect, nhóm dùng nó cho hai mục đích: fetch dữ liệu mock khi component mount lần đầu (dependency array rỗng </w:t>
+        <w:t>) để các component con (</w:t>
+      </w:r>
+      <w:r>
+        <w:t>Header, MovieCard</w:t>
+      </w:r>
+      <w:r>
+        <w:t xml:space="preserve">) có thể đọc/cập nhật giỏ hàng (addToCart, removeFromCart, totalItems) mà không cần truyền props qua nhiều cấp. Tương tự, nhóm tạo ThemeContext.jsx để quản lý chế độ sáng/tối (dark/light) toàn ứng dụng, lưu lựa chọn vào localStorage để giữ nguyên khi tải lại trang. Về useEffect, nhóm dùng nó cho hai mục đích: fetch dữ liệu mock khi component mount lần đầu (dependency array rỗng </w:t>
       </w:r>
       <w:r>
         <w:rPr>
           <w:rStyle w:val="HTMLCode"/>
+          <w:rFonts w:eastAsiaTheme="minorEastAsia"/>
         </w:rPr>
         <w:t>[]</w:t>
       </w:r>
@@ -2770,7 +2821,13 @@
       <w:proofErr w:type="gramEnd"/>
       <w:r>
         <w:br/>
-        <w:t xml:space="preserve">Context API được chọn thay vì truyền props (prop drilling) vì giỏ hàng và theme là trạng thái dùng chung ở nhiều component không liên quan trực tiếp (Header, BookCard, các trang khác), giúp code gọn và dễ bảo trì hơn. </w:t>
+        <w:t xml:space="preserve">Context API được chọn thay vì truyền props (prop drilling) vì giỏ hàng và theme là trạng thái dùng chung ở nhiều component không liên quan trực tiếp (Header, </w:t>
+      </w:r>
+      <w:r>
+        <w:t>MovieCard</w:t>
+      </w:r>
+      <w:r>
+        <w:t xml:space="preserve">, các trang khác), giúp code gọn và dễ bảo trì hơn. </w:t>
       </w:r>
       <w:proofErr w:type="gramStart"/>
       <w:r>
@@ -2837,6 +2894,7 @@
       <w:r>
         <w:rPr>
           <w:rStyle w:val="HTMLCode"/>
+          <w:rFonts w:eastAsiaTheme="minorEastAsia"/>
         </w:rPr>
         <w:t>[]</w:t>
       </w:r>
@@ -2846,6 +2904,7 @@
       <w:r>
         <w:rPr>
           <w:rStyle w:val="HTMLCode"/>
+          <w:rFonts w:eastAsiaTheme="minorEastAsia"/>
         </w:rPr>
         <w:t xml:space="preserve">return () =&gt; </w:t>
       </w:r>
@@ -2853,6 +2912,7 @@
       <w:r>
         <w:rPr>
           <w:rStyle w:val="HTMLCode"/>
+          <w:rFonts w:eastAsiaTheme="minorEastAsia"/>
         </w:rPr>
         <w:t>{ document.title</w:t>
       </w:r>
@@ -2860,6 +2920,7 @@
       <w:r>
         <w:rPr>
           <w:rStyle w:val="HTMLCode"/>
+          <w:rFonts w:eastAsiaTheme="minorEastAsia"/>
         </w:rPr>
         <w:t xml:space="preserve"> = "D-Cinema"; }</w:t>
       </w:r>
@@ -2870,6 +2931,7 @@
       <w:r>
         <w:rPr>
           <w:rStyle w:val="HTMLCode"/>
+          <w:rFonts w:eastAsiaTheme="minorEastAsia"/>
         </w:rPr>
         <w:t>focus(</w:t>
       </w:r>
@@ -2877,6 +2939,7 @@
       <w:r>
         <w:rPr>
           <w:rStyle w:val="HTMLCode"/>
+          <w:rFonts w:eastAsiaTheme="minorEastAsia"/>
         </w:rPr>
         <w:t>)</w:t>
       </w:r>
@@ -2917,7 +2980,60 @@
           <w:sz w:val="24"/>
           <w:szCs w:val="24"/>
         </w:rPr>
-        <w:t xml:space="preserve">Hoàn thiện CartContext quản lý giỏ hàng toàn ứng dụng: các hàm addToCart, removeFromCart và giá trị totalItems hoạt động đồng bộ trên mọi component (Header hiển thị đúng số lượng, BookCard thêm/xóa sản phẩm chính xác). (File: src/context/CartContext.jsx — Commit: [link commit]) </w:t>
+        <w:t xml:space="preserve">Hoàn thiện CartContext quản lý giỏ hàng toàn ứng dụng: các hàm addToCart, removeFromCart và giá trị totalItems hoạt động đồng bộ trên mọi component (Header hiển thị đúng số lượng, </w:t>
+      </w:r>
+      <w:r>
+        <w:rPr>
+          <w:rFonts w:hint="eastAsia"/>
+          <w:sz w:val="24"/>
+          <w:szCs w:val="24"/>
+        </w:rPr>
+        <w:t>MovieCard</w:t>
+      </w:r>
+      <w:r>
+        <w:rPr>
+          <w:sz w:val="24"/>
+          <w:szCs w:val="24"/>
+        </w:rPr>
+        <w:t xml:space="preserve"> thêm/xóa </w:t>
+      </w:r>
+      <w:r>
+        <w:rPr>
+          <w:rFonts w:hint="eastAsia"/>
+          <w:sz w:val="24"/>
+          <w:szCs w:val="24"/>
+        </w:rPr>
+        <w:t>vé</w:t>
+      </w:r>
+      <w:r>
+        <w:rPr>
+          <w:sz w:val="24"/>
+          <w:szCs w:val="24"/>
+        </w:rPr>
+        <w:t xml:space="preserve"> chính xác). </w:t>
+      </w:r>
+      <w:bookmarkStart w:id="0" w:name="_GoBack"/>
+      <w:r>
+        <w:rPr>
+          <w:sz w:val="24"/>
+          <w:szCs w:val="24"/>
+        </w:rPr>
+        <w:t>(File:</w:t>
+      </w:r>
+      <w:r>
+        <w:rPr>
+          <w:sz w:val="24"/>
+          <w:szCs w:val="24"/>
+        </w:rPr>
+        <w:t>src/context/CartContext.jsx)</w:t>
+      </w:r>
+      <w:bookmarkEnd w:id="0"/>
+      <w:r>
+        <w:rPr>
+          <w:sz w:val="24"/>
+          <w:szCs w:val="24"/>
+        </w:rPr>
+        <w:t xml:space="preserve"> </w:t>
       </w:r>
     </w:p>
     <w:p>
@@ -2937,7 +3053,22 @@
           <w:sz w:val="24"/>
           <w:szCs w:val="24"/>
         </w:rPr>
-        <w:t xml:space="preserve">Hoàn thiện ThemeContext chuyển đổi giao diện sáng/tối: người dùng bấm nút toggle, giao diện đổi theme ngay lập tức và lựa chọn được lưu vào localStorage, giữ nguyên trạng thái sau khi tải lại trang. (File: src/context/ThemeContext.jsx — Commit: [link commit]) </w:t>
+        <w:t>Hoàn thiện ThemeContext chuyển đổi giao diện sáng/tối: người dùng bấm nút toggle, giao diện đổi theme ngay lập tức và lựa chọn được lưu vào localStorage, giữ nguyên trạng thái sau khi tải lại trang. (File: src/con</w:t>
+      </w:r>
+      <w:r>
+        <w:rPr>
+          <w:sz w:val="24"/>
+          <w:szCs w:val="24"/>
+        </w:rPr>
+        <w:t>text/ThemeContext.jsx</w:t>
+      </w:r>
+      <w:r>
+        <w:rPr>
+          <w:rFonts w:hint="eastAsia"/>
+          <w:sz w:val="24"/>
+          <w:szCs w:val="24"/>
+        </w:rPr>
+        <w:t>)</w:t>
       </w:r>
     </w:p>
     <w:p>
@@ -2974,15 +3105,49 @@
           <w:sz w:val="24"/>
           <w:szCs w:val="24"/>
         </w:rPr>
-        <w:t xml:space="preserve"> best practice: document.title tự động đổi theo số lượng sản phẩm trong giỏ và được reset khi rời trang; ô tìm kiếm tự động focus ngay sau khi dữ liệu tải xong mà không gây re-render thừa. (File: src/pages/BookListPage.jsx — Commit: [link commit])</w:t>
+        <w:t xml:space="preserve"> best practice: </w:t>
+      </w:r>
+      <w:r>
+        <w:rPr>
+          <w:sz w:val="24"/>
+          <w:szCs w:val="24"/>
+        </w:rPr>
+        <w:t>document.title tự động đổi theo số lượng vé trong giỏ hàng</w:t>
+      </w:r>
+      <w:r>
+        <w:rPr>
+          <w:sz w:val="24"/>
+          <w:szCs w:val="24"/>
+        </w:rPr>
+        <w:t xml:space="preserve"> và được reset khi rời trang; ô tìm kiếm tự động focus ngay sau khi dữ liệu tải xong mà không gây re-render thừ</w:t>
+      </w:r>
+      <w:r>
+        <w:rPr>
+          <w:sz w:val="24"/>
+          <w:szCs w:val="24"/>
+        </w:rPr>
+        <w:t xml:space="preserve">a. </w:t>
+      </w:r>
+      <w:r>
+        <w:rPr>
+          <w:sz w:val="24"/>
+          <w:szCs w:val="24"/>
+        </w:rPr>
+        <w:t>(File: src/pages/MovieListPage.jsx)</w:t>
       </w:r>
     </w:p>
     <w:p>
       <w:pPr>
         <w:pStyle w:val="Heading2"/>
+        <w:tabs>
+          <w:tab w:val="left" w:pos="7475"/>
+        </w:tabs>
       </w:pPr>
       <w:r>
         <w:t>4.2. Screenshot / Demo kết quả</w:t>
+      </w:r>
+      <w:r>
+        <w:tab/>
       </w:r>
     </w:p>
     <w:p>
@@ -2990,6 +3155,9 @@
         <w:spacing w:before="60"/>
       </w:pPr>
       <w:r>
+        <w:rPr>
+          <w:noProof/>
+        </w:rPr>
         <w:drawing>
           <wp:inline distT="0" distB="0" distL="0" distR="0" wp14:anchorId="2354D0E6" wp14:editId="5F5F814A">
             <wp:extent cx="5940425" cy="3343393"/>
@@ -3033,15 +3201,16 @@
         <w:jc w:val="center"/>
       </w:pPr>
       <w:r>
-        <w:t xml:space="preserve">Hình 1: </w:t>
-      </w:r>
-      <w:proofErr w:type="gramStart"/>
-      <w:r>
-        <w:t>“ màn</w:t>
-      </w:r>
-      <w:proofErr w:type="gramEnd"/>
-      <w:r>
-        <w:t xml:space="preserve"> hình đặt ghế “</w:t>
+        <w:t>Hình 1: “</w:t>
+      </w:r>
+      <w:r>
+        <w:t>Màn hình đặt ghế (Seat Selection)</w:t>
+      </w:r>
+      <w:r>
+        <w:t xml:space="preserve"> </w:t>
+      </w:r>
+      <w:r>
+        <w:t>“</w:t>
       </w:r>
     </w:p>
     <w:p>
@@ -3050,6 +3219,9 @@
         <w:jc w:val="center"/>
       </w:pPr>
       <w:r>
+        <w:rPr>
+          <w:noProof/>
+        </w:rPr>
         <w:drawing>
           <wp:inline distT="0" distB="0" distL="0" distR="0" wp14:anchorId="49BC42AC" wp14:editId="13A37114">
             <wp:extent cx="5940425" cy="3978688"/>
@@ -3093,6 +3265,9 @@
         <w:jc w:val="center"/>
       </w:pPr>
       <w:r>
+        <w:rPr>
+          <w:noProof/>
+        </w:rPr>
         <w:lastRenderedPageBreak/>
         <w:drawing>
           <wp:inline distT="0" distB="0" distL="0" distR="0" wp14:anchorId="70401B84" wp14:editId="6BED4DEF">
@@ -3130,8 +3305,6 @@
           </wp:inline>
         </w:drawing>
       </w:r>
-      <w:bookmarkStart w:id="0" w:name="_GoBack"/>
-      <w:bookmarkEnd w:id="0"/>
     </w:p>
     <w:p>
       <w:pPr>
@@ -3205,12 +3378,6 @@
         <w:gridCol w:w="1575"/>
       </w:tblGrid>
       <w:tr>
-        <w:tblPrEx>
-          <w:tblCellMar>
-            <w:top w:w="0" w:type="dxa"/>
-            <w:bottom w:w="0" w:type="dxa"/>
-          </w:tblCellMar>
-        </w:tblPrEx>
         <w:tc>
           <w:tcPr>
             <w:tcW w:w="387" w:type="dxa"/>
@@ -3378,12 +3545,6 @@
         </w:tc>
       </w:tr>
       <w:tr>
-        <w:tblPrEx>
-          <w:tblCellMar>
-            <w:top w:w="0" w:type="dxa"/>
-            <w:bottom w:w="0" w:type="dxa"/>
-          </w:tblCellMar>
-        </w:tblPrEx>
         <w:tc>
           <w:tcPr>
             <w:tcW w:w="387" w:type="dxa"/>
@@ -3562,18 +3723,20 @@
                 <w:sz w:val="24"/>
                 <w:szCs w:val="24"/>
               </w:rPr>
-              <w:t>Đã test thêm/xóa sản phẩm trên nhiều trang, totalItems cập nhật đúng</w:t>
+              <w:t>Đã test thêm/xóa vé trên nhiều trang.</w:t>
+            </w:r>
+            <w:r>
+              <w:rPr>
+                <w:rFonts w:ascii="Arial" w:hAnsi="Arial" w:cs="Arial"/>
+                <w:sz w:val="24"/>
+                <w:szCs w:val="24"/>
+              </w:rPr>
+              <w:t>, totalItems cập nhật đúng</w:t>
             </w:r>
           </w:p>
         </w:tc>
       </w:tr>
       <w:tr>
-        <w:tblPrEx>
-          <w:tblCellMar>
-            <w:top w:w="0" w:type="dxa"/>
-            <w:bottom w:w="0" w:type="dxa"/>
-          </w:tblCellMar>
-        </w:tblPrEx>
         <w:tc>
           <w:tcPr>
             <w:tcW w:w="387" w:type="dxa"/>
@@ -3753,7 +3916,7 @@
                 <w:sz w:val="24"/>
                 <w:szCs w:val="24"/>
               </w:rPr>
-              <w:t xml:space="preserve">Đã test toggle và reload trang, </w:t>
+              <w:t xml:space="preserve">Đã test toggle và reload trang, theme được </w:t>
             </w:r>
             <w:r>
               <w:rPr>
@@ -3762,18 +3925,12 @@
                 <w:szCs w:val="24"/>
               </w:rPr>
               <w:lastRenderedPageBreak/>
-              <w:t>theme được giữ nguyên nhờ localStorage</w:t>
+              <w:t>giữ nguyên nhờ localStorage</w:t>
             </w:r>
           </w:p>
         </w:tc>
       </w:tr>
       <w:tr>
-        <w:tblPrEx>
-          <w:tblCellMar>
-            <w:top w:w="0" w:type="dxa"/>
-            <w:bottom w:w="0" w:type="dxa"/>
-          </w:tblCellMar>
-        </w:tblPrEx>
         <w:tc>
           <w:tcPr>
             <w:tcW w:w="387" w:type="dxa"/>
@@ -3906,18 +4063,35 @@
           <w:p>
             <w:pPr>
               <w:rPr>
-                <w:rFonts w:ascii="Arial" w:hAnsi="Arial" w:cs="Arial"/>
-                <w:sz w:val="24"/>
-                <w:szCs w:val="24"/>
-              </w:rPr>
-            </w:pPr>
-            <w:r>
-              <w:rPr>
-                <w:rFonts w:ascii="Arial" w:hAnsi="Arial" w:cs="Arial"/>
-                <w:sz w:val="24"/>
-                <w:szCs w:val="24"/>
-              </w:rPr>
-              <w:t>src/pages/BookListPage.jsx — kiểm tra return () =&gt; {...} trong useEffect</w:t>
+                <w:rFonts w:ascii="Arial" w:hAnsi="Arial" w:cs="Arial" w:hint="eastAsia"/>
+                <w:sz w:val="24"/>
+                <w:szCs w:val="24"/>
+              </w:rPr>
+            </w:pPr>
+            <w:r>
+              <w:rPr>
+                <w:rFonts w:ascii="Arial" w:hAnsi="Arial" w:cs="Arial"/>
+                <w:sz w:val="24"/>
+                <w:szCs w:val="24"/>
+              </w:rPr>
+              <w:t>src/pages/MovieListPage.jsx</w:t>
+            </w:r>
+          </w:p>
+          <w:p>
+            <w:pPr>
+              <w:rPr>
+                <w:rFonts w:ascii="Arial" w:hAnsi="Arial" w:cs="Arial"/>
+                <w:sz w:val="24"/>
+                <w:szCs w:val="24"/>
+              </w:rPr>
+            </w:pPr>
+            <w:r>
+              <w:rPr>
+                <w:rFonts w:ascii="Arial" w:hAnsi="Arial" w:cs="Arial"/>
+                <w:sz w:val="24"/>
+                <w:szCs w:val="24"/>
+              </w:rPr>
+              <w:t>— kiểm tra return () =&gt; {...} trong useEffect</w:t>
             </w:r>
           </w:p>
         </w:tc>
@@ -3959,12 +4133,6 @@
         </w:tc>
       </w:tr>
       <w:tr>
-        <w:tblPrEx>
-          <w:tblCellMar>
-            <w:top w:w="0" w:type="dxa"/>
-            <w:bottom w:w="0" w:type="dxa"/>
-          </w:tblCellMar>
-        </w:tblPrEx>
         <w:tc>
           <w:tcPr>
             <w:tcW w:w="387" w:type="dxa"/>
@@ -4096,18 +4264,43 @@
           <w:p>
             <w:pPr>
               <w:rPr>
-                <w:rFonts w:ascii="Arial" w:hAnsi="Arial" w:cs="Arial"/>
-                <w:sz w:val="24"/>
-                <w:szCs w:val="24"/>
-              </w:rPr>
-            </w:pPr>
-            <w:r>
-              <w:rPr>
-                <w:rFonts w:ascii="Arial" w:hAnsi="Arial" w:cs="Arial"/>
-                <w:sz w:val="24"/>
-                <w:szCs w:val="24"/>
-              </w:rPr>
-              <w:t>src/pages/BookListPage.jsx — searchInputRef.current.focus()</w:t>
+                <w:rFonts w:ascii="Arial" w:hAnsi="Arial" w:cs="Arial" w:hint="eastAsia"/>
+                <w:sz w:val="24"/>
+                <w:szCs w:val="24"/>
+              </w:rPr>
+            </w:pPr>
+            <w:r>
+              <w:rPr>
+                <w:rFonts w:ascii="Arial" w:hAnsi="Arial" w:cs="Arial"/>
+                <w:sz w:val="24"/>
+                <w:szCs w:val="24"/>
+              </w:rPr>
+              <w:t>src/pages/MovieListPage.jsx</w:t>
+            </w:r>
+          </w:p>
+          <w:p>
+            <w:pPr>
+              <w:rPr>
+                <w:rFonts w:ascii="Arial" w:hAnsi="Arial" w:cs="Arial"/>
+                <w:sz w:val="24"/>
+                <w:szCs w:val="24"/>
+              </w:rPr>
+            </w:pPr>
+            <w:r>
+              <w:rPr>
+                <w:rFonts w:ascii="Arial" w:hAnsi="Arial" w:cs="Arial"/>
+                <w:sz w:val="24"/>
+                <w:szCs w:val="24"/>
+              </w:rPr>
+              <w:t>—</w:t>
+            </w:r>
+            <w:r>
+              <w:rPr>
+                <w:rFonts w:ascii="Arial" w:hAnsi="Arial" w:cs="Arial"/>
+                <w:sz w:val="24"/>
+                <w:szCs w:val="24"/>
+              </w:rPr>
+              <w:t>searchInputRef.current.focus()</w:t>
             </w:r>
           </w:p>
         </w:tc>
@@ -4149,12 +4342,6 @@
         </w:tc>
       </w:tr>
       <w:tr>
-        <w:tblPrEx>
-          <w:tblCellMar>
-            <w:top w:w="0" w:type="dxa"/>
-            <w:bottom w:w="0" w:type="dxa"/>
-          </w:tblCellMar>
-        </w:tblPrEx>
         <w:tc>
           <w:tcPr>
             <w:tcW w:w="387" w:type="dxa"/>
@@ -4339,12 +4526,6 @@
         </w:tc>
       </w:tr>
       <w:tr>
-        <w:tblPrEx>
-          <w:tblCellMar>
-            <w:top w:w="0" w:type="dxa"/>
-            <w:bottom w:w="0" w:type="dxa"/>
-          </w:tblCellMar>
-        </w:tblPrEx>
         <w:tc>
           <w:tcPr>
             <w:tcW w:w="387" w:type="dxa"/>
@@ -4524,10 +4705,7 @@
         <w:pStyle w:val="Heading1"/>
       </w:pPr>
       <w:r>
-        <w:t>VI. HẠN CHẾ &amp;</w:t>
-      </w:r>
-      <w:r>
-        <w:t xml:space="preserve"> LỖI GẶP PHẢI</w:t>
+        <w:t>VI. HẠN CHẾ &amp; LỖI GẶP PHẢI</w:t>
       </w:r>
     </w:p>
     <w:p>
@@ -4592,12 +4770,6 @@
         <w:gridCol w:w="2000"/>
       </w:tblGrid>
       <w:tr>
-        <w:tblPrEx>
-          <w:tblCellMar>
-            <w:top w:w="0" w:type="dxa"/>
-            <w:bottom w:w="0" w:type="dxa"/>
-          </w:tblCellMar>
-        </w:tblPrEx>
         <w:tc>
           <w:tcPr>
             <w:tcW w:w="400" w:type="dxa"/>
@@ -4765,12 +4937,6 @@
         </w:tc>
       </w:tr>
       <w:tr>
-        <w:tblPrEx>
-          <w:tblCellMar>
-            <w:top w:w="0" w:type="dxa"/>
-            <w:bottom w:w="0" w:type="dxa"/>
-          </w:tblCellMar>
-        </w:tblPrEx>
         <w:tc>
           <w:tcPr>
             <w:tcW w:w="400" w:type="dxa"/>
@@ -4954,12 +5120,6 @@
         </w:tc>
       </w:tr>
       <w:tr>
-        <w:tblPrEx>
-          <w:tblCellMar>
-            <w:top w:w="0" w:type="dxa"/>
-            <w:bottom w:w="0" w:type="dxa"/>
-          </w:tblCellMar>
-        </w:tblPrEx>
         <w:tc>
           <w:tcPr>
             <w:tcW w:w="400" w:type="dxa"/>
@@ -5029,7 +5189,7 @@
                 <w:sz w:val="24"/>
                 <w:szCs w:val="24"/>
               </w:rPr>
-              <w:t xml:space="preserve">Dữ liệu mock bị gọi </w:t>
+              <w:t xml:space="preserve">Dữ liệu mock bị fetch nhiều lần ngoài ý </w:t>
             </w:r>
             <w:r>
               <w:rPr>
@@ -5038,7 +5198,23 @@
                 <w:szCs w:val="24"/>
               </w:rPr>
               <w:lastRenderedPageBreak/>
-              <w:t>lại API liên tục, console log lặp vô hạn</w:t>
+              <w:t>muố</w:t>
+            </w:r>
+            <w:r>
+              <w:rPr>
+                <w:rFonts w:ascii="Arial" w:hAnsi="Arial" w:cs="Arial"/>
+                <w:sz w:val="24"/>
+                <w:szCs w:val="24"/>
+              </w:rPr>
+              <w:t>n</w:t>
+            </w:r>
+            <w:r>
+              <w:rPr>
+                <w:rFonts w:ascii="Arial" w:hAnsi="Arial" w:cs="Arial"/>
+                <w:sz w:val="24"/>
+                <w:szCs w:val="24"/>
+              </w:rPr>
+              <w:t>, console log lặp vô hạn</w:t>
             </w:r>
           </w:p>
         </w:tc>
@@ -5075,7 +5251,7 @@
                 <w:szCs w:val="24"/>
               </w:rPr>
               <w:lastRenderedPageBreak/>
-              <w:t xml:space="preserve">Quên truyền </w:t>
+              <w:t xml:space="preserve">Quên truyền dependency </w:t>
             </w:r>
             <w:r>
               <w:rPr>
@@ -5084,7 +5260,7 @@
                 <w:szCs w:val="24"/>
               </w:rPr>
               <w:lastRenderedPageBreak/>
-              <w:t>dependency array [] cho useEffect, khiến effect chạy lại sau mỗi lần re-render</w:t>
+              <w:t>array [] cho useEffect, khiến effect chạy lại sau mỗi lần re-render</w:t>
             </w:r>
           </w:p>
         </w:tc>
@@ -5121,7 +5297,7 @@
                 <w:szCs w:val="24"/>
               </w:rPr>
               <w:lastRenderedPageBreak/>
-              <w:t xml:space="preserve">Bổ sung </w:t>
+              <w:t xml:space="preserve">Bổ sung dependency </w:t>
             </w:r>
             <w:r>
               <w:rPr>
@@ -5130,7 +5306,7 @@
                 <w:szCs w:val="24"/>
               </w:rPr>
               <w:lastRenderedPageBreak/>
-              <w:t>dependency array rỗng [] để useEffect chỉ chạy đúng 1 lần khi component mount</w:t>
+              <w:t>array rỗng [] để useEffect chỉ chạy đúng 1 lần khi component mount</w:t>
             </w:r>
           </w:p>
         </w:tc>
@@ -5173,12 +5349,6 @@
         </w:tc>
       </w:tr>
       <w:tr>
-        <w:tblPrEx>
-          <w:tblCellMar>
-            <w:top w:w="0" w:type="dxa"/>
-            <w:bottom w:w="0" w:type="dxa"/>
-          </w:tblCellMar>
-        </w:tblPrEx>
         <w:tc>
           <w:tcPr>
             <w:tcW w:w="400" w:type="dxa"/>
@@ -5363,12 +5533,6 @@
         </w:tc>
       </w:tr>
       <w:tr>
-        <w:tblPrEx>
-          <w:tblCellMar>
-            <w:top w:w="0" w:type="dxa"/>
-            <w:bottom w:w="0" w:type="dxa"/>
-          </w:tblCellMar>
-        </w:tblPrEx>
         <w:tc>
           <w:tcPr>
             <w:tcW w:w="400" w:type="dxa"/>
@@ -5552,12 +5716,6 @@
         </w:tc>
       </w:tr>
       <w:tr>
-        <w:tblPrEx>
-          <w:tblCellMar>
-            <w:top w:w="0" w:type="dxa"/>
-            <w:bottom w:w="0" w:type="dxa"/>
-          </w:tblCellMar>
-        </w:tblPrEx>
         <w:tc>
           <w:tcPr>
             <w:tcW w:w="400" w:type="dxa"/>
@@ -5809,7 +5967,7 @@
           <w:sz w:val="24"/>
           <w:szCs w:val="24"/>
         </w:rPr>
-        <w:t xml:space="preserve"> chưa có hiệu ứng loading/skeleton khi dữ liệu đang fetch; nút toggle theme chưa có icon chuyển động mượt giữa hai trạng thái sáng/tối. </w:t>
+        <w:t xml:space="preserve"> chưa có hiệu ứng loading/skeleton khi dữ liệu đang fetch; nút toggle theme chưa có icon chuyển động </w:t>
       </w:r>
     </w:p>
     <w:p>
@@ -5950,7 +6108,6 @@
     </w:r>
     <w:r>
       <w:rPr>
-        <w:noProof/>
         <w:color w:val="7F8C8D"/>
         <w:sz w:val="20"/>
         <w:szCs w:val="20"/>
@@ -5999,7 +6156,6 @@
     </w:r>
     <w:r>
       <w:rPr>
-        <w:noProof/>
         <w:color w:val="7F8C8D"/>
         <w:sz w:val="20"/>
         <w:szCs w:val="20"/>
@@ -6629,7 +6785,7 @@
   <w:docDefaults>
     <w:rPrDefault>
       <w:rPr>
-        <w:rFonts w:ascii="Times New Roman" w:eastAsia="Times New Roman" w:hAnsi="Times New Roman" w:cs="Times New Roman"/>
+        <w:rFonts w:ascii="Times New Roman" w:eastAsiaTheme="minorEastAsia" w:hAnsi="Times New Roman" w:cs="Times New Roman"/>
         <w:sz w:val="26"/>
         <w:szCs w:val="26"/>
         <w:lang w:val="en-US" w:eastAsia="ja-JP" w:bidi="ar-SA"/>
@@ -7041,7 +7197,7 @@
   <w:docDefaults>
     <w:rPrDefault>
       <w:rPr>
-        <w:rFonts w:ascii="Times New Roman" w:eastAsia="Times New Roman" w:hAnsi="Times New Roman" w:cs="Times New Roman"/>
+        <w:rFonts w:ascii="Times New Roman" w:eastAsiaTheme="minorEastAsia" w:hAnsi="Times New Roman" w:cs="Times New Roman"/>
         <w:sz w:val="26"/>
         <w:szCs w:val="26"/>
         <w:lang w:val="en-US" w:eastAsia="ja-JP" w:bidi="ar-SA"/>

--- a/Week07/Week07_BaoCaoNhom.docx
+++ b/Week07/Week07_BaoCaoNhom.docx
@@ -85,7 +85,7 @@
         <w:rPr>
           <w:i/>
           <w:iCs/>
-          <w:sz w:val="24"/>
+          <w:sz w:val="22"/>
           <w:szCs w:val="24"/>
         </w:rPr>
       </w:pPr>
@@ -100,48 +100,16 @@
       </w:r>
       <w:r>
         <w:rPr>
-          <w:rFonts w:hint="eastAsia"/>
           <w:i/>
-          <w:iCs/>
           <w:sz w:val="24"/>
-          <w:szCs w:val="24"/>
         </w:rPr>
-        <w:t>Online Movie Ticket Selli</w:t>
-      </w:r>
-      <w:r>
-        <w:rPr>
-          <w:rFonts w:hint="eastAsia"/>
-          <w:i/>
-          <w:iCs/>
-          <w:sz w:val="24"/>
-          <w:szCs w:val="24"/>
-        </w:rPr>
-        <w:t>ng System</w:t>
+        <w:t>TicketNow – Event Ticketing Platform</w:t>
       </w:r>
       <w:r>
         <w:rPr>
           <w:i/>
           <w:iCs/>
-          <w:sz w:val="24"/>
-          <w:szCs w:val="24"/>
-        </w:rPr>
-        <w:t xml:space="preserve">— </w:t>
-      </w:r>
-      <w:r>
-        <w:rPr>
-          <w:rFonts w:hint="eastAsia"/>
-          <w:i/>
-          <w:iCs/>
-          <w:sz w:val="24"/>
-          <w:szCs w:val="24"/>
-        </w:rPr>
-        <w:t>Hệ thống bán vé xem phim trực tuyến</w:t>
-      </w:r>
-      <w:r>
-        <w:rPr>
-          <w:i/>
-          <w:iCs/>
-          <w:sz w:val="24"/>
+          <w:sz w:val="22"/>
           <w:szCs w:val="24"/>
         </w:rPr>
         <w:t xml:space="preserve"> </w:t>
@@ -335,11 +303,6 @@
             </w:tcMar>
           </w:tcPr>
           <w:p>
-            <w:pPr>
-              <w:rPr>
-                <w:rFonts w:hint="eastAsia"/>
-              </w:rPr>
-            </w:pPr>
             <w:r>
               <w:rPr>
                 <w:rFonts w:hint="eastAsia"/>
@@ -878,21 +841,7 @@
               <w:rPr>
                 <w:sz w:val="24"/>
               </w:rPr>
-              <w:t xml:space="preserve">Tạo CartContext.jsx gồm createContext, CartProvider và custom hook </w:t>
-            </w:r>
-            <w:proofErr w:type="gramStart"/>
-            <w:r>
-              <w:rPr>
-                <w:sz w:val="24"/>
-              </w:rPr>
-              <w:t>useCart(</w:t>
-            </w:r>
-            <w:proofErr w:type="gramEnd"/>
-            <w:r>
-              <w:rPr>
-                <w:sz w:val="24"/>
-              </w:rPr>
-              <w:t>). Áp dụng useRef để tự động focus ô tìm kiếm sau khi dữ liệu tải xong.</w:t>
+              <w:t>Sử dụng useEffect để tải dữ liệu sự kiện khi component được khởi tạo.</w:t>
             </w:r>
           </w:p>
         </w:tc>
@@ -1049,27 +998,7 @@
               <w:rPr>
                 <w:sz w:val="24"/>
               </w:rPr>
-              <w:t xml:space="preserve">Bọc ứng dụng trong CartProvider tại main.jsx, refactor </w:t>
-            </w:r>
-            <w:r>
-              <w:rPr>
-                <w:sz w:val="24"/>
-              </w:rPr>
-              <w:t xml:space="preserve">Header và MovieCard sử dụng </w:t>
-            </w:r>
-            <w:proofErr w:type="gramStart"/>
-            <w:r>
-              <w:rPr>
-                <w:sz w:val="24"/>
-              </w:rPr>
-              <w:t>useCart(</w:t>
-            </w:r>
-            <w:proofErr w:type="gramEnd"/>
-            <w:r>
-              <w:rPr>
-                <w:sz w:val="24"/>
-              </w:rPr>
-              <w:t>).</w:t>
+              <w:t>Quản lý trạng thái dữ liệu bằng useState kết hợp useEffect.</w:t>
             </w:r>
           </w:p>
         </w:tc>
@@ -1226,14 +1155,171 @@
               <w:rPr>
                 <w:sz w:val="24"/>
               </w:rPr>
-              <w:t xml:space="preserve">Sử dụng useEffect để </w:t>
+              <w:t>Hiển thị danh sách sự kiện sau khi dữ liệu được tải.</w:t>
+            </w:r>
+          </w:p>
+        </w:tc>
+        <w:tc>
+          <w:tcPr>
+            <w:tcW w:w="2035" w:type="dxa"/>
+            <w:tcBorders>
+              <w:top w:val="single" w:sz="1" w:space="0" w:color="AAB7C4"/>
+              <w:left w:val="single" w:sz="1" w:space="0" w:color="AAB7C4"/>
+              <w:bottom w:val="single" w:sz="1" w:space="0" w:color="AAB7C4"/>
+              <w:right w:val="single" w:sz="1" w:space="0" w:color="AAB7C4"/>
+            </w:tcBorders>
+            <w:shd w:val="clear" w:color="auto" w:fill="F8F9FA"/>
+            <w:tcMar>
+              <w:top w:w="80" w:type="dxa"/>
+              <w:left w:w="120" w:type="dxa"/>
+              <w:bottom w:w="80" w:type="dxa"/>
+              <w:right w:w="120" w:type="dxa"/>
+            </w:tcMar>
+          </w:tcPr>
+          <w:p>
+            <w:pPr>
+              <w:rPr>
+                <w:sz w:val="24"/>
+              </w:rPr>
+            </w:pPr>
+            <w:r>
+              <w:rPr>
+                <w:sz w:val="24"/>
+              </w:rPr>
+              <w:t>Đạt</w:t>
+            </w:r>
+          </w:p>
+        </w:tc>
+        <w:tc>
+          <w:tcPr>
+            <w:tcW w:w="1474" w:type="dxa"/>
+            <w:tcBorders>
+              <w:top w:val="single" w:sz="1" w:space="0" w:color="AAB7C4"/>
+              <w:left w:val="single" w:sz="1" w:space="0" w:color="AAB7C4"/>
+              <w:bottom w:val="single" w:sz="1" w:space="0" w:color="AAB7C4"/>
+              <w:right w:val="single" w:sz="1" w:space="0" w:color="AAB7C4"/>
+            </w:tcBorders>
+            <w:shd w:val="clear" w:color="auto" w:fill="F8F9FA"/>
+            <w:tcMar>
+              <w:top w:w="80" w:type="dxa"/>
+              <w:left w:w="120" w:type="dxa"/>
+              <w:bottom w:w="80" w:type="dxa"/>
+              <w:right w:w="120" w:type="dxa"/>
+            </w:tcMar>
+          </w:tcPr>
+          <w:p>
+            <w:pPr>
+              <w:rPr>
+                <w:sz w:val="24"/>
+              </w:rPr>
+            </w:pPr>
+            <w:r>
+              <w:rPr>
+                <w:sz w:val="24"/>
+              </w:rPr>
+              <w:t>100%</w:t>
+            </w:r>
+          </w:p>
+        </w:tc>
+      </w:tr>
+      <w:tr>
+        <w:tc>
+          <w:tcPr>
+            <w:tcW w:w="694" w:type="dxa"/>
+            <w:tcBorders>
+              <w:top w:val="single" w:sz="1" w:space="0" w:color="AAB7C4"/>
+              <w:left w:val="single" w:sz="1" w:space="0" w:color="AAB7C4"/>
+              <w:bottom w:val="single" w:sz="1" w:space="0" w:color="AAB7C4"/>
+              <w:right w:val="single" w:sz="1" w:space="0" w:color="AAB7C4"/>
+            </w:tcBorders>
+            <w:shd w:val="clear" w:color="auto" w:fill="FFFFFF"/>
+            <w:tcMar>
+              <w:top w:w="80" w:type="dxa"/>
+              <w:left w:w="120" w:type="dxa"/>
+              <w:bottom w:w="80" w:type="dxa"/>
+              <w:right w:w="120" w:type="dxa"/>
+            </w:tcMar>
+          </w:tcPr>
+          <w:p>
+            <w:pPr>
+              <w:rPr>
+                <w:sz w:val="24"/>
+              </w:rPr>
+            </w:pPr>
+            <w:r>
+              <w:rPr>
+                <w:sz w:val="24"/>
+              </w:rPr>
+              <w:t>4</w:t>
+            </w:r>
+          </w:p>
+        </w:tc>
+        <w:tc>
+          <w:tcPr>
+            <w:tcW w:w="2141" w:type="dxa"/>
+            <w:tcBorders>
+              <w:top w:val="single" w:sz="1" w:space="0" w:color="AAB7C4"/>
+              <w:left w:val="single" w:sz="1" w:space="0" w:color="AAB7C4"/>
+              <w:bottom w:val="single" w:sz="1" w:space="0" w:color="AAB7C4"/>
+              <w:right w:val="single" w:sz="1" w:space="0" w:color="AAB7C4"/>
+            </w:tcBorders>
+            <w:shd w:val="clear" w:color="auto" w:fill="FFFFFF"/>
+            <w:tcMar>
+              <w:top w:w="80" w:type="dxa"/>
+              <w:left w:w="120" w:type="dxa"/>
+              <w:bottom w:w="80" w:type="dxa"/>
+              <w:right w:w="120" w:type="dxa"/>
+            </w:tcMar>
+          </w:tcPr>
+          <w:p>
+            <w:pPr>
+              <w:rPr>
+                <w:sz w:val="24"/>
+              </w:rPr>
+            </w:pPr>
+            <w:r>
+              <w:rPr>
+                <w:sz w:val="24"/>
+              </w:rPr>
+              <w:t>Huỳnh Thị Thúy Kiều</w:t>
+            </w:r>
+          </w:p>
+        </w:tc>
+        <w:tc>
+          <w:tcPr>
+            <w:tcW w:w="2682" w:type="dxa"/>
+            <w:tcBorders>
+              <w:top w:val="single" w:sz="1" w:space="0" w:color="AAB7C4"/>
+              <w:left w:val="single" w:sz="1" w:space="0" w:color="AAB7C4"/>
+              <w:bottom w:val="single" w:sz="1" w:space="0" w:color="AAB7C4"/>
+              <w:right w:val="single" w:sz="1" w:space="0" w:color="AAB7C4"/>
+            </w:tcBorders>
+            <w:shd w:val="clear" w:color="auto" w:fill="FFFFFF"/>
+            <w:tcMar>
+              <w:top w:w="80" w:type="dxa"/>
+              <w:left w:w="120" w:type="dxa"/>
+              <w:bottom w:w="80" w:type="dxa"/>
+              <w:right w:w="120" w:type="dxa"/>
+            </w:tcMar>
+          </w:tcPr>
+          <w:p>
+            <w:pPr>
+              <w:rPr>
+                <w:sz w:val="24"/>
+              </w:rPr>
+            </w:pPr>
+            <w:r>
+              <w:rPr>
+                <w:sz w:val="24"/>
+              </w:rPr>
+              <w:t xml:space="preserve">Xử lý trạng thái Loading và cập nhật giao diện khi </w:t>
             </w:r>
             <w:r>
               <w:rPr>
                 <w:sz w:val="24"/>
               </w:rPr>
               <w:lastRenderedPageBreak/>
-              <w:t>fetch dữ liệu mock khi component được mount (dependency array = []) và cập nhật state hiển thị dữ liệu.</w:t>
+              <w:t>dữ liệu thay đổi.</w:t>
             </w:r>
           </w:p>
         </w:tc>
@@ -1246,7 +1332,7 @@
               <w:bottom w:val="single" w:sz="1" w:space="0" w:color="AAB7C4"/>
               <w:right w:val="single" w:sz="1" w:space="0" w:color="AAB7C4"/>
             </w:tcBorders>
-            <w:shd w:val="clear" w:color="auto" w:fill="F8F9FA"/>
+            <w:shd w:val="clear" w:color="auto" w:fill="FFFFFF"/>
             <w:tcMar>
               <w:top w:w="80" w:type="dxa"/>
               <w:left w:w="120" w:type="dxa"/>
@@ -1278,7 +1364,7 @@
               <w:bottom w:val="single" w:sz="1" w:space="0" w:color="AAB7C4"/>
               <w:right w:val="single" w:sz="1" w:space="0" w:color="AAB7C4"/>
             </w:tcBorders>
-            <w:shd w:val="clear" w:color="auto" w:fill="F8F9FA"/>
+            <w:shd w:val="clear" w:color="auto" w:fill="FFFFFF"/>
             <w:tcMar>
               <w:top w:w="80" w:type="dxa"/>
               <w:left w:w="120" w:type="dxa"/>
@@ -1311,7 +1397,7 @@
               <w:bottom w:val="single" w:sz="1" w:space="0" w:color="AAB7C4"/>
               <w:right w:val="single" w:sz="1" w:space="0" w:color="AAB7C4"/>
             </w:tcBorders>
-            <w:shd w:val="clear" w:color="auto" w:fill="FFFFFF"/>
+            <w:shd w:val="clear" w:color="auto" w:fill="F8F9FA"/>
             <w:tcMar>
               <w:top w:w="80" w:type="dxa"/>
               <w:left w:w="120" w:type="dxa"/>
@@ -1330,7 +1416,7 @@
                 <w:sz w:val="24"/>
               </w:rPr>
               <w:lastRenderedPageBreak/>
-              <w:t>4</w:t>
+              <w:t>5</w:t>
             </w:r>
           </w:p>
         </w:tc>
@@ -1343,7 +1429,7 @@
               <w:bottom w:val="single" w:sz="1" w:space="0" w:color="AAB7C4"/>
               <w:right w:val="single" w:sz="1" w:space="0" w:color="AAB7C4"/>
             </w:tcBorders>
-            <w:shd w:val="clear" w:color="auto" w:fill="FFFFFF"/>
+            <w:shd w:val="clear" w:color="auto" w:fill="F8F9FA"/>
             <w:tcMar>
               <w:top w:w="80" w:type="dxa"/>
               <w:left w:w="120" w:type="dxa"/>
@@ -1361,7 +1447,7 @@
               <w:rPr>
                 <w:sz w:val="24"/>
               </w:rPr>
-              <w:t>Huỳnh Thị Thúy Kiều</w:t>
+              <w:t>Nguyễn Xuân Thịnh</w:t>
             </w:r>
           </w:p>
         </w:tc>
@@ -1374,7 +1460,7 @@
               <w:bottom w:val="single" w:sz="1" w:space="0" w:color="AAB7C4"/>
               <w:right w:val="single" w:sz="1" w:space="0" w:color="AAB7C4"/>
             </w:tcBorders>
-            <w:shd w:val="clear" w:color="auto" w:fill="FFFFFF"/>
+            <w:shd w:val="clear" w:color="auto" w:fill="F8F9FA"/>
             <w:tcMar>
               <w:top w:w="80" w:type="dxa"/>
               <w:left w:w="120" w:type="dxa"/>
@@ -1392,164 +1478,7 @@
               <w:rPr>
                 <w:sz w:val="24"/>
               </w:rPr>
-              <w:t>Sử dụng useEffect để cập nhật document.title theo số lượng vé trong giỏ hàng (totalItems) và thực hiện cleanup khi cần.</w:t>
-            </w:r>
-          </w:p>
-        </w:tc>
-        <w:tc>
-          <w:tcPr>
-            <w:tcW w:w="2035" w:type="dxa"/>
-            <w:tcBorders>
-              <w:top w:val="single" w:sz="1" w:space="0" w:color="AAB7C4"/>
-              <w:left w:val="single" w:sz="1" w:space="0" w:color="AAB7C4"/>
-              <w:bottom w:val="single" w:sz="1" w:space="0" w:color="AAB7C4"/>
-              <w:right w:val="single" w:sz="1" w:space="0" w:color="AAB7C4"/>
-            </w:tcBorders>
-            <w:shd w:val="clear" w:color="auto" w:fill="FFFFFF"/>
-            <w:tcMar>
-              <w:top w:w="80" w:type="dxa"/>
-              <w:left w:w="120" w:type="dxa"/>
-              <w:bottom w:w="80" w:type="dxa"/>
-              <w:right w:w="120" w:type="dxa"/>
-            </w:tcMar>
-          </w:tcPr>
-          <w:p>
-            <w:pPr>
-              <w:rPr>
-                <w:sz w:val="24"/>
-              </w:rPr>
-            </w:pPr>
-            <w:r>
-              <w:rPr>
-                <w:sz w:val="24"/>
-              </w:rPr>
-              <w:t>Đạt</w:t>
-            </w:r>
-          </w:p>
-        </w:tc>
-        <w:tc>
-          <w:tcPr>
-            <w:tcW w:w="1474" w:type="dxa"/>
-            <w:tcBorders>
-              <w:top w:val="single" w:sz="1" w:space="0" w:color="AAB7C4"/>
-              <w:left w:val="single" w:sz="1" w:space="0" w:color="AAB7C4"/>
-              <w:bottom w:val="single" w:sz="1" w:space="0" w:color="AAB7C4"/>
-              <w:right w:val="single" w:sz="1" w:space="0" w:color="AAB7C4"/>
-            </w:tcBorders>
-            <w:shd w:val="clear" w:color="auto" w:fill="FFFFFF"/>
-            <w:tcMar>
-              <w:top w:w="80" w:type="dxa"/>
-              <w:left w:w="120" w:type="dxa"/>
-              <w:bottom w:w="80" w:type="dxa"/>
-              <w:right w:w="120" w:type="dxa"/>
-            </w:tcMar>
-          </w:tcPr>
-          <w:p>
-            <w:pPr>
-              <w:rPr>
-                <w:sz w:val="24"/>
-              </w:rPr>
-            </w:pPr>
-            <w:r>
-              <w:rPr>
-                <w:sz w:val="24"/>
-              </w:rPr>
-              <w:t>100%</w:t>
-            </w:r>
-          </w:p>
-        </w:tc>
-      </w:tr>
-      <w:tr>
-        <w:tc>
-          <w:tcPr>
-            <w:tcW w:w="694" w:type="dxa"/>
-            <w:tcBorders>
-              <w:top w:val="single" w:sz="1" w:space="0" w:color="AAB7C4"/>
-              <w:left w:val="single" w:sz="1" w:space="0" w:color="AAB7C4"/>
-              <w:bottom w:val="single" w:sz="1" w:space="0" w:color="AAB7C4"/>
-              <w:right w:val="single" w:sz="1" w:space="0" w:color="AAB7C4"/>
-            </w:tcBorders>
-            <w:shd w:val="clear" w:color="auto" w:fill="F8F9FA"/>
-            <w:tcMar>
-              <w:top w:w="80" w:type="dxa"/>
-              <w:left w:w="120" w:type="dxa"/>
-              <w:bottom w:w="80" w:type="dxa"/>
-              <w:right w:w="120" w:type="dxa"/>
-            </w:tcMar>
-          </w:tcPr>
-          <w:p>
-            <w:pPr>
-              <w:rPr>
-                <w:sz w:val="24"/>
-              </w:rPr>
-            </w:pPr>
-            <w:r>
-              <w:rPr>
-                <w:sz w:val="24"/>
-              </w:rPr>
-              <w:t>5</w:t>
-            </w:r>
-          </w:p>
-        </w:tc>
-        <w:tc>
-          <w:tcPr>
-            <w:tcW w:w="2141" w:type="dxa"/>
-            <w:tcBorders>
-              <w:top w:val="single" w:sz="1" w:space="0" w:color="AAB7C4"/>
-              <w:left w:val="single" w:sz="1" w:space="0" w:color="AAB7C4"/>
-              <w:bottom w:val="single" w:sz="1" w:space="0" w:color="AAB7C4"/>
-              <w:right w:val="single" w:sz="1" w:space="0" w:color="AAB7C4"/>
-            </w:tcBorders>
-            <w:shd w:val="clear" w:color="auto" w:fill="F8F9FA"/>
-            <w:tcMar>
-              <w:top w:w="80" w:type="dxa"/>
-              <w:left w:w="120" w:type="dxa"/>
-              <w:bottom w:w="80" w:type="dxa"/>
-              <w:right w:w="120" w:type="dxa"/>
-            </w:tcMar>
-          </w:tcPr>
-          <w:p>
-            <w:pPr>
-              <w:rPr>
-                <w:sz w:val="24"/>
-              </w:rPr>
-            </w:pPr>
-            <w:r>
-              <w:rPr>
-                <w:sz w:val="24"/>
-              </w:rPr>
-              <w:t>Nguyễn Xuân Thịnh</w:t>
-            </w:r>
-          </w:p>
-        </w:tc>
-        <w:tc>
-          <w:tcPr>
-            <w:tcW w:w="2682" w:type="dxa"/>
-            <w:tcBorders>
-              <w:top w:val="single" w:sz="1" w:space="0" w:color="AAB7C4"/>
-              <w:left w:val="single" w:sz="1" w:space="0" w:color="AAB7C4"/>
-              <w:bottom w:val="single" w:sz="1" w:space="0" w:color="AAB7C4"/>
-              <w:right w:val="single" w:sz="1" w:space="0" w:color="AAB7C4"/>
-            </w:tcBorders>
-            <w:shd w:val="clear" w:color="auto" w:fill="F8F9FA"/>
-            <w:tcMar>
-              <w:top w:w="80" w:type="dxa"/>
-              <w:left w:w="120" w:type="dxa"/>
-              <w:bottom w:w="80" w:type="dxa"/>
-              <w:right w:w="120" w:type="dxa"/>
-            </w:tcMar>
-          </w:tcPr>
-          <w:p>
-            <w:pPr>
-              <w:rPr>
-                <w:sz w:val="24"/>
-              </w:rPr>
-            </w:pPr>
-            <w:r>
-              <w:rPr>
-                <w:sz w:val="24"/>
-              </w:rPr>
-              <w:t>Tạo ThemeContext.jsx, triển khai chuyển đổi giao diện Dark/Light Mode và lưu trạng thái vào localStorage.</w:t>
+              <w:t>Kiểm thử hoạt động của useEffect và tối ưu quá trình render.</w:t>
             </w:r>
           </w:p>
         </w:tc>
@@ -2016,15 +1945,105 @@
             </w:tcMar>
           </w:tcPr>
           <w:p>
+            <w:r>
+              <w:t>1</w:t>
+            </w:r>
+          </w:p>
+        </w:tc>
+        <w:tc>
+          <w:tcPr>
+            <w:tcW w:w="6026" w:type="dxa"/>
+            <w:tcBorders>
+              <w:top w:val="single" w:sz="1" w:space="0" w:color="AAB7C4"/>
+              <w:left w:val="single" w:sz="1" w:space="0" w:color="AAB7C4"/>
+              <w:bottom w:val="single" w:sz="1" w:space="0" w:color="AAB7C4"/>
+              <w:right w:val="single" w:sz="1" w:space="0" w:color="AAB7C4"/>
+            </w:tcBorders>
+            <w:shd w:val="clear" w:color="auto" w:fill="F8F9FA"/>
+            <w:tcMar>
+              <w:top w:w="80" w:type="dxa"/>
+              <w:left w:w="120" w:type="dxa"/>
+              <w:bottom w:w="80" w:type="dxa"/>
+              <w:right w:w="120" w:type="dxa"/>
+            </w:tcMar>
+          </w:tcPr>
+          <w:p>
+            <w:r>
+              <w:t>Sử dụng useEffect để tải dữ liệu ban đầu</w:t>
+            </w:r>
+          </w:p>
+        </w:tc>
+        <w:tc>
+          <w:tcPr>
+            <w:tcW w:w="1200" w:type="dxa"/>
+            <w:tcBorders>
+              <w:top w:val="single" w:sz="1" w:space="0" w:color="AAB7C4"/>
+              <w:left w:val="single" w:sz="1" w:space="0" w:color="AAB7C4"/>
+              <w:bottom w:val="single" w:sz="1" w:space="0" w:color="AAB7C4"/>
+              <w:right w:val="single" w:sz="1" w:space="0" w:color="AAB7C4"/>
+            </w:tcBorders>
+            <w:shd w:val="clear" w:color="auto" w:fill="F8F9FA"/>
+            <w:tcMar>
+              <w:top w:w="80" w:type="dxa"/>
+              <w:left w:w="120" w:type="dxa"/>
+              <w:bottom w:w="80" w:type="dxa"/>
+              <w:right w:w="120" w:type="dxa"/>
+            </w:tcMar>
+          </w:tcPr>
+          <w:p>
             <w:pPr>
               <w:jc w:val="center"/>
             </w:pPr>
             <w:r>
-              <w:rPr>
-                <w:sz w:val="24"/>
-                <w:szCs w:val="24"/>
-              </w:rPr>
-              <w:t>1</w:t>
+              <w:t>[x]</w:t>
+            </w:r>
+          </w:p>
+        </w:tc>
+        <w:tc>
+          <w:tcPr>
+            <w:tcW w:w="1400" w:type="dxa"/>
+            <w:tcBorders>
+              <w:top w:val="single" w:sz="1" w:space="0" w:color="AAB7C4"/>
+              <w:left w:val="single" w:sz="1" w:space="0" w:color="AAB7C4"/>
+              <w:bottom w:val="single" w:sz="1" w:space="0" w:color="AAB7C4"/>
+              <w:right w:val="single" w:sz="1" w:space="0" w:color="AAB7C4"/>
+            </w:tcBorders>
+            <w:shd w:val="clear" w:color="auto" w:fill="F8F9FA"/>
+            <w:tcMar>
+              <w:top w:w="80" w:type="dxa"/>
+              <w:left w:w="120" w:type="dxa"/>
+              <w:bottom w:w="80" w:type="dxa"/>
+              <w:right w:w="120" w:type="dxa"/>
+            </w:tcMar>
+          </w:tcPr>
+          <w:p>
+            <w:r>
+              <w:t>Tấn Đạt</w:t>
+            </w:r>
+          </w:p>
+        </w:tc>
+      </w:tr>
+      <w:tr>
+        <w:tc>
+          <w:tcPr>
+            <w:tcW w:w="400" w:type="dxa"/>
+            <w:tcBorders>
+              <w:top w:val="single" w:sz="1" w:space="0" w:color="AAB7C4"/>
+              <w:left w:val="single" w:sz="1" w:space="0" w:color="AAB7C4"/>
+              <w:bottom w:val="single" w:sz="1" w:space="0" w:color="AAB7C4"/>
+              <w:right w:val="single" w:sz="1" w:space="0" w:color="AAB7C4"/>
+            </w:tcBorders>
+            <w:shd w:val="clear" w:color="auto" w:fill="FFFFFF"/>
+            <w:tcMar>
+              <w:top w:w="80" w:type="dxa"/>
+              <w:left w:w="120" w:type="dxa"/>
+              <w:bottom w:w="80" w:type="dxa"/>
+              <w:right w:w="120" w:type="dxa"/>
+            </w:tcMar>
+          </w:tcPr>
+          <w:p>
+            <w:r>
+              <w:t>2</w:t>
             </w:r>
           </w:p>
         </w:tc>
@@ -2037,21 +2056,17 @@
               <w:bottom w:val="single" w:sz="1" w:space="0" w:color="AAB7C4"/>
               <w:right w:val="single" w:sz="1" w:space="0" w:color="AAB7C4"/>
             </w:tcBorders>
-            <w:shd w:val="clear" w:color="auto" w:fill="F8F9FA"/>
-            <w:tcMar>
-              <w:top w:w="80" w:type="dxa"/>
-              <w:left w:w="120" w:type="dxa"/>
-              <w:bottom w:w="80" w:type="dxa"/>
-              <w:right w:w="120" w:type="dxa"/>
-            </w:tcMar>
-          </w:tcPr>
-          <w:p>
-            <w:r>
-              <w:rPr>
-                <w:sz w:val="24"/>
-                <w:szCs w:val="24"/>
-              </w:rPr>
-              <w:t>Tạo CartContext.jsx: createContext, CartProvider, custom hook useCart()</w:t>
+            <w:shd w:val="clear" w:color="auto" w:fill="FFFFFF"/>
+            <w:tcMar>
+              <w:top w:w="80" w:type="dxa"/>
+              <w:left w:w="120" w:type="dxa"/>
+              <w:bottom w:w="80" w:type="dxa"/>
+              <w:right w:w="120" w:type="dxa"/>
+            </w:tcMar>
+          </w:tcPr>
+          <w:p>
+            <w:r>
+              <w:t>Quản lý state bằng useState</w:t>
             </w:r>
           </w:p>
         </w:tc>
@@ -2064,7 +2079,7 @@
               <w:bottom w:val="single" w:sz="1" w:space="0" w:color="AAB7C4"/>
               <w:right w:val="single" w:sz="1" w:space="0" w:color="AAB7C4"/>
             </w:tcBorders>
-            <w:shd w:val="clear" w:color="auto" w:fill="F8F9FA"/>
+            <w:shd w:val="clear" w:color="auto" w:fill="FFFFFF"/>
             <w:tcMar>
               <w:top w:w="80" w:type="dxa"/>
               <w:left w:w="120" w:type="dxa"/>
@@ -2077,13 +2092,7 @@
               <w:jc w:val="center"/>
             </w:pPr>
             <w:r>
-              <w:rPr>
-                <w:rFonts w:ascii="Courier New" w:eastAsia="Courier New" w:hAnsi="Courier New" w:cs="Courier New"/>
-                <w:color w:val="2980B9"/>
-                <w:sz w:val="24"/>
-                <w:szCs w:val="24"/>
-              </w:rPr>
-              <w:t>x</w:t>
+              <w:t>[x]</w:t>
             </w:r>
           </w:p>
         </w:tc>
@@ -2096,21 +2105,17 @@
               <w:bottom w:val="single" w:sz="1" w:space="0" w:color="AAB7C4"/>
               <w:right w:val="single" w:sz="1" w:space="0" w:color="AAB7C4"/>
             </w:tcBorders>
-            <w:shd w:val="clear" w:color="auto" w:fill="F8F9FA"/>
-            <w:tcMar>
-              <w:top w:w="80" w:type="dxa"/>
-              <w:left w:w="120" w:type="dxa"/>
-              <w:bottom w:w="80" w:type="dxa"/>
-              <w:right w:w="120" w:type="dxa"/>
-            </w:tcMar>
-          </w:tcPr>
-          <w:p>
-            <w:r>
-              <w:rPr>
-                <w:sz w:val="24"/>
-                <w:szCs w:val="24"/>
-              </w:rPr>
-              <w:t>Tấn Đạt</w:t>
+            <w:shd w:val="clear" w:color="auto" w:fill="FFFFFF"/>
+            <w:tcMar>
+              <w:top w:w="80" w:type="dxa"/>
+              <w:left w:w="120" w:type="dxa"/>
+              <w:bottom w:w="80" w:type="dxa"/>
+              <w:right w:w="120" w:type="dxa"/>
+            </w:tcMar>
+          </w:tcPr>
+          <w:p>
+            <w:r>
+              <w:t>Minh Huy</w:t>
             </w:r>
           </w:p>
         </w:tc>
@@ -2125,7 +2130,53 @@
               <w:bottom w:val="single" w:sz="1" w:space="0" w:color="AAB7C4"/>
               <w:right w:val="single" w:sz="1" w:space="0" w:color="AAB7C4"/>
             </w:tcBorders>
-            <w:shd w:val="clear" w:color="auto" w:fill="FFFFFF"/>
+            <w:shd w:val="clear" w:color="auto" w:fill="F8F9FA"/>
+            <w:tcMar>
+              <w:top w:w="80" w:type="dxa"/>
+              <w:left w:w="120" w:type="dxa"/>
+              <w:bottom w:w="80" w:type="dxa"/>
+              <w:right w:w="120" w:type="dxa"/>
+            </w:tcMar>
+          </w:tcPr>
+          <w:p>
+            <w:r>
+              <w:t>3</w:t>
+            </w:r>
+          </w:p>
+        </w:tc>
+        <w:tc>
+          <w:tcPr>
+            <w:tcW w:w="6026" w:type="dxa"/>
+            <w:tcBorders>
+              <w:top w:val="single" w:sz="1" w:space="0" w:color="AAB7C4"/>
+              <w:left w:val="single" w:sz="1" w:space="0" w:color="AAB7C4"/>
+              <w:bottom w:val="single" w:sz="1" w:space="0" w:color="AAB7C4"/>
+              <w:right w:val="single" w:sz="1" w:space="0" w:color="AAB7C4"/>
+            </w:tcBorders>
+            <w:shd w:val="clear" w:color="auto" w:fill="F8F9FA"/>
+            <w:tcMar>
+              <w:top w:w="80" w:type="dxa"/>
+              <w:left w:w="120" w:type="dxa"/>
+              <w:bottom w:w="80" w:type="dxa"/>
+              <w:right w:w="120" w:type="dxa"/>
+            </w:tcMar>
+          </w:tcPr>
+          <w:p>
+            <w:r>
+              <w:t>Hiển thị danh sách dữ liệu sau khi tải</w:t>
+            </w:r>
+          </w:p>
+        </w:tc>
+        <w:tc>
+          <w:tcPr>
+            <w:tcW w:w="1200" w:type="dxa"/>
+            <w:tcBorders>
+              <w:top w:val="single" w:sz="1" w:space="0" w:color="AAB7C4"/>
+              <w:left w:val="single" w:sz="1" w:space="0" w:color="AAB7C4"/>
+              <w:bottom w:val="single" w:sz="1" w:space="0" w:color="AAB7C4"/>
+              <w:right w:val="single" w:sz="1" w:space="0" w:color="AAB7C4"/>
+            </w:tcBorders>
+            <w:shd w:val="clear" w:color="auto" w:fill="F8F9FA"/>
             <w:tcMar>
               <w:top w:w="80" w:type="dxa"/>
               <w:left w:w="120" w:type="dxa"/>
@@ -2138,11 +2189,55 @@
               <w:jc w:val="center"/>
             </w:pPr>
             <w:r>
-              <w:rPr>
-                <w:sz w:val="24"/>
-                <w:szCs w:val="24"/>
-              </w:rPr>
-              <w:t>2</w:t>
+              <w:t>[x]</w:t>
+            </w:r>
+          </w:p>
+        </w:tc>
+        <w:tc>
+          <w:tcPr>
+            <w:tcW w:w="1400" w:type="dxa"/>
+            <w:tcBorders>
+              <w:top w:val="single" w:sz="1" w:space="0" w:color="AAB7C4"/>
+              <w:left w:val="single" w:sz="1" w:space="0" w:color="AAB7C4"/>
+              <w:bottom w:val="single" w:sz="1" w:space="0" w:color="AAB7C4"/>
+              <w:right w:val="single" w:sz="1" w:space="0" w:color="AAB7C4"/>
+            </w:tcBorders>
+            <w:shd w:val="clear" w:color="auto" w:fill="F8F9FA"/>
+            <w:tcMar>
+              <w:top w:w="80" w:type="dxa"/>
+              <w:left w:w="120" w:type="dxa"/>
+              <w:bottom w:w="80" w:type="dxa"/>
+              <w:right w:w="120" w:type="dxa"/>
+            </w:tcMar>
+          </w:tcPr>
+          <w:p>
+            <w:r>
+              <w:t>Thùy Dung</w:t>
+            </w:r>
+          </w:p>
+        </w:tc>
+      </w:tr>
+      <w:tr>
+        <w:tc>
+          <w:tcPr>
+            <w:tcW w:w="400" w:type="dxa"/>
+            <w:tcBorders>
+              <w:top w:val="single" w:sz="1" w:space="0" w:color="AAB7C4"/>
+              <w:left w:val="single" w:sz="1" w:space="0" w:color="AAB7C4"/>
+              <w:bottom w:val="single" w:sz="1" w:space="0" w:color="AAB7C4"/>
+              <w:right w:val="single" w:sz="1" w:space="0" w:color="AAB7C4"/>
+            </w:tcBorders>
+            <w:shd w:val="clear" w:color="auto" w:fill="FFFFFF"/>
+            <w:tcMar>
+              <w:top w:w="80" w:type="dxa"/>
+              <w:left w:w="120" w:type="dxa"/>
+              <w:bottom w:w="80" w:type="dxa"/>
+              <w:right w:w="120" w:type="dxa"/>
+            </w:tcMar>
+          </w:tcPr>
+          <w:p>
+            <w:r>
+              <w:t>4</w:t>
             </w:r>
           </w:p>
         </w:tc>
@@ -2165,33 +2260,7 @@
           </w:tcPr>
           <w:p>
             <w:r>
-              <w:rPr>
-                <w:sz w:val="24"/>
-                <w:szCs w:val="24"/>
-              </w:rPr>
-              <w:t xml:space="preserve">Bọc App trong CartProvider trong main.jsx, refactor Header và </w:t>
-            </w:r>
-            <w:r>
-              <w:rPr>
-                <w:sz w:val="24"/>
-                <w:szCs w:val="24"/>
-              </w:rPr>
-              <w:t>MovieCard</w:t>
-            </w:r>
-            <w:r>
-              <w:rPr>
-                <w:rFonts w:hint="eastAsia"/>
-                <w:sz w:val="24"/>
-                <w:szCs w:val="24"/>
-              </w:rPr>
-              <w:t xml:space="preserve"> </w:t>
-            </w:r>
-            <w:r>
-              <w:rPr>
-                <w:sz w:val="24"/>
-                <w:szCs w:val="24"/>
-              </w:rPr>
-              <w:t>dùng useCart()</w:t>
+              <w:t>Hiển thị Loading trong quá trình tải dữ liệu</w:t>
             </w:r>
           </w:p>
         </w:tc>
@@ -2217,13 +2286,7 @@
               <w:jc w:val="center"/>
             </w:pPr>
             <w:r>
-              <w:rPr>
-                <w:rFonts w:ascii="Courier New" w:eastAsia="Courier New" w:hAnsi="Courier New" w:cs="Courier New"/>
-                <w:color w:val="2980B9"/>
-                <w:sz w:val="24"/>
-                <w:szCs w:val="24"/>
-              </w:rPr>
-              <w:t>x</w:t>
+              <w:t>[x]</w:t>
             </w:r>
           </w:p>
         </w:tc>
@@ -2246,11 +2309,7 @@
           </w:tcPr>
           <w:p>
             <w:r>
-              <w:rPr>
-                <w:sz w:val="24"/>
-                <w:szCs w:val="24"/>
-              </w:rPr>
-              <w:t>Minh Huy</w:t>
+              <w:t>Thúy Kiều</w:t>
             </w:r>
           </w:p>
         </w:tc>
@@ -2259,6 +2318,52 @@
         <w:tc>
           <w:tcPr>
             <w:tcW w:w="400" w:type="dxa"/>
+            <w:tcBorders>
+              <w:top w:val="single" w:sz="1" w:space="0" w:color="AAB7C4"/>
+              <w:left w:val="single" w:sz="1" w:space="0" w:color="AAB7C4"/>
+              <w:bottom w:val="single" w:sz="1" w:space="0" w:color="AAB7C4"/>
+              <w:right w:val="single" w:sz="1" w:space="0" w:color="AAB7C4"/>
+            </w:tcBorders>
+            <w:shd w:val="clear" w:color="auto" w:fill="F8F9FA"/>
+            <w:tcMar>
+              <w:top w:w="80" w:type="dxa"/>
+              <w:left w:w="120" w:type="dxa"/>
+              <w:bottom w:w="80" w:type="dxa"/>
+              <w:right w:w="120" w:type="dxa"/>
+            </w:tcMar>
+          </w:tcPr>
+          <w:p>
+            <w:r>
+              <w:t>5</w:t>
+            </w:r>
+          </w:p>
+        </w:tc>
+        <w:tc>
+          <w:tcPr>
+            <w:tcW w:w="6026" w:type="dxa"/>
+            <w:tcBorders>
+              <w:top w:val="single" w:sz="1" w:space="0" w:color="AAB7C4"/>
+              <w:left w:val="single" w:sz="1" w:space="0" w:color="AAB7C4"/>
+              <w:bottom w:val="single" w:sz="1" w:space="0" w:color="AAB7C4"/>
+              <w:right w:val="single" w:sz="1" w:space="0" w:color="AAB7C4"/>
+            </w:tcBorders>
+            <w:shd w:val="clear" w:color="auto" w:fill="F8F9FA"/>
+            <w:tcMar>
+              <w:top w:w="80" w:type="dxa"/>
+              <w:left w:w="120" w:type="dxa"/>
+              <w:bottom w:w="80" w:type="dxa"/>
+              <w:right w:w="120" w:type="dxa"/>
+            </w:tcMar>
+          </w:tcPr>
+          <w:p>
+            <w:r>
+              <w:t>Kiểm thử quá trình render và cập nhật state</w:t>
+            </w:r>
+          </w:p>
+        </w:tc>
+        <w:tc>
+          <w:tcPr>
+            <w:tcW w:w="1200" w:type="dxa"/>
             <w:tcBorders>
               <w:top w:val="single" w:sz="1" w:space="0" w:color="AAB7C4"/>
               <w:left w:val="single" w:sz="1" w:space="0" w:color="AAB7C4"/>
@@ -2278,17 +2383,13 @@
               <w:jc w:val="center"/>
             </w:pPr>
             <w:r>
-              <w:rPr>
-                <w:sz w:val="24"/>
-                <w:szCs w:val="24"/>
-              </w:rPr>
-              <w:t>3</w:t>
-            </w:r>
-          </w:p>
-        </w:tc>
-        <w:tc>
-          <w:tcPr>
-            <w:tcW w:w="6026" w:type="dxa"/>
+              <w:t>[x]</w:t>
+            </w:r>
+          </w:p>
+        </w:tc>
+        <w:tc>
+          <w:tcPr>
+            <w:tcW w:w="1400" w:type="dxa"/>
             <w:tcBorders>
               <w:top w:val="single" w:sz="1" w:space="0" w:color="AAB7C4"/>
               <w:left w:val="single" w:sz="1" w:space="0" w:color="AAB7C4"/>
@@ -2305,432 +2406,6 @@
           </w:tcPr>
           <w:p>
             <w:r>
-              <w:rPr>
-                <w:sz w:val="24"/>
-                <w:szCs w:val="24"/>
-              </w:rPr>
-              <w:t>useEffect fetch dữ liệu mock khi component mount (dependency array = [])</w:t>
-            </w:r>
-          </w:p>
-        </w:tc>
-        <w:tc>
-          <w:tcPr>
-            <w:tcW w:w="1200" w:type="dxa"/>
-            <w:tcBorders>
-              <w:top w:val="single" w:sz="1" w:space="0" w:color="AAB7C4"/>
-              <w:left w:val="single" w:sz="1" w:space="0" w:color="AAB7C4"/>
-              <w:bottom w:val="single" w:sz="1" w:space="0" w:color="AAB7C4"/>
-              <w:right w:val="single" w:sz="1" w:space="0" w:color="AAB7C4"/>
-            </w:tcBorders>
-            <w:shd w:val="clear" w:color="auto" w:fill="F8F9FA"/>
-            <w:tcMar>
-              <w:top w:w="80" w:type="dxa"/>
-              <w:left w:w="120" w:type="dxa"/>
-              <w:bottom w:w="80" w:type="dxa"/>
-              <w:right w:w="120" w:type="dxa"/>
-            </w:tcMar>
-          </w:tcPr>
-          <w:p>
-            <w:pPr>
-              <w:jc w:val="center"/>
-            </w:pPr>
-            <w:r>
-              <w:rPr>
-                <w:rFonts w:ascii="Courier New" w:eastAsia="Courier New" w:hAnsi="Courier New" w:cs="Courier New"/>
-                <w:color w:val="2980B9"/>
-                <w:sz w:val="24"/>
-                <w:szCs w:val="24"/>
-              </w:rPr>
-              <w:t>x</w:t>
-            </w:r>
-          </w:p>
-        </w:tc>
-        <w:tc>
-          <w:tcPr>
-            <w:tcW w:w="1400" w:type="dxa"/>
-            <w:tcBorders>
-              <w:top w:val="single" w:sz="1" w:space="0" w:color="AAB7C4"/>
-              <w:left w:val="single" w:sz="1" w:space="0" w:color="AAB7C4"/>
-              <w:bottom w:val="single" w:sz="1" w:space="0" w:color="AAB7C4"/>
-              <w:right w:val="single" w:sz="1" w:space="0" w:color="AAB7C4"/>
-            </w:tcBorders>
-            <w:shd w:val="clear" w:color="auto" w:fill="F8F9FA"/>
-            <w:tcMar>
-              <w:top w:w="80" w:type="dxa"/>
-              <w:left w:w="120" w:type="dxa"/>
-              <w:bottom w:w="80" w:type="dxa"/>
-              <w:right w:w="120" w:type="dxa"/>
-            </w:tcMar>
-          </w:tcPr>
-          <w:p>
-            <w:r>
-              <w:rPr>
-                <w:sz w:val="24"/>
-                <w:szCs w:val="24"/>
-              </w:rPr>
-              <w:t>Thùy Dung</w:t>
-            </w:r>
-          </w:p>
-        </w:tc>
-      </w:tr>
-      <w:tr>
-        <w:tc>
-          <w:tcPr>
-            <w:tcW w:w="400" w:type="dxa"/>
-            <w:tcBorders>
-              <w:top w:val="single" w:sz="1" w:space="0" w:color="AAB7C4"/>
-              <w:left w:val="single" w:sz="1" w:space="0" w:color="AAB7C4"/>
-              <w:bottom w:val="single" w:sz="1" w:space="0" w:color="AAB7C4"/>
-              <w:right w:val="single" w:sz="1" w:space="0" w:color="AAB7C4"/>
-            </w:tcBorders>
-            <w:shd w:val="clear" w:color="auto" w:fill="FFFFFF"/>
-            <w:tcMar>
-              <w:top w:w="80" w:type="dxa"/>
-              <w:left w:w="120" w:type="dxa"/>
-              <w:bottom w:w="80" w:type="dxa"/>
-              <w:right w:w="120" w:type="dxa"/>
-            </w:tcMar>
-          </w:tcPr>
-          <w:p>
-            <w:pPr>
-              <w:jc w:val="center"/>
-            </w:pPr>
-            <w:r>
-              <w:rPr>
-                <w:sz w:val="24"/>
-                <w:szCs w:val="24"/>
-              </w:rPr>
-              <w:t>4</w:t>
-            </w:r>
-          </w:p>
-        </w:tc>
-        <w:tc>
-          <w:tcPr>
-            <w:tcW w:w="6026" w:type="dxa"/>
-            <w:tcBorders>
-              <w:top w:val="single" w:sz="1" w:space="0" w:color="AAB7C4"/>
-              <w:left w:val="single" w:sz="1" w:space="0" w:color="AAB7C4"/>
-              <w:bottom w:val="single" w:sz="1" w:space="0" w:color="AAB7C4"/>
-              <w:right w:val="single" w:sz="1" w:space="0" w:color="AAB7C4"/>
-            </w:tcBorders>
-            <w:shd w:val="clear" w:color="auto" w:fill="FFFFFF"/>
-            <w:tcMar>
-              <w:top w:w="80" w:type="dxa"/>
-              <w:left w:w="120" w:type="dxa"/>
-              <w:bottom w:w="80" w:type="dxa"/>
-              <w:right w:w="120" w:type="dxa"/>
-            </w:tcMar>
-          </w:tcPr>
-          <w:p>
-            <w:r>
-              <w:rPr>
-                <w:sz w:val="24"/>
-                <w:szCs w:val="24"/>
-              </w:rPr>
-              <w:t>useEffect cập nhật document.title theo totalItems (có cleanup)</w:t>
-            </w:r>
-          </w:p>
-        </w:tc>
-        <w:tc>
-          <w:tcPr>
-            <w:tcW w:w="1200" w:type="dxa"/>
-            <w:tcBorders>
-              <w:top w:val="single" w:sz="1" w:space="0" w:color="AAB7C4"/>
-              <w:left w:val="single" w:sz="1" w:space="0" w:color="AAB7C4"/>
-              <w:bottom w:val="single" w:sz="1" w:space="0" w:color="AAB7C4"/>
-              <w:right w:val="single" w:sz="1" w:space="0" w:color="AAB7C4"/>
-            </w:tcBorders>
-            <w:shd w:val="clear" w:color="auto" w:fill="FFFFFF"/>
-            <w:tcMar>
-              <w:top w:w="80" w:type="dxa"/>
-              <w:left w:w="120" w:type="dxa"/>
-              <w:bottom w:w="80" w:type="dxa"/>
-              <w:right w:w="120" w:type="dxa"/>
-            </w:tcMar>
-          </w:tcPr>
-          <w:p>
-            <w:pPr>
-              <w:jc w:val="center"/>
-            </w:pPr>
-            <w:r>
-              <w:rPr>
-                <w:rFonts w:ascii="Courier New" w:eastAsia="Courier New" w:hAnsi="Courier New" w:cs="Courier New"/>
-                <w:color w:val="2980B9"/>
-                <w:sz w:val="24"/>
-                <w:szCs w:val="24"/>
-              </w:rPr>
-              <w:t>x</w:t>
-            </w:r>
-          </w:p>
-        </w:tc>
-        <w:tc>
-          <w:tcPr>
-            <w:tcW w:w="1400" w:type="dxa"/>
-            <w:tcBorders>
-              <w:top w:val="single" w:sz="1" w:space="0" w:color="AAB7C4"/>
-              <w:left w:val="single" w:sz="1" w:space="0" w:color="AAB7C4"/>
-              <w:bottom w:val="single" w:sz="1" w:space="0" w:color="AAB7C4"/>
-              <w:right w:val="single" w:sz="1" w:space="0" w:color="AAB7C4"/>
-            </w:tcBorders>
-            <w:shd w:val="clear" w:color="auto" w:fill="FFFFFF"/>
-            <w:tcMar>
-              <w:top w:w="80" w:type="dxa"/>
-              <w:left w:w="120" w:type="dxa"/>
-              <w:bottom w:w="80" w:type="dxa"/>
-              <w:right w:w="120" w:type="dxa"/>
-            </w:tcMar>
-          </w:tcPr>
-          <w:p>
-            <w:r>
-              <w:rPr>
-                <w:sz w:val="24"/>
-                <w:szCs w:val="24"/>
-              </w:rPr>
-              <w:t>Thúy Kiều</w:t>
-            </w:r>
-          </w:p>
-        </w:tc>
-      </w:tr>
-      <w:tr>
-        <w:tc>
-          <w:tcPr>
-            <w:tcW w:w="400" w:type="dxa"/>
-            <w:tcBorders>
-              <w:top w:val="single" w:sz="1" w:space="0" w:color="AAB7C4"/>
-              <w:left w:val="single" w:sz="1" w:space="0" w:color="AAB7C4"/>
-              <w:bottom w:val="single" w:sz="1" w:space="0" w:color="AAB7C4"/>
-              <w:right w:val="single" w:sz="1" w:space="0" w:color="AAB7C4"/>
-            </w:tcBorders>
-            <w:shd w:val="clear" w:color="auto" w:fill="F8F9FA"/>
-            <w:tcMar>
-              <w:top w:w="80" w:type="dxa"/>
-              <w:left w:w="120" w:type="dxa"/>
-              <w:bottom w:w="80" w:type="dxa"/>
-              <w:right w:w="120" w:type="dxa"/>
-            </w:tcMar>
-          </w:tcPr>
-          <w:p>
-            <w:pPr>
-              <w:jc w:val="center"/>
-            </w:pPr>
-            <w:r>
-              <w:rPr>
-                <w:sz w:val="24"/>
-                <w:szCs w:val="24"/>
-              </w:rPr>
-              <w:t>5</w:t>
-            </w:r>
-          </w:p>
-        </w:tc>
-        <w:tc>
-          <w:tcPr>
-            <w:tcW w:w="6026" w:type="dxa"/>
-            <w:tcBorders>
-              <w:top w:val="single" w:sz="1" w:space="0" w:color="AAB7C4"/>
-              <w:left w:val="single" w:sz="1" w:space="0" w:color="AAB7C4"/>
-              <w:bottom w:val="single" w:sz="1" w:space="0" w:color="AAB7C4"/>
-              <w:right w:val="single" w:sz="1" w:space="0" w:color="AAB7C4"/>
-            </w:tcBorders>
-            <w:shd w:val="clear" w:color="auto" w:fill="F8F9FA"/>
-            <w:tcMar>
-              <w:top w:w="80" w:type="dxa"/>
-              <w:left w:w="120" w:type="dxa"/>
-              <w:bottom w:w="80" w:type="dxa"/>
-              <w:right w:w="120" w:type="dxa"/>
-            </w:tcMar>
-          </w:tcPr>
-          <w:p>
-            <w:r>
-              <w:rPr>
-                <w:sz w:val="24"/>
-                <w:szCs w:val="24"/>
-              </w:rPr>
-              <w:t>useRef: auto-focus search input sau khi dữ liệu tải xong (không trigger re-render)</w:t>
-            </w:r>
-          </w:p>
-        </w:tc>
-        <w:tc>
-          <w:tcPr>
-            <w:tcW w:w="1200" w:type="dxa"/>
-            <w:tcBorders>
-              <w:top w:val="single" w:sz="1" w:space="0" w:color="AAB7C4"/>
-              <w:left w:val="single" w:sz="1" w:space="0" w:color="AAB7C4"/>
-              <w:bottom w:val="single" w:sz="1" w:space="0" w:color="AAB7C4"/>
-              <w:right w:val="single" w:sz="1" w:space="0" w:color="AAB7C4"/>
-            </w:tcBorders>
-            <w:shd w:val="clear" w:color="auto" w:fill="F8F9FA"/>
-            <w:tcMar>
-              <w:top w:w="80" w:type="dxa"/>
-              <w:left w:w="120" w:type="dxa"/>
-              <w:bottom w:w="80" w:type="dxa"/>
-              <w:right w:w="120" w:type="dxa"/>
-            </w:tcMar>
-          </w:tcPr>
-          <w:p>
-            <w:pPr>
-              <w:jc w:val="center"/>
-            </w:pPr>
-            <w:r>
-              <w:rPr>
-                <w:rFonts w:ascii="Courier New" w:eastAsia="Courier New" w:hAnsi="Courier New" w:cs="Courier New"/>
-                <w:color w:val="2980B9"/>
-                <w:sz w:val="24"/>
-                <w:szCs w:val="24"/>
-              </w:rPr>
-              <w:t>x</w:t>
-            </w:r>
-          </w:p>
-        </w:tc>
-        <w:tc>
-          <w:tcPr>
-            <w:tcW w:w="1400" w:type="dxa"/>
-            <w:tcBorders>
-              <w:top w:val="single" w:sz="1" w:space="0" w:color="AAB7C4"/>
-              <w:left w:val="single" w:sz="1" w:space="0" w:color="AAB7C4"/>
-              <w:bottom w:val="single" w:sz="1" w:space="0" w:color="AAB7C4"/>
-              <w:right w:val="single" w:sz="1" w:space="0" w:color="AAB7C4"/>
-            </w:tcBorders>
-            <w:shd w:val="clear" w:color="auto" w:fill="F8F9FA"/>
-            <w:tcMar>
-              <w:top w:w="80" w:type="dxa"/>
-              <w:left w:w="120" w:type="dxa"/>
-              <w:bottom w:w="80" w:type="dxa"/>
-              <w:right w:w="120" w:type="dxa"/>
-            </w:tcMar>
-          </w:tcPr>
-          <w:p>
-            <w:r>
-              <w:rPr>
-                <w:sz w:val="24"/>
-                <w:szCs w:val="24"/>
-              </w:rPr>
-              <w:t>Tấn Đạt</w:t>
-            </w:r>
-          </w:p>
-        </w:tc>
-      </w:tr>
-      <w:tr>
-        <w:tc>
-          <w:tcPr>
-            <w:tcW w:w="400" w:type="dxa"/>
-            <w:tcBorders>
-              <w:top w:val="single" w:sz="1" w:space="0" w:color="AAB7C4"/>
-              <w:left w:val="single" w:sz="1" w:space="0" w:color="AAB7C4"/>
-              <w:bottom w:val="single" w:sz="1" w:space="0" w:color="AAB7C4"/>
-              <w:right w:val="single" w:sz="1" w:space="0" w:color="AAB7C4"/>
-            </w:tcBorders>
-            <w:shd w:val="clear" w:color="auto" w:fill="FFFFFF"/>
-            <w:tcMar>
-              <w:top w:w="80" w:type="dxa"/>
-              <w:left w:w="120" w:type="dxa"/>
-              <w:bottom w:w="80" w:type="dxa"/>
-              <w:right w:w="120" w:type="dxa"/>
-            </w:tcMar>
-          </w:tcPr>
-          <w:p>
-            <w:pPr>
-              <w:jc w:val="center"/>
-            </w:pPr>
-            <w:r>
-              <w:rPr>
-                <w:sz w:val="24"/>
-                <w:szCs w:val="24"/>
-              </w:rPr>
-              <w:t>6</w:t>
-            </w:r>
-          </w:p>
-        </w:tc>
-        <w:tc>
-          <w:tcPr>
-            <w:tcW w:w="6026" w:type="dxa"/>
-            <w:tcBorders>
-              <w:top w:val="single" w:sz="1" w:space="0" w:color="AAB7C4"/>
-              <w:left w:val="single" w:sz="1" w:space="0" w:color="AAB7C4"/>
-              <w:bottom w:val="single" w:sz="1" w:space="0" w:color="AAB7C4"/>
-              <w:right w:val="single" w:sz="1" w:space="0" w:color="AAB7C4"/>
-            </w:tcBorders>
-            <w:shd w:val="clear" w:color="auto" w:fill="FFFFFF"/>
-            <w:tcMar>
-              <w:top w:w="80" w:type="dxa"/>
-              <w:left w:w="120" w:type="dxa"/>
-              <w:bottom w:w="80" w:type="dxa"/>
-              <w:right w:w="120" w:type="dxa"/>
-            </w:tcMar>
-          </w:tcPr>
-          <w:p>
-            <w:r>
-              <w:rPr>
-                <w:sz w:val="24"/>
-                <w:szCs w:val="24"/>
-              </w:rPr>
-              <w:t xml:space="preserve">Tạo ThemeContext.jsx: toggle dark/light, lưu vào </w:t>
-            </w:r>
-            <w:r>
-              <w:rPr>
-                <w:sz w:val="24"/>
-                <w:szCs w:val="24"/>
-              </w:rPr>
-              <w:lastRenderedPageBreak/>
-              <w:t>localStorage</w:t>
-            </w:r>
-          </w:p>
-        </w:tc>
-        <w:tc>
-          <w:tcPr>
-            <w:tcW w:w="1200" w:type="dxa"/>
-            <w:tcBorders>
-              <w:top w:val="single" w:sz="1" w:space="0" w:color="AAB7C4"/>
-              <w:left w:val="single" w:sz="1" w:space="0" w:color="AAB7C4"/>
-              <w:bottom w:val="single" w:sz="1" w:space="0" w:color="AAB7C4"/>
-              <w:right w:val="single" w:sz="1" w:space="0" w:color="AAB7C4"/>
-            </w:tcBorders>
-            <w:shd w:val="clear" w:color="auto" w:fill="FFFFFF"/>
-            <w:tcMar>
-              <w:top w:w="80" w:type="dxa"/>
-              <w:left w:w="120" w:type="dxa"/>
-              <w:bottom w:w="80" w:type="dxa"/>
-              <w:right w:w="120" w:type="dxa"/>
-            </w:tcMar>
-          </w:tcPr>
-          <w:p>
-            <w:pPr>
-              <w:jc w:val="center"/>
-            </w:pPr>
-            <w:r>
-              <w:rPr>
-                <w:rFonts w:ascii="Courier New" w:eastAsia="Courier New" w:hAnsi="Courier New" w:cs="Courier New"/>
-                <w:color w:val="2980B9"/>
-                <w:sz w:val="24"/>
-                <w:szCs w:val="24"/>
-              </w:rPr>
-              <w:lastRenderedPageBreak/>
-              <w:t>x</w:t>
-            </w:r>
-          </w:p>
-        </w:tc>
-        <w:tc>
-          <w:tcPr>
-            <w:tcW w:w="1400" w:type="dxa"/>
-            <w:tcBorders>
-              <w:top w:val="single" w:sz="1" w:space="0" w:color="AAB7C4"/>
-              <w:left w:val="single" w:sz="1" w:space="0" w:color="AAB7C4"/>
-              <w:bottom w:val="single" w:sz="1" w:space="0" w:color="AAB7C4"/>
-              <w:right w:val="single" w:sz="1" w:space="0" w:color="AAB7C4"/>
-            </w:tcBorders>
-            <w:shd w:val="clear" w:color="auto" w:fill="FFFFFF"/>
-            <w:tcMar>
-              <w:top w:w="80" w:type="dxa"/>
-              <w:left w:w="120" w:type="dxa"/>
-              <w:bottom w:w="80" w:type="dxa"/>
-              <w:right w:w="120" w:type="dxa"/>
-            </w:tcMar>
-          </w:tcPr>
-          <w:p>
-            <w:r>
-              <w:rPr>
-                <w:sz w:val="24"/>
-                <w:szCs w:val="24"/>
-              </w:rPr>
               <w:t>Xuân Thịnh</w:t>
             </w:r>
           </w:p>
@@ -2742,398 +2417,402 @@
         <w:pStyle w:val="Heading2"/>
       </w:pPr>
       <w:r>
-        <w:lastRenderedPageBreak/>
         <w:t>3.2. Mô tả chi tiết cách triển khai</w:t>
       </w:r>
     </w:p>
     <w:p>
       <w:pPr>
-        <w:pStyle w:val="font-claude-response-body"/>
-      </w:pPr>
+        <w:pStyle w:val="Heading3"/>
+        <w:rPr>
+          <w:b/>
+        </w:rPr>
+      </w:pPr>
+      <w:r>
+        <w:rPr>
+          <w:b/>
+        </w:rPr>
+        <w:t>Cách tiếp cận</w:t>
+      </w:r>
+    </w:p>
+    <w:p>
+      <w:pPr>
+        <w:pStyle w:val="NormalWeb"/>
+      </w:pPr>
+      <w:r>
+        <w:t xml:space="preserve">Trong tuần 07, nhóm tìm hiểu và áp dụng các Built-in Hooks của React, chủ yếu là </w:t>
+      </w:r>
       <w:r>
         <w:rPr>
           <w:rStyle w:val="Strong"/>
+          <w:b w:val="0"/>
         </w:rPr>
-        <w:t>Cách tiếp cận (Approach)</w:t>
-      </w:r>
-      <w:proofErr w:type="gramStart"/>
+        <w:t>useEffect</w:t>
+      </w:r>
+      <w:r>
+        <w:t xml:space="preserve"> kết hợp với </w:t>
+      </w:r>
       <w:r>
         <w:rPr>
           <w:rStyle w:val="Strong"/>
+          <w:b w:val="0"/>
         </w:rPr>
-        <w:t>:</w:t>
-      </w:r>
-      <w:proofErr w:type="gramEnd"/>
-      <w:r>
-        <w:br/>
-        <w:t xml:space="preserve">Nhóm triển khai 3 hook nâng cao của React — useContext, useEffect và useRef — để quản lý trạng thái dùng chung và xử lý side effect cho ứng dụng D-Cinema. Đầu tiên, nhóm tạo CartContext.jsx bằng createContext, bọc App trong CartProvider tại main.jsx và cung cấp custom hook </w:t>
-      </w:r>
-      <w:proofErr w:type="gramStart"/>
-      <w:r>
-        <w:t>useCart(</w:t>
-      </w:r>
-      <w:proofErr w:type="gramEnd"/>
-      <w:r>
-        <w:t>) để các component con (</w:t>
-      </w:r>
-      <w:r>
-        <w:t>Header, MovieCard</w:t>
-      </w:r>
-      <w:r>
-        <w:t xml:space="preserve">) có thể đọc/cập nhật giỏ hàng (addToCart, removeFromCart, totalItems) mà không cần truyền props qua nhiều cấp. Tương tự, nhóm tạo ThemeContext.jsx để quản lý chế độ sáng/tối (dark/light) toàn ứng dụng, lưu lựa chọn vào localStorage để giữ nguyên khi tải lại trang. Về useEffect, nhóm dùng nó cho hai mục đích: fetch dữ liệu mock khi component mount lần đầu (dependency array rỗng </w:t>
-      </w:r>
-      <w:r>
-        <w:rPr>
-          <w:rStyle w:val="HTMLCode"/>
-          <w:rFonts w:eastAsiaTheme="minorEastAsia"/>
-        </w:rPr>
-        <w:t>[]</w:t>
-      </w:r>
-      <w:r>
-        <w:t xml:space="preserve">), và cập nhật document.title </w:t>
-      </w:r>
-      <w:proofErr w:type="gramStart"/>
-      <w:r>
-        <w:t>theo</w:t>
-      </w:r>
-      <w:proofErr w:type="gramEnd"/>
-      <w:r>
-        <w:t xml:space="preserve"> số lượng totalItems trong giỏ hàng, kèm cleanup function để reset lại title khi component unmount. Cuối cùng, useRef được dùng để tự động focus vào ô tìm kiếm (search input) ngay sau khi dữ liệu tải xong, mà không gây re-render thừa.</w:t>
+        <w:t>useState</w:t>
+      </w:r>
+      <w:r>
+        <w:t xml:space="preserve"> để xử lý dữ liệu trong ứng dụng TicketNow.</w:t>
       </w:r>
     </w:p>
     <w:p>
       <w:pPr>
-        <w:pStyle w:val="font-claude-response-body"/>
-      </w:pPr>
+        <w:pStyle w:val="NormalWeb"/>
+        <w:rPr>
+          <w:b/>
+        </w:rPr>
+      </w:pPr>
+      <w:proofErr w:type="gramStart"/>
+      <w:r>
+        <w:t xml:space="preserve">Nhóm sử dụng </w:t>
+      </w:r>
       <w:r>
         <w:rPr>
           <w:rStyle w:val="Strong"/>
+          <w:b w:val="0"/>
         </w:rPr>
-        <w:t>Lý do chọn</w:t>
-      </w:r>
-      <w:proofErr w:type="gramStart"/>
+        <w:t>useEffect</w:t>
+      </w:r>
+      <w:r>
+        <w:t xml:space="preserve"> để thực hiện việc tải dữ liệu khi component được khởi tạo.</w:t>
+      </w:r>
+      <w:proofErr w:type="gramEnd"/>
+      <w:r>
+        <w:t xml:space="preserve"> Khi dữ liệu được tải thành công, state được cập nhật bằng </w:t>
+      </w:r>
       <w:r>
         <w:rPr>
           <w:rStyle w:val="Strong"/>
+          <w:b w:val="0"/>
         </w:rPr>
-        <w:t>:</w:t>
-      </w:r>
-      <w:proofErr w:type="gramEnd"/>
-      <w:r>
-        <w:br/>
-        <w:t xml:space="preserve">Context API được chọn thay vì truyền props (prop drilling) vì giỏ hàng và theme là trạng thái dùng chung ở nhiều component không liên quan trực tiếp (Header, </w:t>
-      </w:r>
-      <w:r>
-        <w:t>MovieCard</w:t>
-      </w:r>
-      <w:r>
-        <w:t xml:space="preserve">, các trang khác), giúp code gọn và dễ bảo trì hơn. </w:t>
-      </w:r>
-      <w:proofErr w:type="gramStart"/>
-      <w:r>
-        <w:t>useEffect</w:t>
-      </w:r>
-      <w:proofErr w:type="gramEnd"/>
-      <w:r>
-        <w:t xml:space="preserve"> với dependency array rỗng phù hợp cho việc fetch dữ liệu một lần duy nhất khi trang load. </w:t>
-      </w:r>
-      <w:proofErr w:type="gramStart"/>
-      <w:r>
-        <w:t>useRef</w:t>
-      </w:r>
-      <w:proofErr w:type="gramEnd"/>
-      <w:r>
-        <w:t xml:space="preserve"> được chọn thay vì useState cho việc focus input vì chỉ cần thao tác trực tiếp lên DOM, không cần lưu giá trị này trong state hay gây re-render lại component.</w:t>
+        <w:t>useState</w:t>
+      </w:r>
+      <w:r>
+        <w:t xml:space="preserve"> và giao diện tự động render lại để hiển thị danh sách sự kiện.</w:t>
       </w:r>
     </w:p>
     <w:p>
       <w:pPr>
-        <w:pStyle w:val="font-claude-response-body"/>
-      </w:pPr>
+        <w:pStyle w:val="NormalWeb"/>
+      </w:pPr>
+      <w:r>
+        <w:t xml:space="preserve">Ngoài ra, nhóm xây dựng trạng thái </w:t>
+      </w:r>
+      <w:proofErr w:type="gramStart"/>
       <w:r>
         <w:rPr>
           <w:rStyle w:val="Strong"/>
+          <w:b w:val="0"/>
         </w:rPr>
-        <w:t>Khó khăn gặp phải</w:t>
-      </w:r>
-      <w:proofErr w:type="gramStart"/>
-      <w:r>
-        <w:rPr>
-          <w:rStyle w:val="Strong"/>
-        </w:rPr>
-        <w:t>:</w:t>
+        <w:t>Loading</w:t>
       </w:r>
       <w:proofErr w:type="gramEnd"/>
       <w:r>
-        <w:br/>
-        <w:t>Nhóm gặp một số vấn đề: CartProvider đặt sai vị trí khiến một số component không nhận được context (lỗi "useCart must be used within CartProvider"); useEffect fetch dữ liệu bị gọi lại nhiều lần ngoài ý muốn; cleanup function của useEffect cập nhật document.title đôi khi không chạy đúng thời điểm khi chuyển trang nhanh; và useRef tự động focus vào input nhưng bị chạy trước khi dữ liệu render xong, khiến focus không có tác dụng.</w:t>
+        <w:t xml:space="preserve"> để thông báo cho người dùng trong thời gian chờ dữ liệu. Khi dữ liệu thay đổi hoặc được cập nhật, React tự động render lại giao diện giúp người dùng luôn nhìn thấy dữ liệu mới nhất.</w:t>
       </w:r>
     </w:p>
     <w:p>
       <w:pPr>
-        <w:pStyle w:val="font-claude-response-body"/>
-      </w:pPr>
-      <w:r>
-        <w:rPr>
-          <w:rStyle w:val="Strong"/>
-        </w:rPr>
-        <w:t>Cách giải quyết</w:t>
-      </w:r>
+        <w:pStyle w:val="NormalWeb"/>
+      </w:pPr>
       <w:proofErr w:type="gramStart"/>
       <w:r>
-        <w:rPr>
-          <w:rStyle w:val="Strong"/>
-        </w:rPr>
-        <w:t>:</w:t>
+        <w:lastRenderedPageBreak/>
+        <w:t>Việc áp dụng các Built-in Hooks giúp mã nguồn ngắn gọn, dễ đọc và phù hợp với cách phát triển ứng dụng React hiện đại.</w:t>
       </w:r>
       <w:proofErr w:type="gramEnd"/>
-      <w:r>
-        <w:br/>
-        <w:t xml:space="preserve">Nhóm di chuyển CartProvider lên bọc toàn bộ App ngay tại main.jsx để đảm bảo mọi component con đều nằm trong phạm vi của Context. Với lỗi fetch lặp lại, nhóm xác nhận lại dependency array của useEffect chỉ để rỗng </w:t>
-      </w:r>
-      <w:r>
-        <w:rPr>
-          <w:rStyle w:val="HTMLCode"/>
-          <w:rFonts w:eastAsiaTheme="minorEastAsia"/>
-        </w:rPr>
-        <w:t>[]</w:t>
-      </w:r>
-      <w:r>
-        <w:t xml:space="preserve"> đúng một lần. Với cleanup function, nhóm thêm rõ hàm </w:t>
-      </w:r>
-      <w:r>
-        <w:rPr>
-          <w:rStyle w:val="HTMLCode"/>
-          <w:rFonts w:eastAsiaTheme="minorEastAsia"/>
-        </w:rPr>
-        <w:t xml:space="preserve">return () =&gt; </w:t>
-      </w:r>
-      <w:proofErr w:type="gramStart"/>
-      <w:r>
-        <w:rPr>
-          <w:rStyle w:val="HTMLCode"/>
-          <w:rFonts w:eastAsiaTheme="minorEastAsia"/>
-        </w:rPr>
-        <w:t>{ document.title</w:t>
-      </w:r>
-      <w:proofErr w:type="gramEnd"/>
-      <w:r>
-        <w:rPr>
-          <w:rStyle w:val="HTMLCode"/>
-          <w:rFonts w:eastAsiaTheme="minorEastAsia"/>
-        </w:rPr>
-        <w:t xml:space="preserve"> = "D-Cinema"; }</w:t>
-      </w:r>
-      <w:r>
-        <w:t xml:space="preserve"> để đảm bảo title được reset khi component unmount. Với useRef, nhóm chuyển logic gọi </w:t>
-      </w:r>
-      <w:proofErr w:type="gramStart"/>
-      <w:r>
-        <w:rPr>
-          <w:rStyle w:val="HTMLCode"/>
-          <w:rFonts w:eastAsiaTheme="minorEastAsia"/>
-        </w:rPr>
-        <w:t>focus(</w:t>
-      </w:r>
-      <w:proofErr w:type="gramEnd"/>
-      <w:r>
-        <w:rPr>
-          <w:rStyle w:val="HTMLCode"/>
-          <w:rFonts w:eastAsiaTheme="minorEastAsia"/>
-        </w:rPr>
-        <w:t>)</w:t>
-      </w:r>
-      <w:r>
-        <w:t xml:space="preserve"> vào trong useEffect có dependency là trạng thái loading dữ liệu, đảm bảo chỉ focus sau khi dữ liệu đã render xong trên DOM.</w:t>
-      </w:r>
     </w:p>
     <w:p>
       <w:pPr>
-        <w:pStyle w:val="Heading1"/>
-      </w:pPr>
-      <w:r>
-        <w:t>IV. KẾT QUẢ ĐẠT ĐƯỢC</w:t>
+        <w:pStyle w:val="Heading3"/>
+        <w:rPr>
+          <w:b/>
+        </w:rPr>
+      </w:pPr>
+      <w:r>
+        <w:rPr>
+          <w:b/>
+        </w:rPr>
+        <w:t>Lý do lựa chọn</w:t>
       </w:r>
     </w:p>
     <w:p>
       <w:pPr>
-        <w:pStyle w:val="Heading2"/>
-      </w:pPr>
-      <w:r>
-        <w:t>4.1. Kết quả kỹ thuật đạt được</w:t>
+        <w:numPr>
+          <w:ilvl w:val="0"/>
+          <w:numId w:val="7"/>
+        </w:numPr>
+        <w:spacing w:before="100" w:beforeAutospacing="1" w:after="100" w:afterAutospacing="1"/>
+      </w:pPr>
+      <w:proofErr w:type="gramStart"/>
+      <w:r>
+        <w:t>useEffect</w:t>
+      </w:r>
+      <w:proofErr w:type="gramEnd"/>
+      <w:r>
+        <w:t xml:space="preserve"> dùng để xử lý Side Effect. </w:t>
       </w:r>
     </w:p>
     <w:p>
       <w:pPr>
-        <w:pStyle w:val="ListParagraph"/>
         <w:numPr>
           <w:ilvl w:val="0"/>
-          <w:numId w:val="4"/>
+          <w:numId w:val="7"/>
         </w:numPr>
-        <w:rPr>
-          <w:sz w:val="24"/>
-          <w:szCs w:val="24"/>
-        </w:rPr>
-      </w:pPr>
-      <w:r>
-        <w:rPr>
-          <w:sz w:val="24"/>
-          <w:szCs w:val="24"/>
-        </w:rPr>
-        <w:t xml:space="preserve">Hoàn thiện CartContext quản lý giỏ hàng toàn ứng dụng: các hàm addToCart, removeFromCart và giá trị totalItems hoạt động đồng bộ trên mọi component (Header hiển thị đúng số lượng, </w:t>
-      </w:r>
-      <w:r>
-        <w:rPr>
-          <w:rFonts w:hint="eastAsia"/>
-          <w:sz w:val="24"/>
-          <w:szCs w:val="24"/>
-        </w:rPr>
-        <w:t>MovieCard</w:t>
-      </w:r>
-      <w:r>
-        <w:rPr>
-          <w:sz w:val="24"/>
-          <w:szCs w:val="24"/>
-        </w:rPr>
-        <w:t xml:space="preserve"> thêm/xóa </w:t>
-      </w:r>
-      <w:r>
-        <w:rPr>
-          <w:rFonts w:hint="eastAsia"/>
-          <w:sz w:val="24"/>
-          <w:szCs w:val="24"/>
-        </w:rPr>
-        <w:t>vé</w:t>
-      </w:r>
-      <w:r>
-        <w:rPr>
-          <w:sz w:val="24"/>
-          <w:szCs w:val="24"/>
-        </w:rPr>
-        <w:t xml:space="preserve"> chính xác). </w:t>
-      </w:r>
-      <w:bookmarkStart w:id="0" w:name="_GoBack"/>
-      <w:r>
-        <w:rPr>
-          <w:sz w:val="24"/>
-          <w:szCs w:val="24"/>
-        </w:rPr>
-        <w:t>(File:</w:t>
-      </w:r>
-      <w:r>
-        <w:rPr>
-          <w:sz w:val="24"/>
-          <w:szCs w:val="24"/>
-        </w:rPr>
-        <w:t>src/context/CartContext.jsx)</w:t>
-      </w:r>
-      <w:bookmarkEnd w:id="0"/>
-      <w:r>
-        <w:rPr>
-          <w:sz w:val="24"/>
-          <w:szCs w:val="24"/>
-        </w:rPr>
-        <w:t xml:space="preserve"> </w:t>
+        <w:spacing w:before="100" w:beforeAutospacing="1" w:after="100" w:afterAutospacing="1"/>
+      </w:pPr>
+      <w:proofErr w:type="gramStart"/>
+      <w:r>
+        <w:t>useState</w:t>
+      </w:r>
+      <w:proofErr w:type="gramEnd"/>
+      <w:r>
+        <w:t xml:space="preserve"> dùng để quản lý dữ liệu hiển thị. </w:t>
       </w:r>
     </w:p>
     <w:p>
       <w:pPr>
-        <w:pStyle w:val="ListParagraph"/>
         <w:numPr>
           <w:ilvl w:val="0"/>
-          <w:numId w:val="4"/>
+          <w:numId w:val="7"/>
         </w:numPr>
-        <w:rPr>
-          <w:sz w:val="24"/>
-          <w:szCs w:val="24"/>
-        </w:rPr>
-      </w:pPr>
-      <w:r>
-        <w:rPr>
-          <w:sz w:val="24"/>
-          <w:szCs w:val="24"/>
-        </w:rPr>
-        <w:t>Hoàn thiện ThemeContext chuyển đổi giao diện sáng/tối: người dùng bấm nút toggle, giao diện đổi theme ngay lập tức và lựa chọn được lưu vào localStorage, giữ nguyên trạng thái sau khi tải lại trang. (File: src/con</w:t>
-      </w:r>
-      <w:r>
-        <w:rPr>
-          <w:sz w:val="24"/>
-          <w:szCs w:val="24"/>
-        </w:rPr>
-        <w:t>text/ThemeContext.jsx</w:t>
-      </w:r>
-      <w:r>
-        <w:rPr>
-          <w:rFonts w:hint="eastAsia"/>
-          <w:sz w:val="24"/>
-          <w:szCs w:val="24"/>
-        </w:rPr>
-        <w:t>)</w:t>
+        <w:spacing w:before="100" w:beforeAutospacing="1" w:after="100" w:afterAutospacing="1"/>
+      </w:pPr>
+      <w:r>
+        <w:t xml:space="preserve">Hai Hook này là nền tảng cho các chức năng sẽ phát triển ở các tuần sau. </w:t>
       </w:r>
     </w:p>
     <w:p>
       <w:pPr>
-        <w:pStyle w:val="ListParagraph"/>
+        <w:pStyle w:val="Heading3"/>
+        <w:rPr>
+          <w:b/>
+        </w:rPr>
+      </w:pPr>
+      <w:r>
+        <w:rPr>
+          <w:b/>
+        </w:rPr>
+        <w:t>Khó khăn</w:t>
+      </w:r>
+    </w:p>
+    <w:p>
+      <w:pPr>
         <w:numPr>
           <w:ilvl w:val="0"/>
-          <w:numId w:val="4"/>
+          <w:numId w:val="8"/>
         </w:numPr>
+        <w:spacing w:before="100" w:beforeAutospacing="1" w:after="100" w:afterAutospacing="1"/>
+      </w:pPr>
+      <w:proofErr w:type="gramStart"/>
+      <w:r>
+        <w:t>useEffect</w:t>
+      </w:r>
+      <w:proofErr w:type="gramEnd"/>
+      <w:r>
+        <w:t xml:space="preserve"> chạy nhiều lần ngoài mong muốn. </w:t>
+      </w:r>
+    </w:p>
+    <w:p>
+      <w:pPr>
+        <w:numPr>
+          <w:ilvl w:val="0"/>
+          <w:numId w:val="8"/>
+        </w:numPr>
+        <w:spacing w:before="100" w:beforeAutospacing="1" w:after="100" w:afterAutospacing="1"/>
+      </w:pPr>
+      <w:r>
+        <w:t xml:space="preserve">Khó xác định dependency array. </w:t>
+      </w:r>
+    </w:p>
+    <w:p>
+      <w:pPr>
+        <w:numPr>
+          <w:ilvl w:val="0"/>
+          <w:numId w:val="8"/>
+        </w:numPr>
+        <w:spacing w:before="100" w:beforeAutospacing="1" w:after="100" w:afterAutospacing="1"/>
+      </w:pPr>
+      <w:r>
+        <w:t xml:space="preserve">Một số component render trước khi dữ liệu được tải. </w:t>
+      </w:r>
+    </w:p>
+    <w:p>
+      <w:pPr>
+        <w:pStyle w:val="Heading3"/>
         <w:rPr>
-          <w:sz w:val="24"/>
-          <w:szCs w:val="24"/>
+          <w:b/>
         </w:rPr>
       </w:pPr>
       <w:r>
         <w:rPr>
-          <w:sz w:val="24"/>
-          <w:szCs w:val="24"/>
+          <w:b/>
         </w:rPr>
-        <w:lastRenderedPageBreak/>
-        <w:t xml:space="preserve">Áp dụng useEffect (có cleanup) và useRef đúng </w:t>
+        <w:t>Giải pháp</w:t>
+      </w:r>
+    </w:p>
+    <w:p>
+      <w:pPr>
+        <w:numPr>
+          <w:ilvl w:val="0"/>
+          <w:numId w:val="9"/>
+        </w:numPr>
+        <w:spacing w:before="100" w:beforeAutospacing="1" w:after="100" w:afterAutospacing="1"/>
+      </w:pPr>
+      <w:r>
+        <w:t xml:space="preserve">Thiết lập dependency array hợp lý. </w:t>
+      </w:r>
+    </w:p>
+    <w:p>
+      <w:pPr>
+        <w:numPr>
+          <w:ilvl w:val="0"/>
+          <w:numId w:val="9"/>
+        </w:numPr>
+        <w:spacing w:before="100" w:beforeAutospacing="1" w:after="100" w:afterAutospacing="1"/>
+      </w:pPr>
+      <w:r>
+        <w:t xml:space="preserve">Khởi tạo state với giá trị mặc định. </w:t>
+      </w:r>
+    </w:p>
+    <w:p>
+      <w:pPr>
+        <w:numPr>
+          <w:ilvl w:val="0"/>
+          <w:numId w:val="9"/>
+        </w:numPr>
+        <w:spacing w:before="100" w:beforeAutospacing="1" w:after="100" w:afterAutospacing="1"/>
+      </w:pPr>
+      <w:r>
+        <w:t xml:space="preserve">Hiển thị </w:t>
       </w:r>
       <w:proofErr w:type="gramStart"/>
       <w:r>
+        <w:t>Loading</w:t>
+      </w:r>
+      <w:proofErr w:type="gramEnd"/>
+      <w:r>
+        <w:t xml:space="preserve"> trước khi render dữ liệu.</w:t>
+      </w:r>
+    </w:p>
+    <w:p>
+      <w:pPr>
+        <w:pStyle w:val="Heading1"/>
+      </w:pPr>
+      <w:r>
+        <w:t>IV. KẾT QUẢ ĐẠT ĐƯỢC</w:t>
+      </w:r>
+    </w:p>
+    <w:p>
+      <w:pPr>
+        <w:pStyle w:val="Heading2"/>
+      </w:pPr>
+      <w:r>
+        <w:t>4.1. Kết quả kỹ thuật đạt được</w:t>
+      </w:r>
+    </w:p>
+    <w:p>
+      <w:proofErr w:type="gramStart"/>
+      <w:r>
         <w:rPr>
-          <w:sz w:val="24"/>
-          <w:szCs w:val="24"/>
+          <w:rFonts w:hAnsi="Symbol"/>
         </w:rPr>
-        <w:t>theo</w:t>
+        <w:t></w:t>
+      </w:r>
+      <w:r>
+        <w:t xml:space="preserve">  Hoàn</w:t>
       </w:r>
       <w:proofErr w:type="gramEnd"/>
       <w:r>
+        <w:t xml:space="preserve"> thành việc sử dụng useEffect để tải dữ liệu. </w:t>
+      </w:r>
+    </w:p>
+    <w:p>
+      <w:proofErr w:type="gramStart"/>
+      <w:r>
         <w:rPr>
-          <w:sz w:val="24"/>
-          <w:szCs w:val="24"/>
+          <w:rFonts w:hAnsi="Symbol"/>
         </w:rPr>
-        <w:t xml:space="preserve"> best practice: </w:t>
-      </w:r>
+        <w:t></w:t>
+      </w:r>
+      <w:r>
+        <w:t xml:space="preserve">  Quản</w:t>
+      </w:r>
+      <w:proofErr w:type="gramEnd"/>
+      <w:r>
+        <w:t xml:space="preserve"> lý dữ liệu bằng useState. </w:t>
+      </w:r>
+    </w:p>
+    <w:p>
+      <w:proofErr w:type="gramStart"/>
       <w:r>
         <w:rPr>
-          <w:sz w:val="24"/>
-          <w:szCs w:val="24"/>
+          <w:rFonts w:hAnsi="Symbol"/>
         </w:rPr>
-        <w:t>document.title tự động đổi theo số lượng vé trong giỏ hàng</w:t>
-      </w:r>
+        <w:t></w:t>
+      </w:r>
+      <w:r>
+        <w:t xml:space="preserve">  Hiển</w:t>
+      </w:r>
+      <w:proofErr w:type="gramEnd"/>
+      <w:r>
+        <w:t xml:space="preserve"> thị dữ liệu sau khi tải thành công. </w:t>
+      </w:r>
+    </w:p>
+    <w:p>
+      <w:proofErr w:type="gramStart"/>
       <w:r>
         <w:rPr>
-          <w:sz w:val="24"/>
-          <w:szCs w:val="24"/>
+          <w:rFonts w:hAnsi="Symbol"/>
         </w:rPr>
-        <w:t xml:space="preserve"> và được reset khi rời trang; ô tìm kiếm tự động focus ngay sau khi dữ liệu tải xong mà không gây re-render thừ</w:t>
-      </w:r>
-      <w:r>
+        <w:t></w:t>
+      </w:r>
+      <w:r>
+        <w:t xml:space="preserve">  Xử</w:t>
+      </w:r>
+      <w:proofErr w:type="gramEnd"/>
+      <w:r>
+        <w:t xml:space="preserve"> lý trạng thái Loading. </w:t>
+      </w:r>
+    </w:p>
+    <w:p>
+      <w:pPr>
+        <w:pStyle w:val="Heading2"/>
         <w:rPr>
-          <w:sz w:val="24"/>
-          <w:szCs w:val="24"/>
+          <w:b w:val="0"/>
+          <w:color w:val="auto"/>
         </w:rPr>
-        <w:t xml:space="preserve">a. </w:t>
-      </w:r>
+      </w:pPr>
+      <w:proofErr w:type="gramStart"/>
       <w:r>
         <w:rPr>
-          <w:sz w:val="24"/>
-          <w:szCs w:val="24"/>
+          <w:rFonts w:hAnsi="Symbol"/>
+          <w:b w:val="0"/>
+          <w:color w:val="auto"/>
         </w:rPr>
-        <w:t>(File: src/pages/MovieListPage.jsx)</w:t>
+        <w:t></w:t>
+      </w:r>
+      <w:r>
+        <w:rPr>
+          <w:b w:val="0"/>
+          <w:color w:val="auto"/>
+        </w:rPr>
+        <w:t xml:space="preserve">  Tối</w:t>
+      </w:r>
+      <w:proofErr w:type="gramEnd"/>
+      <w:r>
+        <w:rPr>
+          <w:b w:val="0"/>
+          <w:color w:val="auto"/>
+        </w:rPr>
+        <w:t xml:space="preserve"> ưu quá trình cập nhật giao diện khi state thay đổi.</w:t>
       </w:r>
     </w:p>
     <w:p>
@@ -3146,22 +2825,20 @@
       <w:r>
         <w:t>4.2. Screenshot / Demo kết quả</w:t>
       </w:r>
-      <w:r>
-        <w:tab/>
-      </w:r>
     </w:p>
     <w:p>
       <w:pPr>
-        <w:spacing w:before="60"/>
-      </w:pPr>
-      <w:r>
-        <w:rPr>
-          <w:noProof/>
-        </w:rPr>
+        <w:pStyle w:val="Heading2"/>
+        <w:tabs>
+          <w:tab w:val="left" w:pos="7475"/>
+        </w:tabs>
+        <w:jc w:val="center"/>
+      </w:pPr>
+      <w:r>
         <w:drawing>
-          <wp:inline distT="0" distB="0" distL="0" distR="0" wp14:anchorId="2354D0E6" wp14:editId="5F5F814A">
-            <wp:extent cx="5940425" cy="3343393"/>
-            <wp:effectExtent l="0" t="0" r="3175" b="9525"/>
+          <wp:inline distT="0" distB="0" distL="0" distR="0" wp14:anchorId="00D0D58B" wp14:editId="2B29DB13">
+            <wp:extent cx="5940425" cy="2780449"/>
+            <wp:effectExtent l="0" t="0" r="3175" b="1270"/>
             <wp:docPr id="1" name="Picture 1"/>
             <wp:cNvGraphicFramePr>
               <a:graphicFrameLocks xmlns:a="http://schemas.openxmlformats.org/drawingml/2006/main" noChangeAspect="1"/>
@@ -3182,7 +2859,7 @@
                   <pic:spPr>
                     <a:xfrm>
                       <a:off x="0" y="0"/>
-                      <a:ext cx="5940425" cy="3343393"/>
+                      <a:ext cx="5940425" cy="2780449"/>
                     </a:xfrm>
                     <a:prstGeom prst="rect">
                       <a:avLst/>
@@ -3197,36 +2874,28 @@
     </w:p>
     <w:p>
       <w:pPr>
-        <w:spacing w:before="60"/>
+        <w:pStyle w:val="Heading2"/>
+        <w:tabs>
+          <w:tab w:val="left" w:pos="7475"/>
+        </w:tabs>
         <w:jc w:val="center"/>
       </w:pPr>
-      <w:r>
-        <w:t>Hình 1: “</w:t>
-      </w:r>
-      <w:r>
-        <w:t>Màn hình đặt ghế (Seat Selection)</w:t>
-      </w:r>
-      <w:r>
-        <w:t xml:space="preserve"> </w:t>
-      </w:r>
-      <w:r>
-        <w:t>“</w:t>
-      </w:r>
     </w:p>
     <w:p>
       <w:pPr>
-        <w:spacing w:before="60"/>
+        <w:pStyle w:val="Heading2"/>
+        <w:tabs>
+          <w:tab w:val="left" w:pos="7475"/>
+        </w:tabs>
         <w:jc w:val="center"/>
       </w:pPr>
       <w:r>
-        <w:rPr>
-          <w:noProof/>
-        </w:rPr>
+        <w:lastRenderedPageBreak/>
         <w:drawing>
-          <wp:inline distT="0" distB="0" distL="0" distR="0" wp14:anchorId="49BC42AC" wp14:editId="13A37114">
-            <wp:extent cx="5940425" cy="3978688"/>
-            <wp:effectExtent l="0" t="0" r="3175" b="3175"/>
-            <wp:docPr id="2" name="Picture 2"/>
+          <wp:inline distT="0" distB="0" distL="0" distR="0" wp14:anchorId="7ADF2F82" wp14:editId="3F271257">
+            <wp:extent cx="5940425" cy="2642093"/>
+            <wp:effectExtent l="0" t="0" r="3175" b="6350"/>
+            <wp:docPr id="4" name="Picture 4"/>
             <wp:cNvGraphicFramePr>
               <a:graphicFrameLocks xmlns:a="http://schemas.openxmlformats.org/drawingml/2006/main" noChangeAspect="1"/>
             </wp:cNvGraphicFramePr>
@@ -3246,7 +2915,7 @@
                   <pic:spPr>
                     <a:xfrm>
                       <a:off x="0" y="0"/>
-                      <a:ext cx="5940425" cy="3978688"/>
+                      <a:ext cx="5940425" cy="2642093"/>
                     </a:xfrm>
                     <a:prstGeom prst="rect">
                       <a:avLst/>
@@ -3258,53 +2927,47 @@
           </wp:inline>
         </w:drawing>
       </w:r>
+      <w:bookmarkStart w:id="0" w:name="_GoBack"/>
+      <w:bookmarkEnd w:id="0"/>
     </w:p>
     <w:p>
       <w:pPr>
         <w:spacing w:before="60"/>
         <w:jc w:val="center"/>
       </w:pPr>
-      <w:r>
-        <w:rPr>
-          <w:noProof/>
-        </w:rPr>
-        <w:lastRenderedPageBreak/>
-        <w:drawing>
-          <wp:inline distT="0" distB="0" distL="0" distR="0" wp14:anchorId="70401B84" wp14:editId="6BED4DEF">
-            <wp:extent cx="5940425" cy="5299418"/>
-            <wp:effectExtent l="0" t="0" r="3175" b="0"/>
-            <wp:docPr id="3" name="Picture 3"/>
-            <wp:cNvGraphicFramePr>
-              <a:graphicFrameLocks xmlns:a="http://schemas.openxmlformats.org/drawingml/2006/main" noChangeAspect="1"/>
-            </wp:cNvGraphicFramePr>
-            <a:graphic xmlns:a="http://schemas.openxmlformats.org/drawingml/2006/main">
-              <a:graphicData uri="http://schemas.openxmlformats.org/drawingml/2006/picture">
-                <pic:pic xmlns:pic="http://schemas.openxmlformats.org/drawingml/2006/picture">
-                  <pic:nvPicPr>
-                    <pic:cNvPr id="0" name=""/>
-                    <pic:cNvPicPr/>
-                  </pic:nvPicPr>
-                  <pic:blipFill>
-                    <a:blip r:embed="rId12"/>
-                    <a:stretch>
-                      <a:fillRect/>
-                    </a:stretch>
-                  </pic:blipFill>
-                  <pic:spPr>
-                    <a:xfrm>
-                      <a:off x="0" y="0"/>
-                      <a:ext cx="5940425" cy="5299418"/>
-                    </a:xfrm>
-                    <a:prstGeom prst="rect">
-                      <a:avLst/>
-                    </a:prstGeom>
-                  </pic:spPr>
-                </pic:pic>
-              </a:graphicData>
-            </a:graphic>
-          </wp:inline>
-        </w:drawing>
-      </w:r>
+    </w:p>
+    <w:p>
+      <w:pPr>
+        <w:spacing w:before="60"/>
+        <w:jc w:val="center"/>
+      </w:pPr>
+      <w:r>
+        <w:t>Hình 1: “</w:t>
+      </w:r>
+      <w:r>
+        <w:t xml:space="preserve">Màn hình đặt </w:t>
+      </w:r>
+      <w:r>
+        <w:t>vé</w:t>
+      </w:r>
+      <w:r>
+        <w:t xml:space="preserve"> </w:t>
+      </w:r>
+      <w:r>
+        <w:t>“</w:t>
+      </w:r>
+    </w:p>
+    <w:p>
+      <w:pPr>
+        <w:spacing w:before="60"/>
+        <w:jc w:val="center"/>
+      </w:pPr>
+    </w:p>
+    <w:p>
+      <w:pPr>
+        <w:spacing w:before="60"/>
+        <w:jc w:val="center"/>
+      </w:pPr>
     </w:p>
     <w:p>
       <w:pPr>
@@ -3380,7 +3043,7 @@
       <w:tr>
         <w:tc>
           <w:tcPr>
-            <w:tcW w:w="387" w:type="dxa"/>
+            <w:tcW w:w="381" w:type="dxa"/>
             <w:tcBorders>
               <w:top w:val="single" w:sz="1" w:space="0" w:color="AAB7C4"/>
               <w:left w:val="single" w:sz="1" w:space="0" w:color="AAB7C4"/>
@@ -3413,7 +3076,7 @@
         </w:tc>
         <w:tc>
           <w:tcPr>
-            <w:tcW w:w="3140" w:type="dxa"/>
+            <w:tcW w:w="2721" w:type="dxa"/>
             <w:tcBorders>
               <w:top w:val="single" w:sz="1" w:space="0" w:color="AAB7C4"/>
               <w:left w:val="single" w:sz="1" w:space="0" w:color="AAB7C4"/>
@@ -3446,7 +3109,7 @@
         </w:tc>
         <w:tc>
           <w:tcPr>
-            <w:tcW w:w="1006" w:type="dxa"/>
+            <w:tcW w:w="867" w:type="dxa"/>
             <w:tcBorders>
               <w:top w:val="single" w:sz="1" w:space="0" w:color="AAB7C4"/>
               <w:left w:val="single" w:sz="1" w:space="0" w:color="AAB7C4"/>
@@ -3479,7 +3142,7 @@
         </w:tc>
         <w:tc>
           <w:tcPr>
-            <w:tcW w:w="3186" w:type="dxa"/>
+            <w:tcW w:w="3482" w:type="dxa"/>
             <w:tcBorders>
               <w:top w:val="single" w:sz="1" w:space="0" w:color="AAB7C4"/>
               <w:left w:val="single" w:sz="1" w:space="0" w:color="AAB7C4"/>
@@ -3512,7 +3175,7 @@
         </w:tc>
         <w:tc>
           <w:tcPr>
-            <w:tcW w:w="1307" w:type="dxa"/>
+            <w:tcW w:w="1575" w:type="dxa"/>
             <w:tcBorders>
               <w:top w:val="single" w:sz="1" w:space="0" w:color="AAB7C4"/>
               <w:left w:val="single" w:sz="1" w:space="0" w:color="AAB7C4"/>
@@ -3547,7 +3210,7 @@
       <w:tr>
         <w:tc>
           <w:tcPr>
-            <w:tcW w:w="387" w:type="dxa"/>
+            <w:tcW w:w="381" w:type="dxa"/>
             <w:tcBorders>
               <w:top w:val="single" w:sz="1" w:space="0" w:color="AAB7C4"/>
               <w:left w:val="single" w:sz="1" w:space="0" w:color="AAB7C4"/>
@@ -3561,30 +3224,16 @@
               <w:bottom w:w="80" w:type="dxa"/>
               <w:right w:w="120" w:type="dxa"/>
             </w:tcMar>
-            <w:vAlign w:val="bottom"/>
-          </w:tcPr>
-          <w:p>
-            <w:pPr>
-              <w:jc w:val="right"/>
-              <w:rPr>
-                <w:rFonts w:ascii="Arial" w:hAnsi="Arial" w:cs="Arial"/>
-                <w:sz w:val="24"/>
-                <w:szCs w:val="24"/>
-              </w:rPr>
-            </w:pPr>
-            <w:r>
-              <w:rPr>
-                <w:rFonts w:ascii="Arial" w:hAnsi="Arial" w:cs="Arial"/>
-                <w:sz w:val="24"/>
-                <w:szCs w:val="24"/>
-              </w:rPr>
+          </w:tcPr>
+          <w:p>
+            <w:r>
               <w:t>1</w:t>
             </w:r>
           </w:p>
         </w:tc>
         <w:tc>
           <w:tcPr>
-            <w:tcW w:w="3140" w:type="dxa"/>
+            <w:tcW w:w="2721" w:type="dxa"/>
             <w:tcBorders>
               <w:top w:val="single" w:sz="1" w:space="0" w:color="AAB7C4"/>
               <w:left w:val="single" w:sz="1" w:space="0" w:color="AAB7C4"/>
@@ -3598,29 +3247,16 @@
               <w:bottom w:w="80" w:type="dxa"/>
               <w:right w:w="120" w:type="dxa"/>
             </w:tcMar>
-            <w:vAlign w:val="bottom"/>
-          </w:tcPr>
-          <w:p>
-            <w:pPr>
-              <w:rPr>
-                <w:rFonts w:ascii="Arial" w:hAnsi="Arial" w:cs="Arial"/>
-                <w:sz w:val="24"/>
-                <w:szCs w:val="24"/>
-              </w:rPr>
-            </w:pPr>
-            <w:r>
-              <w:rPr>
-                <w:rFonts w:ascii="Arial" w:hAnsi="Arial" w:cs="Arial"/>
-                <w:sz w:val="24"/>
-                <w:szCs w:val="24"/>
-              </w:rPr>
-              <w:t>CartContext.jsx: addToCart, removeFromCart, totalItems hoạt động toàn app</w:t>
-            </w:r>
-          </w:p>
-        </w:tc>
-        <w:tc>
-          <w:tcPr>
-            <w:tcW w:w="1006" w:type="dxa"/>
+          </w:tcPr>
+          <w:p>
+            <w:r>
+              <w:t>Sử dụng useEffect để tải dữ liệu</w:t>
+            </w:r>
+          </w:p>
+        </w:tc>
+        <w:tc>
+          <w:tcPr>
+            <w:tcW w:w="867" w:type="dxa"/>
             <w:tcBorders>
               <w:top w:val="single" w:sz="1" w:space="0" w:color="AAB7C4"/>
               <w:left w:val="single" w:sz="1" w:space="0" w:color="AAB7C4"/>
@@ -3634,30 +3270,24 @@
               <w:bottom w:w="80" w:type="dxa"/>
               <w:right w:w="120" w:type="dxa"/>
             </w:tcMar>
-            <w:vAlign w:val="bottom"/>
           </w:tcPr>
           <w:p>
             <w:pPr>
               <w:jc w:val="center"/>
-              <w:rPr>
-                <w:rFonts w:ascii="Arial" w:hAnsi="Arial" w:cs="Arial"/>
-                <w:sz w:val="24"/>
-                <w:szCs w:val="24"/>
-              </w:rPr>
             </w:pPr>
             <w:r>
               <w:rPr>
-                <w:rFonts w:ascii="Arial" w:hAnsi="Arial" w:cs="Arial"/>
-                <w:sz w:val="24"/>
-                <w:szCs w:val="24"/>
-              </w:rPr>
-              <w:t>[x]</w:t>
-            </w:r>
-          </w:p>
-        </w:tc>
-        <w:tc>
-          <w:tcPr>
-            <w:tcW w:w="3186" w:type="dxa"/>
+                <w:rFonts w:ascii="MS Mincho" w:eastAsia="MS Mincho" w:hAnsi="MS Mincho" w:cs="MS Mincho" w:hint="eastAsia"/>
+                <w:iCs/>
+                <w:color w:val="7F8C8D"/>
+              </w:rPr>
+              <w:t>☑</w:t>
+            </w:r>
+          </w:p>
+        </w:tc>
+        <w:tc>
+          <w:tcPr>
+            <w:tcW w:w="3482" w:type="dxa"/>
             <w:tcBorders>
               <w:top w:val="single" w:sz="1" w:space="0" w:color="AAB7C4"/>
               <w:left w:val="single" w:sz="1" w:space="0" w:color="AAB7C4"/>
@@ -3671,29 +3301,16 @@
               <w:bottom w:w="80" w:type="dxa"/>
               <w:right w:w="120" w:type="dxa"/>
             </w:tcMar>
-            <w:vAlign w:val="bottom"/>
-          </w:tcPr>
-          <w:p>
-            <w:pPr>
-              <w:rPr>
-                <w:rFonts w:ascii="Arial" w:hAnsi="Arial" w:cs="Arial"/>
-                <w:sz w:val="24"/>
-                <w:szCs w:val="24"/>
-              </w:rPr>
-            </w:pPr>
-            <w:r>
-              <w:rPr>
-                <w:rFonts w:ascii="Arial" w:hAnsi="Arial" w:cs="Arial"/>
-                <w:sz w:val="24"/>
-                <w:szCs w:val="24"/>
-              </w:rPr>
-              <w:t>src/context/CartContext.jsx</w:t>
-            </w:r>
-          </w:p>
-        </w:tc>
-        <w:tc>
-          <w:tcPr>
-            <w:tcW w:w="1307" w:type="dxa"/>
+          </w:tcPr>
+          <w:p>
+            <w:r>
+              <w:t>src/pages</w:t>
+            </w:r>
+          </w:p>
+        </w:tc>
+        <w:tc>
+          <w:tcPr>
+            <w:tcW w:w="1575" w:type="dxa"/>
             <w:tcBorders>
               <w:top w:val="single" w:sz="1" w:space="0" w:color="AAB7C4"/>
               <w:left w:val="single" w:sz="1" w:space="0" w:color="AAB7C4"/>
@@ -3707,31 +3324,10 @@
               <w:bottom w:w="80" w:type="dxa"/>
               <w:right w:w="120" w:type="dxa"/>
             </w:tcMar>
-            <w:vAlign w:val="bottom"/>
-          </w:tcPr>
-          <w:p>
-            <w:pPr>
-              <w:rPr>
-                <w:rFonts w:ascii="Arial" w:hAnsi="Arial" w:cs="Arial"/>
-                <w:sz w:val="24"/>
-                <w:szCs w:val="24"/>
-              </w:rPr>
-            </w:pPr>
-            <w:r>
-              <w:rPr>
-                <w:rFonts w:ascii="Arial" w:hAnsi="Arial" w:cs="Arial"/>
-                <w:sz w:val="24"/>
-                <w:szCs w:val="24"/>
-              </w:rPr>
-              <w:t>Đã test thêm/xóa vé trên nhiều trang.</w:t>
-            </w:r>
-            <w:r>
-              <w:rPr>
-                <w:rFonts w:ascii="Arial" w:hAnsi="Arial" w:cs="Arial"/>
-                <w:sz w:val="24"/>
-                <w:szCs w:val="24"/>
-              </w:rPr>
-              <w:t>, totalItems cập nhật đúng</w:t>
+          </w:tcPr>
+          <w:p>
+            <w:r>
+              <w:t>Dữ liệu được tải khi component khởi tạo</w:t>
             </w:r>
           </w:p>
         </w:tc>
@@ -3739,7 +3335,7 @@
       <w:tr>
         <w:tc>
           <w:tcPr>
-            <w:tcW w:w="387" w:type="dxa"/>
+            <w:tcW w:w="381" w:type="dxa"/>
             <w:tcBorders>
               <w:top w:val="single" w:sz="1" w:space="0" w:color="AAB7C4"/>
               <w:left w:val="single" w:sz="1" w:space="0" w:color="AAB7C4"/>
@@ -3753,30 +3349,16 @@
               <w:bottom w:w="80" w:type="dxa"/>
               <w:right w:w="120" w:type="dxa"/>
             </w:tcMar>
-            <w:vAlign w:val="bottom"/>
-          </w:tcPr>
-          <w:p>
-            <w:pPr>
-              <w:jc w:val="right"/>
-              <w:rPr>
-                <w:rFonts w:ascii="Arial" w:hAnsi="Arial" w:cs="Arial"/>
-                <w:sz w:val="24"/>
-                <w:szCs w:val="24"/>
-              </w:rPr>
-            </w:pPr>
-            <w:r>
-              <w:rPr>
-                <w:rFonts w:ascii="Arial" w:hAnsi="Arial" w:cs="Arial"/>
-                <w:sz w:val="24"/>
-                <w:szCs w:val="24"/>
-              </w:rPr>
+          </w:tcPr>
+          <w:p>
+            <w:r>
               <w:t>2</w:t>
             </w:r>
           </w:p>
         </w:tc>
         <w:tc>
           <w:tcPr>
-            <w:tcW w:w="3140" w:type="dxa"/>
+            <w:tcW w:w="2721" w:type="dxa"/>
             <w:tcBorders>
               <w:top w:val="single" w:sz="1" w:space="0" w:color="AAB7C4"/>
               <w:left w:val="single" w:sz="1" w:space="0" w:color="AAB7C4"/>
@@ -3790,29 +3372,16 @@
               <w:bottom w:w="80" w:type="dxa"/>
               <w:right w:w="120" w:type="dxa"/>
             </w:tcMar>
-            <w:vAlign w:val="bottom"/>
-          </w:tcPr>
-          <w:p>
-            <w:pPr>
-              <w:rPr>
-                <w:rFonts w:ascii="Arial" w:hAnsi="Arial" w:cs="Arial"/>
-                <w:sz w:val="24"/>
-                <w:szCs w:val="24"/>
-              </w:rPr>
-            </w:pPr>
-            <w:r>
-              <w:rPr>
-                <w:rFonts w:ascii="Arial" w:hAnsi="Arial" w:cs="Arial"/>
-                <w:sz w:val="24"/>
-                <w:szCs w:val="24"/>
-              </w:rPr>
-              <w:t>ThemeContext.jsx: toggle dark/light mode</w:t>
-            </w:r>
-          </w:p>
-        </w:tc>
-        <w:tc>
-          <w:tcPr>
-            <w:tcW w:w="1006" w:type="dxa"/>
+          </w:tcPr>
+          <w:p>
+            <w:r>
+              <w:t>Quản lý dữ liệu bằng useState</w:t>
+            </w:r>
+          </w:p>
+        </w:tc>
+        <w:tc>
+          <w:tcPr>
+            <w:tcW w:w="867" w:type="dxa"/>
             <w:tcBorders>
               <w:top w:val="single" w:sz="1" w:space="0" w:color="AAB7C4"/>
               <w:left w:val="single" w:sz="1" w:space="0" w:color="AAB7C4"/>
@@ -3826,30 +3395,24 @@
               <w:bottom w:w="80" w:type="dxa"/>
               <w:right w:w="120" w:type="dxa"/>
             </w:tcMar>
-            <w:vAlign w:val="bottom"/>
           </w:tcPr>
           <w:p>
             <w:pPr>
               <w:jc w:val="center"/>
-              <w:rPr>
-                <w:rFonts w:ascii="Arial" w:hAnsi="Arial" w:cs="Arial"/>
-                <w:sz w:val="24"/>
-                <w:szCs w:val="24"/>
-              </w:rPr>
             </w:pPr>
             <w:r>
               <w:rPr>
-                <w:rFonts w:ascii="Arial" w:hAnsi="Arial" w:cs="Arial"/>
-                <w:sz w:val="24"/>
-                <w:szCs w:val="24"/>
-              </w:rPr>
-              <w:t>[x]</w:t>
-            </w:r>
-          </w:p>
-        </w:tc>
-        <w:tc>
-          <w:tcPr>
-            <w:tcW w:w="3186" w:type="dxa"/>
+                <w:rFonts w:ascii="MS Mincho" w:eastAsia="MS Mincho" w:hAnsi="MS Mincho" w:cs="MS Mincho" w:hint="eastAsia"/>
+                <w:iCs/>
+                <w:color w:val="7F8C8D"/>
+              </w:rPr>
+              <w:t>☑</w:t>
+            </w:r>
+          </w:p>
+        </w:tc>
+        <w:tc>
+          <w:tcPr>
+            <w:tcW w:w="3482" w:type="dxa"/>
             <w:tcBorders>
               <w:top w:val="single" w:sz="1" w:space="0" w:color="AAB7C4"/>
               <w:left w:val="single" w:sz="1" w:space="0" w:color="AAB7C4"/>
@@ -3863,29 +3426,16 @@
               <w:bottom w:w="80" w:type="dxa"/>
               <w:right w:w="120" w:type="dxa"/>
             </w:tcMar>
-            <w:vAlign w:val="bottom"/>
-          </w:tcPr>
-          <w:p>
-            <w:pPr>
-              <w:rPr>
-                <w:rFonts w:ascii="Arial" w:hAnsi="Arial" w:cs="Arial"/>
-                <w:sz w:val="24"/>
-                <w:szCs w:val="24"/>
-              </w:rPr>
-            </w:pPr>
-            <w:r>
-              <w:rPr>
-                <w:rFonts w:ascii="Arial" w:hAnsi="Arial" w:cs="Arial"/>
-                <w:sz w:val="24"/>
-                <w:szCs w:val="24"/>
-              </w:rPr>
-              <w:t>src/context/ThemeContext.jsx</w:t>
-            </w:r>
-          </w:p>
-        </w:tc>
-        <w:tc>
-          <w:tcPr>
-            <w:tcW w:w="1307" w:type="dxa"/>
+          </w:tcPr>
+          <w:p>
+            <w:r>
+              <w:t>src/pages</w:t>
+            </w:r>
+          </w:p>
+        </w:tc>
+        <w:tc>
+          <w:tcPr>
+            <w:tcW w:w="1575" w:type="dxa"/>
             <w:tcBorders>
               <w:top w:val="single" w:sz="1" w:space="0" w:color="AAB7C4"/>
               <w:left w:val="single" w:sz="1" w:space="0" w:color="AAB7C4"/>
@@ -3899,33 +3449,10 @@
               <w:bottom w:w="80" w:type="dxa"/>
               <w:right w:w="120" w:type="dxa"/>
             </w:tcMar>
-            <w:vAlign w:val="bottom"/>
-          </w:tcPr>
-          <w:p>
-            <w:pPr>
-              <w:divId w:val="1663436693"/>
-              <w:rPr>
-                <w:rFonts w:ascii="Arial" w:hAnsi="Arial" w:cs="Arial"/>
-                <w:sz w:val="24"/>
-                <w:szCs w:val="24"/>
-              </w:rPr>
-            </w:pPr>
-            <w:r>
-              <w:rPr>
-                <w:rFonts w:ascii="Arial" w:hAnsi="Arial" w:cs="Arial"/>
-                <w:sz w:val="24"/>
-                <w:szCs w:val="24"/>
-              </w:rPr>
-              <w:t xml:space="preserve">Đã test toggle và reload trang, theme được </w:t>
-            </w:r>
-            <w:r>
-              <w:rPr>
-                <w:rFonts w:ascii="Arial" w:hAnsi="Arial" w:cs="Arial"/>
-                <w:sz w:val="24"/>
-                <w:szCs w:val="24"/>
-              </w:rPr>
-              <w:lastRenderedPageBreak/>
-              <w:t>giữ nguyên nhờ localStorage</w:t>
+          </w:tcPr>
+          <w:p>
+            <w:r>
+              <w:t>State cập nhật đúng</w:t>
             </w:r>
           </w:p>
         </w:tc>
@@ -3933,7 +3460,7 @@
       <w:tr>
         <w:tc>
           <w:tcPr>
-            <w:tcW w:w="387" w:type="dxa"/>
+            <w:tcW w:w="381" w:type="dxa"/>
             <w:tcBorders>
               <w:top w:val="single" w:sz="1" w:space="0" w:color="AAB7C4"/>
               <w:left w:val="single" w:sz="1" w:space="0" w:color="AAB7C4"/>
@@ -3947,31 +3474,16 @@
               <w:bottom w:w="80" w:type="dxa"/>
               <w:right w:w="120" w:type="dxa"/>
             </w:tcMar>
-            <w:vAlign w:val="bottom"/>
-          </w:tcPr>
-          <w:p>
-            <w:pPr>
-              <w:jc w:val="right"/>
-              <w:rPr>
-                <w:rFonts w:ascii="Arial" w:hAnsi="Arial" w:cs="Arial"/>
-                <w:sz w:val="24"/>
-                <w:szCs w:val="24"/>
-              </w:rPr>
-            </w:pPr>
-            <w:r>
-              <w:rPr>
-                <w:rFonts w:ascii="Arial" w:hAnsi="Arial" w:cs="Arial"/>
-                <w:sz w:val="24"/>
-                <w:szCs w:val="24"/>
-              </w:rPr>
-              <w:lastRenderedPageBreak/>
+          </w:tcPr>
+          <w:p>
+            <w:r>
               <w:t>3</w:t>
             </w:r>
           </w:p>
         </w:tc>
         <w:tc>
           <w:tcPr>
-            <w:tcW w:w="3140" w:type="dxa"/>
+            <w:tcW w:w="2721" w:type="dxa"/>
             <w:tcBorders>
               <w:top w:val="single" w:sz="1" w:space="0" w:color="AAB7C4"/>
               <w:left w:val="single" w:sz="1" w:space="0" w:color="AAB7C4"/>
@@ -3985,29 +3497,16 @@
               <w:bottom w:w="80" w:type="dxa"/>
               <w:right w:w="120" w:type="dxa"/>
             </w:tcMar>
-            <w:vAlign w:val="bottom"/>
-          </w:tcPr>
-          <w:p>
-            <w:pPr>
-              <w:rPr>
-                <w:rFonts w:ascii="Arial" w:hAnsi="Arial" w:cs="Arial"/>
-                <w:sz w:val="24"/>
-                <w:szCs w:val="24"/>
-              </w:rPr>
-            </w:pPr>
-            <w:r>
-              <w:rPr>
-                <w:rFonts w:ascii="Arial" w:hAnsi="Arial" w:cs="Arial"/>
-                <w:sz w:val="24"/>
-                <w:szCs w:val="24"/>
-              </w:rPr>
-              <w:t>useEffect có cleanup function (clearTimeout hoặc reset document.title)</w:t>
-            </w:r>
-          </w:p>
-        </w:tc>
-        <w:tc>
-          <w:tcPr>
-            <w:tcW w:w="1006" w:type="dxa"/>
+          </w:tcPr>
+          <w:p>
+            <w:r>
+              <w:t>Hiển thị Loading khi tải dữ liệu</w:t>
+            </w:r>
+          </w:p>
+        </w:tc>
+        <w:tc>
+          <w:tcPr>
+            <w:tcW w:w="867" w:type="dxa"/>
             <w:tcBorders>
               <w:top w:val="single" w:sz="1" w:space="0" w:color="AAB7C4"/>
               <w:left w:val="single" w:sz="1" w:space="0" w:color="AAB7C4"/>
@@ -4021,30 +3520,24 @@
               <w:bottom w:w="80" w:type="dxa"/>
               <w:right w:w="120" w:type="dxa"/>
             </w:tcMar>
-            <w:vAlign w:val="bottom"/>
           </w:tcPr>
           <w:p>
             <w:pPr>
               <w:jc w:val="center"/>
-              <w:rPr>
-                <w:rFonts w:ascii="Arial" w:hAnsi="Arial" w:cs="Arial"/>
-                <w:sz w:val="24"/>
-                <w:szCs w:val="24"/>
-              </w:rPr>
             </w:pPr>
             <w:r>
               <w:rPr>
-                <w:rFonts w:ascii="Arial" w:hAnsi="Arial" w:cs="Arial"/>
-                <w:sz w:val="24"/>
-                <w:szCs w:val="24"/>
-              </w:rPr>
-              <w:t>[x]</w:t>
-            </w:r>
-          </w:p>
-        </w:tc>
-        <w:tc>
-          <w:tcPr>
-            <w:tcW w:w="3186" w:type="dxa"/>
+                <w:rFonts w:ascii="MS Mincho" w:eastAsia="MS Mincho" w:hAnsi="MS Mincho" w:cs="MS Mincho" w:hint="eastAsia"/>
+                <w:iCs/>
+                <w:color w:val="7F8C8D"/>
+              </w:rPr>
+              <w:t>☑</w:t>
+            </w:r>
+          </w:p>
+        </w:tc>
+        <w:tc>
+          <w:tcPr>
+            <w:tcW w:w="3482" w:type="dxa"/>
             <w:tcBorders>
               <w:top w:val="single" w:sz="1" w:space="0" w:color="AAB7C4"/>
               <w:left w:val="single" w:sz="1" w:space="0" w:color="AAB7C4"/>
@@ -4058,46 +3551,16 @@
               <w:bottom w:w="80" w:type="dxa"/>
               <w:right w:w="120" w:type="dxa"/>
             </w:tcMar>
-            <w:vAlign w:val="bottom"/>
-          </w:tcPr>
-          <w:p>
-            <w:pPr>
-              <w:rPr>
-                <w:rFonts w:ascii="Arial" w:hAnsi="Arial" w:cs="Arial" w:hint="eastAsia"/>
-                <w:sz w:val="24"/>
-                <w:szCs w:val="24"/>
-              </w:rPr>
-            </w:pPr>
-            <w:r>
-              <w:rPr>
-                <w:rFonts w:ascii="Arial" w:hAnsi="Arial" w:cs="Arial"/>
-                <w:sz w:val="24"/>
-                <w:szCs w:val="24"/>
-              </w:rPr>
-              <w:t>src/pages/MovieListPage.jsx</w:t>
-            </w:r>
-          </w:p>
-          <w:p>
-            <w:pPr>
-              <w:rPr>
-                <w:rFonts w:ascii="Arial" w:hAnsi="Arial" w:cs="Arial"/>
-                <w:sz w:val="24"/>
-                <w:szCs w:val="24"/>
-              </w:rPr>
-            </w:pPr>
-            <w:r>
-              <w:rPr>
-                <w:rFonts w:ascii="Arial" w:hAnsi="Arial" w:cs="Arial"/>
-                <w:sz w:val="24"/>
-                <w:szCs w:val="24"/>
-              </w:rPr>
-              <w:t>— kiểm tra return () =&gt; {...} trong useEffect</w:t>
-            </w:r>
-          </w:p>
-        </w:tc>
-        <w:tc>
-          <w:tcPr>
-            <w:tcW w:w="1307" w:type="dxa"/>
+          </w:tcPr>
+          <w:p>
+            <w:r>
+              <w:t>src/components</w:t>
+            </w:r>
+          </w:p>
+        </w:tc>
+        <w:tc>
+          <w:tcPr>
+            <w:tcW w:w="1575" w:type="dxa"/>
             <w:tcBorders>
               <w:top w:val="single" w:sz="1" w:space="0" w:color="AAB7C4"/>
               <w:left w:val="single" w:sz="1" w:space="0" w:color="AAB7C4"/>
@@ -4111,23 +3574,10 @@
               <w:bottom w:w="80" w:type="dxa"/>
               <w:right w:w="120" w:type="dxa"/>
             </w:tcMar>
-            <w:vAlign w:val="bottom"/>
-          </w:tcPr>
-          <w:p>
-            <w:pPr>
-              <w:rPr>
-                <w:rFonts w:ascii="Arial" w:hAnsi="Arial" w:cs="Arial"/>
-                <w:sz w:val="24"/>
-                <w:szCs w:val="24"/>
-              </w:rPr>
-            </w:pPr>
-            <w:r>
-              <w:rPr>
-                <w:rFonts w:ascii="Arial" w:hAnsi="Arial" w:cs="Arial"/>
-                <w:sz w:val="24"/>
-                <w:szCs w:val="24"/>
-              </w:rPr>
-              <w:t>Đã test chuyển trang nhanh, title được reset đúng khi unmount</w:t>
+          </w:tcPr>
+          <w:p>
+            <w:r>
+              <w:t>Giao diện phản hồi đúng</w:t>
             </w:r>
           </w:p>
         </w:tc>
@@ -4135,7 +3585,7 @@
       <w:tr>
         <w:tc>
           <w:tcPr>
-            <w:tcW w:w="387" w:type="dxa"/>
+            <w:tcW w:w="381" w:type="dxa"/>
             <w:tcBorders>
               <w:top w:val="single" w:sz="1" w:space="0" w:color="AAB7C4"/>
               <w:left w:val="single" w:sz="1" w:space="0" w:color="AAB7C4"/>
@@ -4149,30 +3599,16 @@
               <w:bottom w:w="80" w:type="dxa"/>
               <w:right w:w="120" w:type="dxa"/>
             </w:tcMar>
-            <w:vAlign w:val="bottom"/>
-          </w:tcPr>
-          <w:p>
-            <w:pPr>
-              <w:jc w:val="right"/>
-              <w:rPr>
-                <w:rFonts w:ascii="Arial" w:hAnsi="Arial" w:cs="Arial"/>
-                <w:sz w:val="24"/>
-                <w:szCs w:val="24"/>
-              </w:rPr>
-            </w:pPr>
-            <w:r>
-              <w:rPr>
-                <w:rFonts w:ascii="Arial" w:hAnsi="Arial" w:cs="Arial"/>
-                <w:sz w:val="24"/>
-                <w:szCs w:val="24"/>
-              </w:rPr>
+          </w:tcPr>
+          <w:p>
+            <w:r>
               <w:t>4</w:t>
             </w:r>
           </w:p>
         </w:tc>
         <w:tc>
           <w:tcPr>
-            <w:tcW w:w="3140" w:type="dxa"/>
+            <w:tcW w:w="2721" w:type="dxa"/>
             <w:tcBorders>
               <w:top w:val="single" w:sz="1" w:space="0" w:color="AAB7C4"/>
               <w:left w:val="single" w:sz="1" w:space="0" w:color="AAB7C4"/>
@@ -4186,29 +3622,16 @@
               <w:bottom w:w="80" w:type="dxa"/>
               <w:right w:w="120" w:type="dxa"/>
             </w:tcMar>
-            <w:vAlign w:val="bottom"/>
-          </w:tcPr>
-          <w:p>
-            <w:pPr>
-              <w:rPr>
-                <w:rFonts w:ascii="Arial" w:hAnsi="Arial" w:cs="Arial"/>
-                <w:sz w:val="24"/>
-                <w:szCs w:val="24"/>
-              </w:rPr>
-            </w:pPr>
-            <w:r>
-              <w:rPr>
-                <w:rFonts w:ascii="Arial" w:hAnsi="Arial" w:cs="Arial"/>
-                <w:sz w:val="24"/>
-                <w:szCs w:val="24"/>
-              </w:rPr>
-              <w:t>useRef: search input tự động focus sau khi data load xong</w:t>
-            </w:r>
-          </w:p>
-        </w:tc>
-        <w:tc>
-          <w:tcPr>
-            <w:tcW w:w="1006" w:type="dxa"/>
+          </w:tcPr>
+          <w:p>
+            <w:r>
+              <w:t>Hiển thị danh sách dữ liệu sau khi tải</w:t>
+            </w:r>
+          </w:p>
+        </w:tc>
+        <w:tc>
+          <w:tcPr>
+            <w:tcW w:w="867" w:type="dxa"/>
             <w:tcBorders>
               <w:top w:val="single" w:sz="1" w:space="0" w:color="AAB7C4"/>
               <w:left w:val="single" w:sz="1" w:space="0" w:color="AAB7C4"/>
@@ -4222,30 +3645,24 @@
               <w:bottom w:w="80" w:type="dxa"/>
               <w:right w:w="120" w:type="dxa"/>
             </w:tcMar>
-            <w:vAlign w:val="bottom"/>
           </w:tcPr>
           <w:p>
             <w:pPr>
               <w:jc w:val="center"/>
-              <w:rPr>
-                <w:rFonts w:ascii="Arial" w:hAnsi="Arial" w:cs="Arial"/>
-                <w:sz w:val="24"/>
-                <w:szCs w:val="24"/>
-              </w:rPr>
             </w:pPr>
             <w:r>
               <w:rPr>
-                <w:rFonts w:ascii="Arial" w:hAnsi="Arial" w:cs="Arial"/>
-                <w:sz w:val="24"/>
-                <w:szCs w:val="24"/>
-              </w:rPr>
-              <w:t>[x]</w:t>
-            </w:r>
-          </w:p>
-        </w:tc>
-        <w:tc>
-          <w:tcPr>
-            <w:tcW w:w="3186" w:type="dxa"/>
+                <w:rFonts w:ascii="MS Mincho" w:eastAsia="MS Mincho" w:hAnsi="MS Mincho" w:cs="MS Mincho" w:hint="eastAsia"/>
+                <w:iCs/>
+                <w:color w:val="7F8C8D"/>
+              </w:rPr>
+              <w:t>☑</w:t>
+            </w:r>
+          </w:p>
+        </w:tc>
+        <w:tc>
+          <w:tcPr>
+            <w:tcW w:w="3482" w:type="dxa"/>
             <w:tcBorders>
               <w:top w:val="single" w:sz="1" w:space="0" w:color="AAB7C4"/>
               <w:left w:val="single" w:sz="1" w:space="0" w:color="AAB7C4"/>
@@ -4259,54 +3676,16 @@
               <w:bottom w:w="80" w:type="dxa"/>
               <w:right w:w="120" w:type="dxa"/>
             </w:tcMar>
-            <w:vAlign w:val="bottom"/>
-          </w:tcPr>
-          <w:p>
-            <w:pPr>
-              <w:rPr>
-                <w:rFonts w:ascii="Arial" w:hAnsi="Arial" w:cs="Arial" w:hint="eastAsia"/>
-                <w:sz w:val="24"/>
-                <w:szCs w:val="24"/>
-              </w:rPr>
-            </w:pPr>
-            <w:r>
-              <w:rPr>
-                <w:rFonts w:ascii="Arial" w:hAnsi="Arial" w:cs="Arial"/>
-                <w:sz w:val="24"/>
-                <w:szCs w:val="24"/>
-              </w:rPr>
-              <w:t>src/pages/MovieListPage.jsx</w:t>
-            </w:r>
-          </w:p>
-          <w:p>
-            <w:pPr>
-              <w:rPr>
-                <w:rFonts w:ascii="Arial" w:hAnsi="Arial" w:cs="Arial"/>
-                <w:sz w:val="24"/>
-                <w:szCs w:val="24"/>
-              </w:rPr>
-            </w:pPr>
-            <w:r>
-              <w:rPr>
-                <w:rFonts w:ascii="Arial" w:hAnsi="Arial" w:cs="Arial"/>
-                <w:sz w:val="24"/>
-                <w:szCs w:val="24"/>
-              </w:rPr>
-              <w:t>—</w:t>
-            </w:r>
-            <w:r>
-              <w:rPr>
-                <w:rFonts w:ascii="Arial" w:hAnsi="Arial" w:cs="Arial"/>
-                <w:sz w:val="24"/>
-                <w:szCs w:val="24"/>
-              </w:rPr>
-              <w:t>searchInputRef.current.focus()</w:t>
-            </w:r>
-          </w:p>
-        </w:tc>
-        <w:tc>
-          <w:tcPr>
-            <w:tcW w:w="1307" w:type="dxa"/>
+          </w:tcPr>
+          <w:p>
+            <w:r>
+              <w:t>src/components</w:t>
+            </w:r>
+          </w:p>
+        </w:tc>
+        <w:tc>
+          <w:tcPr>
+            <w:tcW w:w="1575" w:type="dxa"/>
             <w:tcBorders>
               <w:top w:val="single" w:sz="1" w:space="0" w:color="AAB7C4"/>
               <w:left w:val="single" w:sz="1" w:space="0" w:color="AAB7C4"/>
@@ -4320,23 +3699,10 @@
               <w:bottom w:w="80" w:type="dxa"/>
               <w:right w:w="120" w:type="dxa"/>
             </w:tcMar>
-            <w:vAlign w:val="bottom"/>
-          </w:tcPr>
-          <w:p>
-            <w:pPr>
-              <w:rPr>
-                <w:rFonts w:ascii="Arial" w:hAnsi="Arial" w:cs="Arial"/>
-                <w:sz w:val="24"/>
-                <w:szCs w:val="24"/>
-              </w:rPr>
-            </w:pPr>
-            <w:r>
-              <w:rPr>
-                <w:rFonts w:ascii="Arial" w:hAnsi="Arial" w:cs="Arial"/>
-                <w:sz w:val="24"/>
-                <w:szCs w:val="24"/>
-              </w:rPr>
-              <w:t>Đã test trên các tốc độ mạng khác nhau, focus luôn đúng thời điểm</w:t>
+          </w:tcPr>
+          <w:p>
+            <w:r>
+              <w:t>Render đúng dữ liệu</w:t>
             </w:r>
           </w:p>
         </w:tc>
@@ -4344,7 +3710,7 @@
       <w:tr>
         <w:tc>
           <w:tcPr>
-            <w:tcW w:w="387" w:type="dxa"/>
+            <w:tcW w:w="381" w:type="dxa"/>
             <w:tcBorders>
               <w:top w:val="single" w:sz="1" w:space="0" w:color="AAB7C4"/>
               <w:left w:val="single" w:sz="1" w:space="0" w:color="AAB7C4"/>
@@ -4358,30 +3724,16 @@
               <w:bottom w:w="80" w:type="dxa"/>
               <w:right w:w="120" w:type="dxa"/>
             </w:tcMar>
-            <w:vAlign w:val="bottom"/>
-          </w:tcPr>
-          <w:p>
-            <w:pPr>
-              <w:jc w:val="right"/>
-              <w:rPr>
-                <w:rFonts w:ascii="Arial" w:hAnsi="Arial" w:cs="Arial"/>
-                <w:sz w:val="24"/>
-                <w:szCs w:val="24"/>
-              </w:rPr>
-            </w:pPr>
-            <w:r>
-              <w:rPr>
-                <w:rFonts w:ascii="Arial" w:hAnsi="Arial" w:cs="Arial"/>
-                <w:sz w:val="24"/>
-                <w:szCs w:val="24"/>
-              </w:rPr>
+          </w:tcPr>
+          <w:p>
+            <w:r>
               <w:t>5</w:t>
             </w:r>
           </w:p>
         </w:tc>
         <w:tc>
           <w:tcPr>
-            <w:tcW w:w="3140" w:type="dxa"/>
+            <w:tcW w:w="2721" w:type="dxa"/>
             <w:tcBorders>
               <w:top w:val="single" w:sz="1" w:space="0" w:color="AAB7C4"/>
               <w:left w:val="single" w:sz="1" w:space="0" w:color="AAB7C4"/>
@@ -4395,29 +3747,16 @@
               <w:bottom w:w="80" w:type="dxa"/>
               <w:right w:w="120" w:type="dxa"/>
             </w:tcMar>
-            <w:vAlign w:val="bottom"/>
-          </w:tcPr>
-          <w:p>
-            <w:pPr>
-              <w:rPr>
-                <w:rFonts w:ascii="Arial" w:hAnsi="Arial" w:cs="Arial"/>
-                <w:sz w:val="24"/>
-                <w:szCs w:val="24"/>
-              </w:rPr>
-            </w:pPr>
-            <w:r>
-              <w:rPr>
-                <w:rFonts w:ascii="Arial" w:hAnsi="Arial" w:cs="Arial"/>
-                <w:sz w:val="24"/>
-                <w:szCs w:val="24"/>
-              </w:rPr>
-              <w:t>Báo cáo: bảng so sánh khi nào dùng useEffect / useContext / useRef</w:t>
-            </w:r>
-          </w:p>
-        </w:tc>
-        <w:tc>
-          <w:tcPr>
-            <w:tcW w:w="1006" w:type="dxa"/>
+          </w:tcPr>
+          <w:p>
+            <w:r>
+              <w:t>Kiểm thử hoạt động của Hook</w:t>
+            </w:r>
+          </w:p>
+        </w:tc>
+        <w:tc>
+          <w:tcPr>
+            <w:tcW w:w="867" w:type="dxa"/>
             <w:tcBorders>
               <w:top w:val="single" w:sz="1" w:space="0" w:color="AAB7C4"/>
               <w:left w:val="single" w:sz="1" w:space="0" w:color="AAB7C4"/>
@@ -4431,30 +3770,24 @@
               <w:bottom w:w="80" w:type="dxa"/>
               <w:right w:w="120" w:type="dxa"/>
             </w:tcMar>
-            <w:vAlign w:val="bottom"/>
           </w:tcPr>
           <w:p>
             <w:pPr>
               <w:jc w:val="center"/>
-              <w:rPr>
-                <w:rFonts w:ascii="Arial" w:hAnsi="Arial" w:cs="Arial"/>
-                <w:sz w:val="24"/>
-                <w:szCs w:val="24"/>
-              </w:rPr>
             </w:pPr>
             <w:r>
               <w:rPr>
-                <w:rFonts w:ascii="Arial" w:hAnsi="Arial" w:cs="Arial"/>
-                <w:sz w:val="24"/>
-                <w:szCs w:val="24"/>
-              </w:rPr>
-              <w:t>[x]</w:t>
-            </w:r>
-          </w:p>
-        </w:tc>
-        <w:tc>
-          <w:tcPr>
-            <w:tcW w:w="3186" w:type="dxa"/>
+                <w:rFonts w:ascii="MS Mincho" w:eastAsia="MS Mincho" w:hAnsi="MS Mincho" w:cs="MS Mincho" w:hint="eastAsia"/>
+                <w:iCs/>
+                <w:color w:val="7F8C8D"/>
+              </w:rPr>
+              <w:t>☑</w:t>
+            </w:r>
+          </w:p>
+        </w:tc>
+        <w:tc>
+          <w:tcPr>
+            <w:tcW w:w="3482" w:type="dxa"/>
             <w:tcBorders>
               <w:top w:val="single" w:sz="1" w:space="0" w:color="AAB7C4"/>
               <w:left w:val="single" w:sz="1" w:space="0" w:color="AAB7C4"/>
@@ -4468,29 +3801,16 @@
               <w:bottom w:w="80" w:type="dxa"/>
               <w:right w:w="120" w:type="dxa"/>
             </w:tcMar>
-            <w:vAlign w:val="bottom"/>
-          </w:tcPr>
-          <w:p>
-            <w:pPr>
-              <w:rPr>
-                <w:rFonts w:ascii="Arial" w:hAnsi="Arial" w:cs="Arial"/>
-                <w:sz w:val="24"/>
-                <w:szCs w:val="24"/>
-              </w:rPr>
-            </w:pPr>
-            <w:r>
-              <w:rPr>
-                <w:rFonts w:ascii="Arial" w:hAnsi="Arial" w:cs="Arial"/>
-                <w:sz w:val="24"/>
-                <w:szCs w:val="24"/>
-              </w:rPr>
-              <w:t>Mục 3.2 của báo cáo này</w:t>
-            </w:r>
-          </w:p>
-        </w:tc>
-        <w:tc>
-          <w:tcPr>
-            <w:tcW w:w="1307" w:type="dxa"/>
+          </w:tcPr>
+          <w:p>
+            <w:r>
+              <w:t>Toàn bộ project</w:t>
+            </w:r>
+          </w:p>
+        </w:tc>
+        <w:tc>
+          <w:tcPr>
+            <w:tcW w:w="1575" w:type="dxa"/>
             <w:tcBorders>
               <w:top w:val="single" w:sz="1" w:space="0" w:color="AAB7C4"/>
               <w:left w:val="single" w:sz="1" w:space="0" w:color="AAB7C4"/>
@@ -4504,23 +3824,10 @@
               <w:bottom w:w="80" w:type="dxa"/>
               <w:right w:w="120" w:type="dxa"/>
             </w:tcMar>
-            <w:vAlign w:val="bottom"/>
-          </w:tcPr>
-          <w:p>
-            <w:pPr>
-              <w:rPr>
-                <w:rFonts w:ascii="Arial" w:hAnsi="Arial" w:cs="Arial"/>
-                <w:sz w:val="24"/>
-                <w:szCs w:val="24"/>
-              </w:rPr>
-            </w:pPr>
-            <w:r>
-              <w:rPr>
-                <w:rFonts w:ascii="Arial" w:hAnsi="Arial" w:cs="Arial"/>
-                <w:sz w:val="24"/>
-                <w:szCs w:val="24"/>
-              </w:rPr>
-              <w:t>Đã bổ sung bảng so sánh 3 hook kèm ví dụ áp dụng thực tế</w:t>
+          </w:tcPr>
+          <w:p>
+            <w:r>
+              <w:t>Đã kiểm tra hoạt động</w:t>
             </w:r>
           </w:p>
         </w:tc>
@@ -4528,7 +3835,7 @@
       <w:tr>
         <w:tc>
           <w:tcPr>
-            <w:tcW w:w="387" w:type="dxa"/>
+            <w:tcW w:w="381" w:type="dxa"/>
             <w:tcBorders>
               <w:top w:val="single" w:sz="1" w:space="0" w:color="AAB7C4"/>
               <w:left w:val="single" w:sz="1" w:space="0" w:color="AAB7C4"/>
@@ -4556,7 +3863,7 @@
         </w:tc>
         <w:tc>
           <w:tcPr>
-            <w:tcW w:w="3140" w:type="dxa"/>
+            <w:tcW w:w="2721" w:type="dxa"/>
             <w:tcBorders>
               <w:top w:val="single" w:sz="1" w:space="0" w:color="AAB7C4"/>
               <w:left w:val="single" w:sz="1" w:space="0" w:color="AAB7C4"/>
@@ -4594,7 +3901,7 @@
         </w:tc>
         <w:tc>
           <w:tcPr>
-            <w:tcW w:w="1006" w:type="dxa"/>
+            <w:tcW w:w="867" w:type="dxa"/>
             <w:tcBorders>
               <w:top w:val="single" w:sz="1" w:space="0" w:color="AAB7C4"/>
               <w:left w:val="single" w:sz="1" w:space="0" w:color="AAB7C4"/>
@@ -4633,7 +3940,7 @@
         </w:tc>
         <w:tc>
           <w:tcPr>
-            <w:tcW w:w="3186" w:type="dxa"/>
+            <w:tcW w:w="3482" w:type="dxa"/>
             <w:tcBorders>
               <w:top w:val="single" w:sz="1" w:space="0" w:color="AAB7C4"/>
               <w:left w:val="single" w:sz="1" w:space="0" w:color="AAB7C4"/>
@@ -4662,7 +3969,7 @@
         </w:tc>
         <w:tc>
           <w:tcPr>
-            <w:tcW w:w="1307" w:type="dxa"/>
+            <w:tcW w:w="1575" w:type="dxa"/>
             <w:tcBorders>
               <w:top w:val="single" w:sz="1" w:space="0" w:color="AAB7C4"/>
               <w:left w:val="single" w:sz="1" w:space="0" w:color="AAB7C4"/>
@@ -4697,22 +4004,18 @@
     </w:p>
     <w:p>
       <w:pPr>
-        <w:spacing w:before="60"/>
-      </w:pPr>
+        <w:pStyle w:val="Heading1"/>
+      </w:pPr>
+      <w:r>
+        <w:t>VI. HẠN CHẾ &amp; LỖI GẶP PHẢI</w:t>
+      </w:r>
     </w:p>
     <w:p>
       <w:pPr>
-        <w:pStyle w:val="Heading1"/>
-      </w:pPr>
-      <w:r>
-        <w:t>VI. HẠN CHẾ &amp; LỖI GẶP PHẢI</w:t>
-      </w:r>
-    </w:p>
-    <w:p>
-      <w:pPr>
         <w:pStyle w:val="Heading2"/>
       </w:pPr>
       <w:r>
+        <w:lastRenderedPageBreak/>
         <w:t>6.1. Bảng lỗi kỹ thuật</w:t>
       </w:r>
     </w:p>
@@ -4953,23 +4256,9 @@
               <w:bottom w:w="80" w:type="dxa"/>
               <w:right w:w="120" w:type="dxa"/>
             </w:tcMar>
-            <w:vAlign w:val="bottom"/>
-          </w:tcPr>
-          <w:p>
-            <w:pPr>
-              <w:jc w:val="right"/>
-              <w:rPr>
-                <w:rFonts w:ascii="Arial" w:hAnsi="Arial" w:cs="Arial"/>
-                <w:sz w:val="24"/>
-                <w:szCs w:val="24"/>
-              </w:rPr>
-            </w:pPr>
-            <w:r>
-              <w:rPr>
-                <w:rFonts w:ascii="Arial" w:hAnsi="Arial" w:cs="Arial"/>
-                <w:sz w:val="24"/>
-                <w:szCs w:val="24"/>
-              </w:rPr>
+          </w:tcPr>
+          <w:p>
+            <w:r>
               <w:t>1</w:t>
             </w:r>
           </w:p>
@@ -4990,23 +4279,10 @@
               <w:bottom w:w="80" w:type="dxa"/>
               <w:right w:w="120" w:type="dxa"/>
             </w:tcMar>
-            <w:vAlign w:val="bottom"/>
-          </w:tcPr>
-          <w:p>
-            <w:pPr>
-              <w:rPr>
-                <w:rFonts w:ascii="Arial" w:hAnsi="Arial" w:cs="Arial"/>
-                <w:sz w:val="24"/>
-                <w:szCs w:val="24"/>
-              </w:rPr>
-            </w:pPr>
-            <w:r>
-              <w:rPr>
-                <w:rFonts w:ascii="Arial" w:hAnsi="Arial" w:cs="Arial"/>
-                <w:sz w:val="24"/>
-                <w:szCs w:val="24"/>
-              </w:rPr>
-              <w:t>"Uncaught Error: useCart must be used within a CartProvider" khi mở Header</w:t>
+          </w:tcPr>
+          <w:p>
+            <w:r>
+              <w:t>useEffect chạy nhiều lần</w:t>
             </w:r>
           </w:p>
         </w:tc>
@@ -5026,23 +4302,10 @@
               <w:bottom w:w="80" w:type="dxa"/>
               <w:right w:w="120" w:type="dxa"/>
             </w:tcMar>
-            <w:vAlign w:val="bottom"/>
-          </w:tcPr>
-          <w:p>
-            <w:pPr>
-              <w:rPr>
-                <w:rFonts w:ascii="Arial" w:hAnsi="Arial" w:cs="Arial"/>
-                <w:sz w:val="24"/>
-                <w:szCs w:val="24"/>
-              </w:rPr>
-            </w:pPr>
-            <w:r>
-              <w:rPr>
-                <w:rFonts w:ascii="Arial" w:hAnsi="Arial" w:cs="Arial"/>
-                <w:sz w:val="24"/>
-                <w:szCs w:val="24"/>
-              </w:rPr>
-              <w:t>CartProvider được bọc ở cấp quá thấp trong cây component (chỉ bọc 1 route), không bao trùm toàn bộ App nên Header nằm ngoài phạm vi Context</w:t>
+          </w:tcPr>
+          <w:p>
+            <w:r>
+              <w:t>Thiếu dependency array</w:t>
             </w:r>
           </w:p>
         </w:tc>
@@ -5062,23 +4325,10 @@
               <w:bottom w:w="80" w:type="dxa"/>
               <w:right w:w="120" w:type="dxa"/>
             </w:tcMar>
-            <w:vAlign w:val="bottom"/>
-          </w:tcPr>
-          <w:p>
-            <w:pPr>
-              <w:rPr>
-                <w:rFonts w:ascii="Arial" w:hAnsi="Arial" w:cs="Arial"/>
-                <w:sz w:val="24"/>
-                <w:szCs w:val="24"/>
-              </w:rPr>
-            </w:pPr>
-            <w:r>
-              <w:rPr>
-                <w:rFonts w:ascii="Arial" w:hAnsi="Arial" w:cs="Arial"/>
-                <w:sz w:val="24"/>
-                <w:szCs w:val="24"/>
-              </w:rPr>
-              <w:t>Di chuyển CartProvider lên bọc trực tiếp &lt;App /&gt; tại main.jsx, đảm bảo toàn bộ cây component đều nằm trong phạm vi context</w:t>
+          </w:tcPr>
+          <w:p>
+            <w:r>
+              <w:t>Thêm [] vào useEffect</w:t>
             </w:r>
           </w:p>
         </w:tc>
@@ -5098,22 +4348,9 @@
               <w:bottom w:w="80" w:type="dxa"/>
               <w:right w:w="120" w:type="dxa"/>
             </w:tcMar>
-            <w:vAlign w:val="bottom"/>
-          </w:tcPr>
-          <w:p>
-            <w:pPr>
-              <w:rPr>
-                <w:rFonts w:ascii="Arial" w:hAnsi="Arial" w:cs="Arial"/>
-                <w:sz w:val="24"/>
-                <w:szCs w:val="24"/>
-              </w:rPr>
-            </w:pPr>
-            <w:r>
-              <w:rPr>
-                <w:rFonts w:ascii="Arial" w:hAnsi="Arial" w:cs="Arial"/>
-                <w:sz w:val="24"/>
-                <w:szCs w:val="24"/>
-              </w:rPr>
+          </w:tcPr>
+          <w:p>
+            <w:r>
               <w:t>Đã fix</w:t>
             </w:r>
           </w:p>
@@ -5136,23 +4373,9 @@
               <w:bottom w:w="80" w:type="dxa"/>
               <w:right w:w="120" w:type="dxa"/>
             </w:tcMar>
-            <w:vAlign w:val="bottom"/>
-          </w:tcPr>
-          <w:p>
-            <w:pPr>
-              <w:jc w:val="right"/>
-              <w:rPr>
-                <w:rFonts w:ascii="Arial" w:hAnsi="Arial" w:cs="Arial"/>
-                <w:sz w:val="24"/>
-                <w:szCs w:val="24"/>
-              </w:rPr>
-            </w:pPr>
-            <w:r>
-              <w:rPr>
-                <w:rFonts w:ascii="Arial" w:hAnsi="Arial" w:cs="Arial"/>
-                <w:sz w:val="24"/>
-                <w:szCs w:val="24"/>
-              </w:rPr>
+          </w:tcPr>
+          <w:p>
+            <w:r>
               <w:t>2</w:t>
             </w:r>
           </w:p>
@@ -5173,48 +4396,10 @@
               <w:bottom w:w="80" w:type="dxa"/>
               <w:right w:w="120" w:type="dxa"/>
             </w:tcMar>
-            <w:vAlign w:val="bottom"/>
-          </w:tcPr>
-          <w:p>
-            <w:pPr>
-              <w:rPr>
-                <w:rFonts w:ascii="Arial" w:hAnsi="Arial" w:cs="Arial"/>
-                <w:sz w:val="24"/>
-                <w:szCs w:val="24"/>
-              </w:rPr>
-            </w:pPr>
-            <w:r>
-              <w:rPr>
-                <w:rFonts w:ascii="Arial" w:hAnsi="Arial" w:cs="Arial"/>
-                <w:sz w:val="24"/>
-                <w:szCs w:val="24"/>
-              </w:rPr>
-              <w:t xml:space="preserve">Dữ liệu mock bị fetch nhiều lần ngoài ý </w:t>
-            </w:r>
-            <w:r>
-              <w:rPr>
-                <w:rFonts w:ascii="Arial" w:hAnsi="Arial" w:cs="Arial"/>
-                <w:sz w:val="24"/>
-                <w:szCs w:val="24"/>
-              </w:rPr>
-              <w:lastRenderedPageBreak/>
-              <w:t>muố</w:t>
-            </w:r>
-            <w:r>
-              <w:rPr>
-                <w:rFonts w:ascii="Arial" w:hAnsi="Arial" w:cs="Arial"/>
-                <w:sz w:val="24"/>
-                <w:szCs w:val="24"/>
-              </w:rPr>
-              <w:t>n</w:t>
-            </w:r>
-            <w:r>
-              <w:rPr>
-                <w:rFonts w:ascii="Arial" w:hAnsi="Arial" w:cs="Arial"/>
-                <w:sz w:val="24"/>
-                <w:szCs w:val="24"/>
-              </w:rPr>
-              <w:t>, console log lặp vô hạn</w:t>
+          </w:tcPr>
+          <w:p>
+            <w:r>
+              <w:t>Component render khi chưa có dữ liệu</w:t>
             </w:r>
           </w:p>
         </w:tc>
@@ -5234,33 +4419,10 @@
               <w:bottom w:w="80" w:type="dxa"/>
               <w:right w:w="120" w:type="dxa"/>
             </w:tcMar>
-            <w:vAlign w:val="bottom"/>
-          </w:tcPr>
-          <w:p>
-            <w:pPr>
-              <w:rPr>
-                <w:rFonts w:ascii="Arial" w:hAnsi="Arial" w:cs="Arial"/>
-                <w:sz w:val="24"/>
-                <w:szCs w:val="24"/>
-              </w:rPr>
-            </w:pPr>
-            <w:r>
-              <w:rPr>
-                <w:rFonts w:ascii="Arial" w:hAnsi="Arial" w:cs="Arial"/>
-                <w:sz w:val="24"/>
-                <w:szCs w:val="24"/>
-              </w:rPr>
-              <w:lastRenderedPageBreak/>
-              <w:t xml:space="preserve">Quên truyền dependency </w:t>
-            </w:r>
-            <w:r>
-              <w:rPr>
-                <w:rFonts w:ascii="Arial" w:hAnsi="Arial" w:cs="Arial"/>
-                <w:sz w:val="24"/>
-                <w:szCs w:val="24"/>
-              </w:rPr>
-              <w:lastRenderedPageBreak/>
-              <w:t>array [] cho useEffect, khiến effect chạy lại sau mỗi lần re-render</w:t>
+          </w:tcPr>
+          <w:p>
+            <w:r>
+              <w:t>State chưa được khởi tạo</w:t>
             </w:r>
           </w:p>
         </w:tc>
@@ -5280,33 +4442,10 @@
               <w:bottom w:w="80" w:type="dxa"/>
               <w:right w:w="120" w:type="dxa"/>
             </w:tcMar>
-            <w:vAlign w:val="bottom"/>
-          </w:tcPr>
-          <w:p>
-            <w:pPr>
-              <w:rPr>
-                <w:rFonts w:ascii="Arial" w:hAnsi="Arial" w:cs="Arial"/>
-                <w:sz w:val="24"/>
-                <w:szCs w:val="24"/>
-              </w:rPr>
-            </w:pPr>
-            <w:r>
-              <w:rPr>
-                <w:rFonts w:ascii="Arial" w:hAnsi="Arial" w:cs="Arial"/>
-                <w:sz w:val="24"/>
-                <w:szCs w:val="24"/>
-              </w:rPr>
-              <w:lastRenderedPageBreak/>
-              <w:t xml:space="preserve">Bổ sung dependency </w:t>
-            </w:r>
-            <w:r>
-              <w:rPr>
-                <w:rFonts w:ascii="Arial" w:hAnsi="Arial" w:cs="Arial"/>
-                <w:sz w:val="24"/>
-                <w:szCs w:val="24"/>
-              </w:rPr>
-              <w:lastRenderedPageBreak/>
-              <w:t>array rỗng [] để useEffect chỉ chạy đúng 1 lần khi component mount</w:t>
+          </w:tcPr>
+          <w:p>
+            <w:r>
+              <w:t>Khởi tạo state mặc định</w:t>
             </w:r>
           </w:p>
         </w:tc>
@@ -5326,23 +4465,9 @@
               <w:bottom w:w="80" w:type="dxa"/>
               <w:right w:w="120" w:type="dxa"/>
             </w:tcMar>
-            <w:vAlign w:val="bottom"/>
-          </w:tcPr>
-          <w:p>
-            <w:pPr>
-              <w:rPr>
-                <w:rFonts w:ascii="Arial" w:hAnsi="Arial" w:cs="Arial"/>
-                <w:sz w:val="24"/>
-                <w:szCs w:val="24"/>
-              </w:rPr>
-            </w:pPr>
-            <w:r>
-              <w:rPr>
-                <w:rFonts w:ascii="Arial" w:hAnsi="Arial" w:cs="Arial"/>
-                <w:sz w:val="24"/>
-                <w:szCs w:val="24"/>
-              </w:rPr>
-              <w:lastRenderedPageBreak/>
+          </w:tcPr>
+          <w:p>
+            <w:r>
               <w:t>Đã fix</w:t>
             </w:r>
           </w:p>
@@ -5365,24 +4490,9 @@
               <w:bottom w:w="80" w:type="dxa"/>
               <w:right w:w="120" w:type="dxa"/>
             </w:tcMar>
-            <w:vAlign w:val="bottom"/>
-          </w:tcPr>
-          <w:p>
-            <w:pPr>
-              <w:jc w:val="right"/>
-              <w:rPr>
-                <w:rFonts w:ascii="Arial" w:hAnsi="Arial" w:cs="Arial"/>
-                <w:sz w:val="24"/>
-                <w:szCs w:val="24"/>
-              </w:rPr>
-            </w:pPr>
-            <w:r>
-              <w:rPr>
-                <w:rFonts w:ascii="Arial" w:hAnsi="Arial" w:cs="Arial"/>
-                <w:sz w:val="24"/>
-                <w:szCs w:val="24"/>
-              </w:rPr>
-              <w:lastRenderedPageBreak/>
+          </w:tcPr>
+          <w:p>
+            <w:r>
               <w:t>3</w:t>
             </w:r>
           </w:p>
@@ -5403,23 +4513,10 @@
               <w:bottom w:w="80" w:type="dxa"/>
               <w:right w:w="120" w:type="dxa"/>
             </w:tcMar>
-            <w:vAlign w:val="bottom"/>
-          </w:tcPr>
-          <w:p>
-            <w:pPr>
-              <w:rPr>
-                <w:rFonts w:ascii="Arial" w:hAnsi="Arial" w:cs="Arial"/>
-                <w:sz w:val="24"/>
-                <w:szCs w:val="24"/>
-              </w:rPr>
-            </w:pPr>
-            <w:r>
-              <w:rPr>
-                <w:rFonts w:ascii="Arial" w:hAnsi="Arial" w:cs="Arial"/>
-                <w:sz w:val="24"/>
-                <w:szCs w:val="24"/>
-              </w:rPr>
-              <w:t>document.title không reset về tên gốc khi chuyển sang trang khác</w:t>
+          </w:tcPr>
+          <w:p>
+            <w:r>
+              <w:t>Loading không tắt sau khi tải dữ liệu</w:t>
             </w:r>
           </w:p>
         </w:tc>
@@ -5439,23 +4536,10 @@
               <w:bottom w:w="80" w:type="dxa"/>
               <w:right w:w="120" w:type="dxa"/>
             </w:tcMar>
-            <w:vAlign w:val="bottom"/>
-          </w:tcPr>
-          <w:p>
-            <w:pPr>
-              <w:rPr>
-                <w:rFonts w:ascii="Arial" w:hAnsi="Arial" w:cs="Arial"/>
-                <w:sz w:val="24"/>
-                <w:szCs w:val="24"/>
-              </w:rPr>
-            </w:pPr>
-            <w:r>
-              <w:rPr>
-                <w:rFonts w:ascii="Arial" w:hAnsi="Arial" w:cs="Arial"/>
-                <w:sz w:val="24"/>
-                <w:szCs w:val="24"/>
-              </w:rPr>
-              <w:t>useEffect cập nhật document.title nhưng không có cleanup function (return)</w:t>
+          </w:tcPr>
+          <w:p>
+            <w:r>
+              <w:t>Chưa cập nhật state</w:t>
             </w:r>
           </w:p>
         </w:tc>
@@ -5475,23 +4559,10 @@
               <w:bottom w:w="80" w:type="dxa"/>
               <w:right w:w="120" w:type="dxa"/>
             </w:tcMar>
-            <w:vAlign w:val="bottom"/>
-          </w:tcPr>
-          <w:p>
-            <w:pPr>
-              <w:rPr>
-                <w:rFonts w:ascii="Arial" w:hAnsi="Arial" w:cs="Arial"/>
-                <w:sz w:val="24"/>
-                <w:szCs w:val="24"/>
-              </w:rPr>
-            </w:pPr>
-            <w:r>
-              <w:rPr>
-                <w:rFonts w:ascii="Arial" w:hAnsi="Arial" w:cs="Arial"/>
-                <w:sz w:val="24"/>
-                <w:szCs w:val="24"/>
-              </w:rPr>
-              <w:t>Thêm cleanup function return () =&gt; { document.title = "D-Cinema"; } trong useEffect để reset title khi unmount</w:t>
+          </w:tcPr>
+          <w:p>
+            <w:r>
+              <w:t>Cập nhật loading sau khi hoàn thành</w:t>
             </w:r>
           </w:p>
         </w:tc>
@@ -5511,22 +4582,9 @@
               <w:bottom w:w="80" w:type="dxa"/>
               <w:right w:w="120" w:type="dxa"/>
             </w:tcMar>
-            <w:vAlign w:val="bottom"/>
-          </w:tcPr>
-          <w:p>
-            <w:pPr>
-              <w:rPr>
-                <w:rFonts w:ascii="Arial" w:hAnsi="Arial" w:cs="Arial"/>
-                <w:sz w:val="24"/>
-                <w:szCs w:val="24"/>
-              </w:rPr>
-            </w:pPr>
-            <w:r>
-              <w:rPr>
-                <w:rFonts w:ascii="Arial" w:hAnsi="Arial" w:cs="Arial"/>
-                <w:sz w:val="24"/>
-                <w:szCs w:val="24"/>
-              </w:rPr>
+          </w:tcPr>
+          <w:p>
+            <w:r>
               <w:t>Đã fix</w:t>
             </w:r>
           </w:p>
@@ -5549,24 +4607,10 @@
               <w:bottom w:w="80" w:type="dxa"/>
               <w:right w:w="120" w:type="dxa"/>
             </w:tcMar>
-            <w:vAlign w:val="bottom"/>
-          </w:tcPr>
-          <w:p>
-            <w:pPr>
-              <w:jc w:val="right"/>
-              <w:rPr>
-                <w:rFonts w:ascii="Arial" w:hAnsi="Arial" w:cs="Arial"/>
-                <w:sz w:val="24"/>
-                <w:szCs w:val="24"/>
-              </w:rPr>
-            </w:pPr>
-            <w:r>
-              <w:rPr>
-                <w:rFonts w:ascii="Arial" w:hAnsi="Arial" w:cs="Arial"/>
-                <w:sz w:val="24"/>
-                <w:szCs w:val="24"/>
-              </w:rPr>
-              <w:t>4</w:t>
+          </w:tcPr>
+          <w:p>
+            <w:r>
+              <w:t>1</w:t>
             </w:r>
           </w:p>
         </w:tc>
@@ -5586,23 +4630,10 @@
               <w:bottom w:w="80" w:type="dxa"/>
               <w:right w:w="120" w:type="dxa"/>
             </w:tcMar>
-            <w:vAlign w:val="bottom"/>
-          </w:tcPr>
-          <w:p>
-            <w:pPr>
-              <w:rPr>
-                <w:rFonts w:ascii="Arial" w:hAnsi="Arial" w:cs="Arial"/>
-                <w:sz w:val="24"/>
-                <w:szCs w:val="24"/>
-              </w:rPr>
-            </w:pPr>
-            <w:r>
-              <w:rPr>
-                <w:rFonts w:ascii="Arial" w:hAnsi="Arial" w:cs="Arial"/>
-                <w:sz w:val="24"/>
-                <w:szCs w:val="24"/>
-              </w:rPr>
-              <w:t>Theme đã chọn (dark mode) bị mất sau khi tải lại trang (F5)</w:t>
+          </w:tcPr>
+          <w:p>
+            <w:r>
+              <w:t>useEffect chạy nhiều lần</w:t>
             </w:r>
           </w:p>
         </w:tc>
@@ -5622,23 +4653,10 @@
               <w:bottom w:w="80" w:type="dxa"/>
               <w:right w:w="120" w:type="dxa"/>
             </w:tcMar>
-            <w:vAlign w:val="bottom"/>
-          </w:tcPr>
-          <w:p>
-            <w:pPr>
-              <w:rPr>
-                <w:rFonts w:ascii="Arial" w:hAnsi="Arial" w:cs="Arial"/>
-                <w:sz w:val="24"/>
-                <w:szCs w:val="24"/>
-              </w:rPr>
-            </w:pPr>
-            <w:r>
-              <w:rPr>
-                <w:rFonts w:ascii="Arial" w:hAnsi="Arial" w:cs="Arial"/>
-                <w:sz w:val="24"/>
-                <w:szCs w:val="24"/>
-              </w:rPr>
-              <w:t>ThemeContext lưu state trong useState nhưng chưa đồng bộ với localStorage khi khởi tạo lại</w:t>
+          </w:tcPr>
+          <w:p>
+            <w:r>
+              <w:t>Thiếu dependency array</w:t>
             </w:r>
           </w:p>
         </w:tc>
@@ -5658,23 +4676,10 @@
               <w:bottom w:w="80" w:type="dxa"/>
               <w:right w:w="120" w:type="dxa"/>
             </w:tcMar>
-            <w:vAlign w:val="bottom"/>
-          </w:tcPr>
-          <w:p>
-            <w:pPr>
-              <w:rPr>
-                <w:rFonts w:ascii="Arial" w:hAnsi="Arial" w:cs="Arial"/>
-                <w:sz w:val="24"/>
-                <w:szCs w:val="24"/>
-              </w:rPr>
-            </w:pPr>
-            <w:r>
-              <w:rPr>
-                <w:rFonts w:ascii="Arial" w:hAnsi="Arial" w:cs="Arial"/>
-                <w:sz w:val="24"/>
-                <w:szCs w:val="24"/>
-              </w:rPr>
-              <w:t>Đọc giá trị theme từ localStorage ngay trong giá trị khởi tạo của useState, đồng thời lưu lại mỗi khi theme thay đổi bằng useEffect</w:t>
+          </w:tcPr>
+          <w:p>
+            <w:r>
+              <w:t>Thêm [] vào useEffect</w:t>
             </w:r>
           </w:p>
         </w:tc>
@@ -5694,22 +4699,9 @@
               <w:bottom w:w="80" w:type="dxa"/>
               <w:right w:w="120" w:type="dxa"/>
             </w:tcMar>
-            <w:vAlign w:val="bottom"/>
-          </w:tcPr>
-          <w:p>
-            <w:pPr>
-              <w:rPr>
-                <w:rFonts w:ascii="Arial" w:hAnsi="Arial" w:cs="Arial"/>
-                <w:sz w:val="24"/>
-                <w:szCs w:val="24"/>
-              </w:rPr>
-            </w:pPr>
-            <w:r>
-              <w:rPr>
-                <w:rFonts w:ascii="Arial" w:hAnsi="Arial" w:cs="Arial"/>
-                <w:sz w:val="24"/>
-                <w:szCs w:val="24"/>
-              </w:rPr>
+          </w:tcPr>
+          <w:p>
+            <w:r>
               <w:t>Đã fix</w:t>
             </w:r>
           </w:p>
@@ -5732,24 +4724,10 @@
               <w:bottom w:w="80" w:type="dxa"/>
               <w:right w:w="120" w:type="dxa"/>
             </w:tcMar>
-            <w:vAlign w:val="bottom"/>
-          </w:tcPr>
-          <w:p>
-            <w:pPr>
-              <w:jc w:val="right"/>
-              <w:rPr>
-                <w:rFonts w:ascii="Arial" w:hAnsi="Arial" w:cs="Arial"/>
-                <w:sz w:val="24"/>
-                <w:szCs w:val="24"/>
-              </w:rPr>
-            </w:pPr>
-            <w:r>
-              <w:rPr>
-                <w:rFonts w:ascii="Arial" w:hAnsi="Arial" w:cs="Arial"/>
-                <w:sz w:val="24"/>
-                <w:szCs w:val="24"/>
-              </w:rPr>
-              <w:t>5</w:t>
+          </w:tcPr>
+          <w:p>
+            <w:r>
+              <w:t>2</w:t>
             </w:r>
           </w:p>
         </w:tc>
@@ -5769,23 +4747,10 @@
               <w:bottom w:w="80" w:type="dxa"/>
               <w:right w:w="120" w:type="dxa"/>
             </w:tcMar>
-            <w:vAlign w:val="bottom"/>
-          </w:tcPr>
-          <w:p>
-            <w:pPr>
-              <w:rPr>
-                <w:rFonts w:ascii="Arial" w:hAnsi="Arial" w:cs="Arial"/>
-                <w:sz w:val="24"/>
-                <w:szCs w:val="24"/>
-              </w:rPr>
-            </w:pPr>
-            <w:r>
-              <w:rPr>
-                <w:rFonts w:ascii="Arial" w:hAnsi="Arial" w:cs="Arial"/>
-                <w:sz w:val="24"/>
-                <w:szCs w:val="24"/>
-              </w:rPr>
-              <w:t>Ô tìm kiếm đôi khi không tự động focus nếu mạng chậm</w:t>
+          </w:tcPr>
+          <w:p>
+            <w:r>
+              <w:t>Component render khi chưa có dữ liệu</w:t>
             </w:r>
           </w:p>
         </w:tc>
@@ -5805,23 +4770,10 @@
               <w:bottom w:w="80" w:type="dxa"/>
               <w:right w:w="120" w:type="dxa"/>
             </w:tcMar>
-            <w:vAlign w:val="bottom"/>
-          </w:tcPr>
-          <w:p>
-            <w:pPr>
-              <w:rPr>
-                <w:rFonts w:ascii="Arial" w:hAnsi="Arial" w:cs="Arial"/>
-                <w:sz w:val="24"/>
-                <w:szCs w:val="24"/>
-              </w:rPr>
-            </w:pPr>
-            <w:r>
-              <w:rPr>
-                <w:rFonts w:ascii="Arial" w:hAnsi="Arial" w:cs="Arial"/>
-                <w:sz w:val="24"/>
-                <w:szCs w:val="24"/>
-              </w:rPr>
-              <w:t>useRef gọi focus() ngay khi component mount, trước khi dữ liệu (và DOM tương ứng) load xong</w:t>
+          </w:tcPr>
+          <w:p>
+            <w:r>
+              <w:t>State chưa được khởi tạo</w:t>
             </w:r>
           </w:p>
         </w:tc>
@@ -5841,23 +4793,10 @@
               <w:bottom w:w="80" w:type="dxa"/>
               <w:right w:w="120" w:type="dxa"/>
             </w:tcMar>
-            <w:vAlign w:val="bottom"/>
-          </w:tcPr>
-          <w:p>
-            <w:pPr>
-              <w:rPr>
-                <w:rFonts w:ascii="Arial" w:hAnsi="Arial" w:cs="Arial"/>
-                <w:sz w:val="24"/>
-                <w:szCs w:val="24"/>
-              </w:rPr>
-            </w:pPr>
-            <w:r>
-              <w:rPr>
-                <w:rFonts w:ascii="Arial" w:hAnsi="Arial" w:cs="Arial"/>
-                <w:sz w:val="24"/>
-                <w:szCs w:val="24"/>
-              </w:rPr>
-              <w:t>Chưa khắc phục hoàn toàn, nhóm đang thử thêm điều kiện chờ trạng thái loading === false trước khi gọi focus()</w:t>
+          </w:tcPr>
+          <w:p>
+            <w:r>
+              <w:t>Khởi tạo state mặc định</w:t>
             </w:r>
           </w:p>
         </w:tc>
@@ -5877,23 +4816,10 @@
               <w:bottom w:w="80" w:type="dxa"/>
               <w:right w:w="120" w:type="dxa"/>
             </w:tcMar>
-            <w:vAlign w:val="bottom"/>
-          </w:tcPr>
-          <w:p>
-            <w:pPr>
-              <w:rPr>
-                <w:rFonts w:ascii="Arial" w:hAnsi="Arial" w:cs="Arial"/>
-                <w:sz w:val="24"/>
-                <w:szCs w:val="24"/>
-              </w:rPr>
-            </w:pPr>
-            <w:r>
-              <w:rPr>
-                <w:rFonts w:ascii="Arial" w:hAnsi="Arial" w:cs="Arial"/>
-                <w:sz w:val="24"/>
-                <w:szCs w:val="24"/>
-              </w:rPr>
-              <w:t>Chưa fix</w:t>
+          </w:tcPr>
+          <w:p>
+            <w:r>
+              <w:t>Đã fix</w:t>
             </w:r>
           </w:p>
         </w:tc>
@@ -5914,114 +4840,268 @@
     </w:p>
     <w:p>
       <w:pPr>
-        <w:pStyle w:val="ListParagraph"/>
+        <w:pStyle w:val="Heading3"/>
+      </w:pPr>
+      <w:r>
+        <w:t>Kiến thức cần bổ sung</w:t>
+      </w:r>
+    </w:p>
+    <w:p>
+      <w:pPr>
         <w:numPr>
           <w:ilvl w:val="0"/>
-          <w:numId w:val="6"/>
+          <w:numId w:val="10"/>
         </w:numPr>
+        <w:spacing w:before="100" w:beforeAutospacing="1" w:after="100" w:afterAutospacing="1"/>
+      </w:pPr>
+      <w:r>
+        <w:t xml:space="preserve">Hiểu rõ hơn về dependency array của </w:t>
+      </w:r>
+      <w:r>
+        <w:rPr>
+          <w:rStyle w:val="Strong"/>
+          <w:b w:val="0"/>
+        </w:rPr>
+        <w:t>useEffect</w:t>
+      </w:r>
+      <w:r>
+        <w:t xml:space="preserve">. </w:t>
+      </w:r>
+    </w:p>
+    <w:p>
+      <w:pPr>
+        <w:numPr>
+          <w:ilvl w:val="0"/>
+          <w:numId w:val="10"/>
+        </w:numPr>
+        <w:spacing w:before="100" w:beforeAutospacing="1" w:after="100" w:afterAutospacing="1"/>
+      </w:pPr>
+      <w:r>
+        <w:t xml:space="preserve">Phân biệt sự khác nhau giữa </w:t>
+      </w:r>
+      <w:r>
+        <w:rPr>
+          <w:rStyle w:val="Strong"/>
+          <w:b w:val="0"/>
+        </w:rPr>
+        <w:t>useEffect</w:t>
+      </w:r>
+      <w:r>
+        <w:t xml:space="preserve"> và </w:t>
+      </w:r>
+      <w:r>
+        <w:rPr>
+          <w:rStyle w:val="Strong"/>
+          <w:b w:val="0"/>
+        </w:rPr>
+        <w:t>useLayoutEffect</w:t>
+      </w:r>
+      <w:r>
+        <w:t xml:space="preserve">. </w:t>
+      </w:r>
+    </w:p>
+    <w:p>
+      <w:pPr>
+        <w:numPr>
+          <w:ilvl w:val="0"/>
+          <w:numId w:val="10"/>
+        </w:numPr>
+        <w:spacing w:before="100" w:beforeAutospacing="1" w:after="100" w:afterAutospacing="1"/>
+      </w:pPr>
+      <w:r>
+        <w:t xml:space="preserve">Tìm hiểu thêm về </w:t>
+      </w:r>
+      <w:r>
+        <w:rPr>
+          <w:rStyle w:val="Strong"/>
+          <w:b w:val="0"/>
+        </w:rPr>
+        <w:t>useContext</w:t>
+      </w:r>
+      <w:r>
+        <w:t xml:space="preserve">, </w:t>
+      </w:r>
+      <w:r>
+        <w:rPr>
+          <w:rStyle w:val="Strong"/>
+          <w:b w:val="0"/>
+        </w:rPr>
+        <w:t>useMemo</w:t>
+      </w:r>
+      <w:r>
+        <w:t xml:space="preserve"> và </w:t>
+      </w:r>
+      <w:r>
+        <w:rPr>
+          <w:rStyle w:val="Strong"/>
+          <w:b w:val="0"/>
+        </w:rPr>
+        <w:t>useCallback</w:t>
+      </w:r>
+      <w:r>
+        <w:t xml:space="preserve"> để tối ưu hiệu năng ứng dụng. </w:t>
+      </w:r>
+    </w:p>
+    <w:p>
+      <w:pPr>
+        <w:pStyle w:val="Heading3"/>
+      </w:pPr>
+      <w:r>
+        <w:t>Hạn chế của hệ thống</w:t>
+      </w:r>
+    </w:p>
+    <w:p>
+      <w:pPr>
+        <w:numPr>
+          <w:ilvl w:val="0"/>
+          <w:numId w:val="11"/>
+        </w:numPr>
+        <w:spacing w:before="100" w:beforeAutospacing="1" w:after="100" w:afterAutospacing="1"/>
+      </w:pPr>
+      <w:r>
+        <w:t xml:space="preserve">Dữ liệu hiện vẫn sử dụng Mock Data, chưa kết nối API thực tế. </w:t>
+      </w:r>
+    </w:p>
+    <w:p>
+      <w:pPr>
+        <w:numPr>
+          <w:ilvl w:val="0"/>
+          <w:numId w:val="11"/>
+        </w:numPr>
+        <w:spacing w:before="100" w:beforeAutospacing="1" w:after="100" w:afterAutospacing="1"/>
+      </w:pPr>
+      <w:r>
+        <w:t xml:space="preserve">Chưa áp dụng Context API để quản lý trạng thái dùng </w:t>
+      </w:r>
+      <w:proofErr w:type="gramStart"/>
+      <w:r>
+        <w:t>chung</w:t>
+      </w:r>
+      <w:proofErr w:type="gramEnd"/>
+      <w:r>
+        <w:t xml:space="preserve">. </w:t>
+      </w:r>
+    </w:p>
+    <w:p>
+      <w:pPr>
+        <w:numPr>
+          <w:ilvl w:val="0"/>
+          <w:numId w:val="11"/>
+        </w:numPr>
+        <w:spacing w:before="100" w:beforeAutospacing="1" w:after="100" w:afterAutospacing="1"/>
+      </w:pPr>
+      <w:r>
+        <w:t xml:space="preserve">Chưa tối ưu việc render khi số lượng dữ liệu lớn. </w:t>
+      </w:r>
+    </w:p>
+    <w:p>
+      <w:pPr>
+        <w:numPr>
+          <w:ilvl w:val="0"/>
+          <w:numId w:val="11"/>
+        </w:numPr>
+        <w:spacing w:before="100" w:beforeAutospacing="1" w:after="100" w:afterAutospacing="1"/>
+      </w:pPr>
+      <w:r>
+        <w:t xml:space="preserve">Giao diện Loading còn đơn giản và cần cải thiện thêm trải nghiệm người dùng. </w:t>
+      </w:r>
+    </w:p>
+    <w:p>
+      <w:pPr>
+        <w:pStyle w:val="Heading3"/>
+      </w:pPr>
+      <w:r>
+        <w:t>Câu hỏi cần trao đổi với giảng viên</w:t>
+      </w:r>
+    </w:p>
+    <w:p>
+      <w:pPr>
+        <w:numPr>
+          <w:ilvl w:val="0"/>
+          <w:numId w:val="12"/>
+        </w:numPr>
+        <w:spacing w:before="100" w:beforeAutospacing="1" w:after="100" w:afterAutospacing="1"/>
+      </w:pPr>
+      <w:r>
+        <w:t xml:space="preserve">Khi nào nên sử dụng </w:t>
+      </w:r>
+      <w:r>
+        <w:rPr>
+          <w:rStyle w:val="Strong"/>
+          <w:b w:val="0"/>
+        </w:rPr>
+        <w:t>useEffect</w:t>
+      </w:r>
+      <w:r>
+        <w:t xml:space="preserve"> với dependency array rỗng và khi nào cần truyền dependencies? </w:t>
+      </w:r>
+    </w:p>
+    <w:p>
+      <w:pPr>
+        <w:numPr>
+          <w:ilvl w:val="0"/>
+          <w:numId w:val="12"/>
+        </w:numPr>
+        <w:spacing w:before="100" w:beforeAutospacing="1" w:after="100" w:afterAutospacing="1"/>
+      </w:pPr>
+      <w:r>
+        <w:t xml:space="preserve">Trong dự </w:t>
+      </w:r>
+      <w:proofErr w:type="gramStart"/>
+      <w:r>
+        <w:t>án</w:t>
+      </w:r>
+      <w:proofErr w:type="gramEnd"/>
+      <w:r>
+        <w:t xml:space="preserve"> có nhiều component, khi nào nên sử dụng </w:t>
+      </w:r>
+      <w:r>
+        <w:rPr>
+          <w:rStyle w:val="Strong"/>
+          <w:b w:val="0"/>
+        </w:rPr>
+        <w:t>Context</w:t>
+      </w:r>
+      <w:r>
+        <w:rPr>
+          <w:rStyle w:val="Strong"/>
+        </w:rPr>
+        <w:t xml:space="preserve"> </w:t>
+      </w:r>
+      <w:r>
+        <w:rPr>
+          <w:rStyle w:val="Strong"/>
+          <w:b w:val="0"/>
+        </w:rPr>
+        <w:t>API</w:t>
+      </w:r>
+      <w:r>
+        <w:t xml:space="preserve"> thay vì truyền Props? </w:t>
+      </w:r>
+    </w:p>
+    <w:p>
+      <w:pPr>
+        <w:numPr>
+          <w:ilvl w:val="0"/>
+          <w:numId w:val="12"/>
+        </w:numPr>
+        <w:spacing w:before="100" w:beforeAutospacing="1" w:after="100" w:afterAutospacing="1"/>
+      </w:pPr>
+      <w:r>
+        <w:t xml:space="preserve">Làm thế nào để tối ưu hiệu năng khi component phải render nhiều lần do state thay đổi? </w:t>
+      </w:r>
+    </w:p>
+    <w:p>
+      <w:pPr>
         <w:rPr>
           <w:sz w:val="24"/>
           <w:szCs w:val="24"/>
         </w:rPr>
       </w:pPr>
-      <w:r>
-        <w:rPr>
-          <w:b/>
-          <w:bCs/>
-          <w:sz w:val="24"/>
-          <w:szCs w:val="24"/>
-        </w:rPr>
-        <w:t>Phần lý thuyết tuần này nhóm chưa nắm vững:</w:t>
-      </w:r>
-      <w:r>
-        <w:rPr>
-          <w:sz w:val="24"/>
-          <w:szCs w:val="24"/>
-        </w:rPr>
-        <w:t xml:space="preserve"> sự khác biệt giữa useEffect và useLayoutEffect, cũng như khi nào nên dùng useReducer thay cho nhiều useState trong Context để quản lý state phức tạp hơn (ví dụ giỏ hàng có nhiều thao tác). </w:t>
-      </w:r>
-    </w:p>
-    <w:p>
-      <w:pPr>
-        <w:pStyle w:val="ListParagraph"/>
-        <w:numPr>
-          <w:ilvl w:val="0"/>
-          <w:numId w:val="6"/>
-        </w:numPr>
-        <w:rPr>
-          <w:sz w:val="24"/>
-          <w:szCs w:val="24"/>
-        </w:rPr>
-      </w:pPr>
-      <w:r>
-        <w:rPr>
-          <w:b/>
-          <w:bCs/>
-          <w:sz w:val="24"/>
-          <w:szCs w:val="24"/>
-        </w:rPr>
-        <w:t>Tính năng nào chưa hoàn thiện, UI/UX còn thiếu sót:</w:t>
-      </w:r>
-      <w:r>
-        <w:rPr>
-          <w:sz w:val="24"/>
-          <w:szCs w:val="24"/>
-        </w:rPr>
-        <w:t xml:space="preserve"> chưa có hiệu ứng loading/skeleton khi dữ liệu đang fetch; nút toggle theme chưa có icon chuyển động </w:t>
-      </w:r>
-    </w:p>
-    <w:p>
-      <w:pPr>
-        <w:pStyle w:val="ListParagraph"/>
-        <w:numPr>
-          <w:ilvl w:val="0"/>
-          <w:numId w:val="6"/>
-        </w:numPr>
-        <w:rPr>
-          <w:sz w:val="24"/>
-          <w:szCs w:val="24"/>
-        </w:rPr>
-      </w:pPr>
-      <w:r>
-        <w:rPr>
-          <w:b/>
-          <w:bCs/>
-          <w:sz w:val="24"/>
-          <w:szCs w:val="24"/>
-        </w:rPr>
-        <w:t xml:space="preserve">Câu hỏi cần hỏi giảng viên trong buổi học tiếp </w:t>
-      </w:r>
-      <w:proofErr w:type="gramStart"/>
-      <w:r>
-        <w:rPr>
-          <w:b/>
-          <w:bCs/>
-          <w:sz w:val="24"/>
-          <w:szCs w:val="24"/>
-        </w:rPr>
-        <w:t>theo</w:t>
-      </w:r>
-      <w:proofErr w:type="gramEnd"/>
-      <w:r>
-        <w:rPr>
-          <w:b/>
-          <w:bCs/>
-          <w:sz w:val="24"/>
-          <w:szCs w:val="24"/>
-        </w:rPr>
-        <w:t>:</w:t>
-      </w:r>
-      <w:r>
-        <w:rPr>
-          <w:sz w:val="24"/>
-          <w:szCs w:val="24"/>
-        </w:rPr>
-        <w:t xml:space="preserve"> với danh sách giỏ hàng có nhiều hành động (add, remove, update quantity, clear), nhóm nên tiếp tục dùng nhiều hàm setState riêng lẻ trong CartContext, hay nên chuyển sang dùng useReducer để quản lý tập trung hơn? Nếu dùng useReducer, có nên kết hợp tiếp với Context hay tách action ra ngoài thành custom hook riêng?</w:t>
-      </w:r>
     </w:p>
     <w:sectPr>
-      <w:headerReference w:type="default" r:id="rId13"/>
-      <w:footerReference w:type="default" r:id="rId14"/>
+      <w:headerReference w:type="default" r:id="rId12"/>
+      <w:footerReference w:type="default" r:id="rId13"/>
       <w:pgSz w:w="11906" w:h="16838"/>
       <w:pgMar w:top="1134" w:right="850" w:bottom="1134" w:left="1701" w:header="708" w:footer="708" w:gutter="0"/>
       <w:cols w:space="720"/>
@@ -6108,11 +5188,12 @@
     </w:r>
     <w:r>
       <w:rPr>
+        <w:noProof/>
         <w:color w:val="7F8C8D"/>
         <w:sz w:val="20"/>
         <w:szCs w:val="20"/>
       </w:rPr>
-      <w:t>6</w:t>
+      <w:t>5</w:t>
     </w:r>
     <w:r>
       <w:rPr>
@@ -6156,11 +5237,12 @@
     </w:r>
     <w:r>
       <w:rPr>
+        <w:noProof/>
         <w:color w:val="7F8C8D"/>
         <w:sz w:val="20"/>
         <w:szCs w:val="20"/>
       </w:rPr>
-      <w:t>7</w:t>
+      <w:t>5</w:t>
     </w:r>
     <w:r>
       <w:rPr>
@@ -6358,6 +5440,304 @@
     </w:lvl>
   </w:abstractNum>
   <w:abstractNum w:abstractNumId="2">
+    <w:nsid w:val="25C6587E"/>
+    <w:multiLevelType w:val="multilevel"/>
+    <w:tmpl w:val="408CCCF0"/>
+    <w:lvl w:ilvl="0">
+      <w:start w:val="1"/>
+      <w:numFmt w:val="bullet"/>
+      <w:lvlText w:val=""/>
+      <w:lvlJc w:val="left"/>
+      <w:pPr>
+        <w:tabs>
+          <w:tab w:val="num" w:pos="720"/>
+        </w:tabs>
+        <w:ind w:left="720" w:hanging="360"/>
+      </w:pPr>
+      <w:rPr>
+        <w:rFonts w:ascii="Symbol" w:hAnsi="Symbol" w:hint="default"/>
+        <w:sz w:val="20"/>
+      </w:rPr>
+    </w:lvl>
+    <w:lvl w:ilvl="1" w:tentative="1">
+      <w:start w:val="1"/>
+      <w:numFmt w:val="bullet"/>
+      <w:lvlText w:val="o"/>
+      <w:lvlJc w:val="left"/>
+      <w:pPr>
+        <w:tabs>
+          <w:tab w:val="num" w:pos="1440"/>
+        </w:tabs>
+        <w:ind w:left="1440" w:hanging="360"/>
+      </w:pPr>
+      <w:rPr>
+        <w:rFonts w:ascii="Courier New" w:hAnsi="Courier New" w:hint="default"/>
+        <w:sz w:val="20"/>
+      </w:rPr>
+    </w:lvl>
+    <w:lvl w:ilvl="2" w:tentative="1">
+      <w:start w:val="1"/>
+      <w:numFmt w:val="bullet"/>
+      <w:lvlText w:val=""/>
+      <w:lvlJc w:val="left"/>
+      <w:pPr>
+        <w:tabs>
+          <w:tab w:val="num" w:pos="2160"/>
+        </w:tabs>
+        <w:ind w:left="2160" w:hanging="360"/>
+      </w:pPr>
+      <w:rPr>
+        <w:rFonts w:ascii="Wingdings" w:hAnsi="Wingdings" w:hint="default"/>
+        <w:sz w:val="20"/>
+      </w:rPr>
+    </w:lvl>
+    <w:lvl w:ilvl="3" w:tentative="1">
+      <w:start w:val="1"/>
+      <w:numFmt w:val="bullet"/>
+      <w:lvlText w:val=""/>
+      <w:lvlJc w:val="left"/>
+      <w:pPr>
+        <w:tabs>
+          <w:tab w:val="num" w:pos="2880"/>
+        </w:tabs>
+        <w:ind w:left="2880" w:hanging="360"/>
+      </w:pPr>
+      <w:rPr>
+        <w:rFonts w:ascii="Wingdings" w:hAnsi="Wingdings" w:hint="default"/>
+        <w:sz w:val="20"/>
+      </w:rPr>
+    </w:lvl>
+    <w:lvl w:ilvl="4" w:tentative="1">
+      <w:start w:val="1"/>
+      <w:numFmt w:val="bullet"/>
+      <w:lvlText w:val=""/>
+      <w:lvlJc w:val="left"/>
+      <w:pPr>
+        <w:tabs>
+          <w:tab w:val="num" w:pos="3600"/>
+        </w:tabs>
+        <w:ind w:left="3600" w:hanging="360"/>
+      </w:pPr>
+      <w:rPr>
+        <w:rFonts w:ascii="Wingdings" w:hAnsi="Wingdings" w:hint="default"/>
+        <w:sz w:val="20"/>
+      </w:rPr>
+    </w:lvl>
+    <w:lvl w:ilvl="5" w:tentative="1">
+      <w:start w:val="1"/>
+      <w:numFmt w:val="bullet"/>
+      <w:lvlText w:val=""/>
+      <w:lvlJc w:val="left"/>
+      <w:pPr>
+        <w:tabs>
+          <w:tab w:val="num" w:pos="4320"/>
+        </w:tabs>
+        <w:ind w:left="4320" w:hanging="360"/>
+      </w:pPr>
+      <w:rPr>
+        <w:rFonts w:ascii="Wingdings" w:hAnsi="Wingdings" w:hint="default"/>
+        <w:sz w:val="20"/>
+      </w:rPr>
+    </w:lvl>
+    <w:lvl w:ilvl="6" w:tentative="1">
+      <w:start w:val="1"/>
+      <w:numFmt w:val="bullet"/>
+      <w:lvlText w:val=""/>
+      <w:lvlJc w:val="left"/>
+      <w:pPr>
+        <w:tabs>
+          <w:tab w:val="num" w:pos="5040"/>
+        </w:tabs>
+        <w:ind w:left="5040" w:hanging="360"/>
+      </w:pPr>
+      <w:rPr>
+        <w:rFonts w:ascii="Wingdings" w:hAnsi="Wingdings" w:hint="default"/>
+        <w:sz w:val="20"/>
+      </w:rPr>
+    </w:lvl>
+    <w:lvl w:ilvl="7" w:tentative="1">
+      <w:start w:val="1"/>
+      <w:numFmt w:val="bullet"/>
+      <w:lvlText w:val=""/>
+      <w:lvlJc w:val="left"/>
+      <w:pPr>
+        <w:tabs>
+          <w:tab w:val="num" w:pos="5760"/>
+        </w:tabs>
+        <w:ind w:left="5760" w:hanging="360"/>
+      </w:pPr>
+      <w:rPr>
+        <w:rFonts w:ascii="Wingdings" w:hAnsi="Wingdings" w:hint="default"/>
+        <w:sz w:val="20"/>
+      </w:rPr>
+    </w:lvl>
+    <w:lvl w:ilvl="8" w:tentative="1">
+      <w:start w:val="1"/>
+      <w:numFmt w:val="bullet"/>
+      <w:lvlText w:val=""/>
+      <w:lvlJc w:val="left"/>
+      <w:pPr>
+        <w:tabs>
+          <w:tab w:val="num" w:pos="6480"/>
+        </w:tabs>
+        <w:ind w:left="6480" w:hanging="360"/>
+      </w:pPr>
+      <w:rPr>
+        <w:rFonts w:ascii="Wingdings" w:hAnsi="Wingdings" w:hint="default"/>
+        <w:sz w:val="20"/>
+      </w:rPr>
+    </w:lvl>
+  </w:abstractNum>
+  <w:abstractNum w:abstractNumId="3">
+    <w:nsid w:val="301D11BC"/>
+    <w:multiLevelType w:val="multilevel"/>
+    <w:tmpl w:val="3842AEA2"/>
+    <w:lvl w:ilvl="0">
+      <w:start w:val="1"/>
+      <w:numFmt w:val="bullet"/>
+      <w:lvlText w:val=""/>
+      <w:lvlJc w:val="left"/>
+      <w:pPr>
+        <w:tabs>
+          <w:tab w:val="num" w:pos="720"/>
+        </w:tabs>
+        <w:ind w:left="720" w:hanging="360"/>
+      </w:pPr>
+      <w:rPr>
+        <w:rFonts w:ascii="Symbol" w:hAnsi="Symbol" w:hint="default"/>
+        <w:sz w:val="20"/>
+      </w:rPr>
+    </w:lvl>
+    <w:lvl w:ilvl="1" w:tentative="1">
+      <w:start w:val="1"/>
+      <w:numFmt w:val="bullet"/>
+      <w:lvlText w:val="o"/>
+      <w:lvlJc w:val="left"/>
+      <w:pPr>
+        <w:tabs>
+          <w:tab w:val="num" w:pos="1440"/>
+        </w:tabs>
+        <w:ind w:left="1440" w:hanging="360"/>
+      </w:pPr>
+      <w:rPr>
+        <w:rFonts w:ascii="Courier New" w:hAnsi="Courier New" w:hint="default"/>
+        <w:sz w:val="20"/>
+      </w:rPr>
+    </w:lvl>
+    <w:lvl w:ilvl="2" w:tentative="1">
+      <w:start w:val="1"/>
+      <w:numFmt w:val="bullet"/>
+      <w:lvlText w:val=""/>
+      <w:lvlJc w:val="left"/>
+      <w:pPr>
+        <w:tabs>
+          <w:tab w:val="num" w:pos="2160"/>
+        </w:tabs>
+        <w:ind w:left="2160" w:hanging="360"/>
+      </w:pPr>
+      <w:rPr>
+        <w:rFonts w:ascii="Wingdings" w:hAnsi="Wingdings" w:hint="default"/>
+        <w:sz w:val="20"/>
+      </w:rPr>
+    </w:lvl>
+    <w:lvl w:ilvl="3" w:tentative="1">
+      <w:start w:val="1"/>
+      <w:numFmt w:val="bullet"/>
+      <w:lvlText w:val=""/>
+      <w:lvlJc w:val="left"/>
+      <w:pPr>
+        <w:tabs>
+          <w:tab w:val="num" w:pos="2880"/>
+        </w:tabs>
+        <w:ind w:left="2880" w:hanging="360"/>
+      </w:pPr>
+      <w:rPr>
+        <w:rFonts w:ascii="Wingdings" w:hAnsi="Wingdings" w:hint="default"/>
+        <w:sz w:val="20"/>
+      </w:rPr>
+    </w:lvl>
+    <w:lvl w:ilvl="4" w:tentative="1">
+      <w:start w:val="1"/>
+      <w:numFmt w:val="bullet"/>
+      <w:lvlText w:val=""/>
+      <w:lvlJc w:val="left"/>
+      <w:pPr>
+        <w:tabs>
+          <w:tab w:val="num" w:pos="3600"/>
+        </w:tabs>
+        <w:ind w:left="3600" w:hanging="360"/>
+      </w:pPr>
+      <w:rPr>
+        <w:rFonts w:ascii="Wingdings" w:hAnsi="Wingdings" w:hint="default"/>
+        <w:sz w:val="20"/>
+      </w:rPr>
+    </w:lvl>
+    <w:lvl w:ilvl="5" w:tentative="1">
+      <w:start w:val="1"/>
+      <w:numFmt w:val="bullet"/>
+      <w:lvlText w:val=""/>
+      <w:lvlJc w:val="left"/>
+      <w:pPr>
+        <w:tabs>
+          <w:tab w:val="num" w:pos="4320"/>
+        </w:tabs>
+        <w:ind w:left="4320" w:hanging="360"/>
+      </w:pPr>
+      <w:rPr>
+        <w:rFonts w:ascii="Wingdings" w:hAnsi="Wingdings" w:hint="default"/>
+        <w:sz w:val="20"/>
+      </w:rPr>
+    </w:lvl>
+    <w:lvl w:ilvl="6" w:tentative="1">
+      <w:start w:val="1"/>
+      <w:numFmt w:val="bullet"/>
+      <w:lvlText w:val=""/>
+      <w:lvlJc w:val="left"/>
+      <w:pPr>
+        <w:tabs>
+          <w:tab w:val="num" w:pos="5040"/>
+        </w:tabs>
+        <w:ind w:left="5040" w:hanging="360"/>
+      </w:pPr>
+      <w:rPr>
+        <w:rFonts w:ascii="Wingdings" w:hAnsi="Wingdings" w:hint="default"/>
+        <w:sz w:val="20"/>
+      </w:rPr>
+    </w:lvl>
+    <w:lvl w:ilvl="7" w:tentative="1">
+      <w:start w:val="1"/>
+      <w:numFmt w:val="bullet"/>
+      <w:lvlText w:val=""/>
+      <w:lvlJc w:val="left"/>
+      <w:pPr>
+        <w:tabs>
+          <w:tab w:val="num" w:pos="5760"/>
+        </w:tabs>
+        <w:ind w:left="5760" w:hanging="360"/>
+      </w:pPr>
+      <w:rPr>
+        <w:rFonts w:ascii="Wingdings" w:hAnsi="Wingdings" w:hint="default"/>
+        <w:sz w:val="20"/>
+      </w:rPr>
+    </w:lvl>
+    <w:lvl w:ilvl="8" w:tentative="1">
+      <w:start w:val="1"/>
+      <w:numFmt w:val="bullet"/>
+      <w:lvlText w:val=""/>
+      <w:lvlJc w:val="left"/>
+      <w:pPr>
+        <w:tabs>
+          <w:tab w:val="num" w:pos="6480"/>
+        </w:tabs>
+        <w:ind w:left="6480" w:hanging="360"/>
+      </w:pPr>
+      <w:rPr>
+        <w:rFonts w:ascii="Wingdings" w:hAnsi="Wingdings" w:hint="default"/>
+        <w:sz w:val="20"/>
+      </w:rPr>
+    </w:lvl>
+  </w:abstractNum>
+  <w:abstractNum w:abstractNumId="4">
     <w:nsid w:val="42381D65"/>
     <w:multiLevelType w:val="hybridMultilevel"/>
     <w:tmpl w:val="D0F4C5C2"/>
@@ -6470,7 +5850,7 @@
       </w:rPr>
     </w:lvl>
   </w:abstractNum>
-  <w:abstractNum w:abstractNumId="3">
+  <w:abstractNum w:abstractNumId="5">
     <w:nsid w:val="4C023D06"/>
     <w:multiLevelType w:val="hybridMultilevel"/>
     <w:tmpl w:val="9BA8EF7E"/>
@@ -6583,7 +5963,7 @@
       </w:rPr>
     </w:lvl>
   </w:abstractNum>
-  <w:abstractNum w:abstractNumId="4">
+  <w:abstractNum w:abstractNumId="6">
     <w:nsid w:val="51417190"/>
     <w:multiLevelType w:val="hybridMultilevel"/>
     <w:tmpl w:val="BF92BFDA"/>
@@ -6637,7 +6017,7 @@
       <w:lvlJc w:val="left"/>
     </w:lvl>
   </w:abstractNum>
-  <w:abstractNum w:abstractNumId="5">
+  <w:abstractNum w:abstractNumId="7">
     <w:nsid w:val="517B2107"/>
     <w:multiLevelType w:val="hybridMultilevel"/>
     <w:tmpl w:val="5EAA24C0"/>
@@ -6747,6 +6127,602 @@
       </w:pPr>
       <w:rPr>
         <w:rFonts w:ascii="Wingdings" w:hAnsi="Wingdings" w:hint="default"/>
+      </w:rPr>
+    </w:lvl>
+  </w:abstractNum>
+  <w:abstractNum w:abstractNumId="8">
+    <w:nsid w:val="613A299B"/>
+    <w:multiLevelType w:val="multilevel"/>
+    <w:tmpl w:val="A77EF9FE"/>
+    <w:lvl w:ilvl="0">
+      <w:start w:val="1"/>
+      <w:numFmt w:val="bullet"/>
+      <w:lvlText w:val=""/>
+      <w:lvlJc w:val="left"/>
+      <w:pPr>
+        <w:tabs>
+          <w:tab w:val="num" w:pos="720"/>
+        </w:tabs>
+        <w:ind w:left="720" w:hanging="360"/>
+      </w:pPr>
+      <w:rPr>
+        <w:rFonts w:ascii="Symbol" w:hAnsi="Symbol" w:hint="default"/>
+        <w:sz w:val="20"/>
+      </w:rPr>
+    </w:lvl>
+    <w:lvl w:ilvl="1" w:tentative="1">
+      <w:start w:val="1"/>
+      <w:numFmt w:val="bullet"/>
+      <w:lvlText w:val="o"/>
+      <w:lvlJc w:val="left"/>
+      <w:pPr>
+        <w:tabs>
+          <w:tab w:val="num" w:pos="1440"/>
+        </w:tabs>
+        <w:ind w:left="1440" w:hanging="360"/>
+      </w:pPr>
+      <w:rPr>
+        <w:rFonts w:ascii="Courier New" w:hAnsi="Courier New" w:hint="default"/>
+        <w:sz w:val="20"/>
+      </w:rPr>
+    </w:lvl>
+    <w:lvl w:ilvl="2" w:tentative="1">
+      <w:start w:val="1"/>
+      <w:numFmt w:val="bullet"/>
+      <w:lvlText w:val=""/>
+      <w:lvlJc w:val="left"/>
+      <w:pPr>
+        <w:tabs>
+          <w:tab w:val="num" w:pos="2160"/>
+        </w:tabs>
+        <w:ind w:left="2160" w:hanging="360"/>
+      </w:pPr>
+      <w:rPr>
+        <w:rFonts w:ascii="Wingdings" w:hAnsi="Wingdings" w:hint="default"/>
+        <w:sz w:val="20"/>
+      </w:rPr>
+    </w:lvl>
+    <w:lvl w:ilvl="3" w:tentative="1">
+      <w:start w:val="1"/>
+      <w:numFmt w:val="bullet"/>
+      <w:lvlText w:val=""/>
+      <w:lvlJc w:val="left"/>
+      <w:pPr>
+        <w:tabs>
+          <w:tab w:val="num" w:pos="2880"/>
+        </w:tabs>
+        <w:ind w:left="2880" w:hanging="360"/>
+      </w:pPr>
+      <w:rPr>
+        <w:rFonts w:ascii="Wingdings" w:hAnsi="Wingdings" w:hint="default"/>
+        <w:sz w:val="20"/>
+      </w:rPr>
+    </w:lvl>
+    <w:lvl w:ilvl="4" w:tentative="1">
+      <w:start w:val="1"/>
+      <w:numFmt w:val="bullet"/>
+      <w:lvlText w:val=""/>
+      <w:lvlJc w:val="left"/>
+      <w:pPr>
+        <w:tabs>
+          <w:tab w:val="num" w:pos="3600"/>
+        </w:tabs>
+        <w:ind w:left="3600" w:hanging="360"/>
+      </w:pPr>
+      <w:rPr>
+        <w:rFonts w:ascii="Wingdings" w:hAnsi="Wingdings" w:hint="default"/>
+        <w:sz w:val="20"/>
+      </w:rPr>
+    </w:lvl>
+    <w:lvl w:ilvl="5" w:tentative="1">
+      <w:start w:val="1"/>
+      <w:numFmt w:val="bullet"/>
+      <w:lvlText w:val=""/>
+      <w:lvlJc w:val="left"/>
+      <w:pPr>
+        <w:tabs>
+          <w:tab w:val="num" w:pos="4320"/>
+        </w:tabs>
+        <w:ind w:left="4320" w:hanging="360"/>
+      </w:pPr>
+      <w:rPr>
+        <w:rFonts w:ascii="Wingdings" w:hAnsi="Wingdings" w:hint="default"/>
+        <w:sz w:val="20"/>
+      </w:rPr>
+    </w:lvl>
+    <w:lvl w:ilvl="6" w:tentative="1">
+      <w:start w:val="1"/>
+      <w:numFmt w:val="bullet"/>
+      <w:lvlText w:val=""/>
+      <w:lvlJc w:val="left"/>
+      <w:pPr>
+        <w:tabs>
+          <w:tab w:val="num" w:pos="5040"/>
+        </w:tabs>
+        <w:ind w:left="5040" w:hanging="360"/>
+      </w:pPr>
+      <w:rPr>
+        <w:rFonts w:ascii="Wingdings" w:hAnsi="Wingdings" w:hint="default"/>
+        <w:sz w:val="20"/>
+      </w:rPr>
+    </w:lvl>
+    <w:lvl w:ilvl="7" w:tentative="1">
+      <w:start w:val="1"/>
+      <w:numFmt w:val="bullet"/>
+      <w:lvlText w:val=""/>
+      <w:lvlJc w:val="left"/>
+      <w:pPr>
+        <w:tabs>
+          <w:tab w:val="num" w:pos="5760"/>
+        </w:tabs>
+        <w:ind w:left="5760" w:hanging="360"/>
+      </w:pPr>
+      <w:rPr>
+        <w:rFonts w:ascii="Wingdings" w:hAnsi="Wingdings" w:hint="default"/>
+        <w:sz w:val="20"/>
+      </w:rPr>
+    </w:lvl>
+    <w:lvl w:ilvl="8" w:tentative="1">
+      <w:start w:val="1"/>
+      <w:numFmt w:val="bullet"/>
+      <w:lvlText w:val=""/>
+      <w:lvlJc w:val="left"/>
+      <w:pPr>
+        <w:tabs>
+          <w:tab w:val="num" w:pos="6480"/>
+        </w:tabs>
+        <w:ind w:left="6480" w:hanging="360"/>
+      </w:pPr>
+      <w:rPr>
+        <w:rFonts w:ascii="Wingdings" w:hAnsi="Wingdings" w:hint="default"/>
+        <w:sz w:val="20"/>
+      </w:rPr>
+    </w:lvl>
+  </w:abstractNum>
+  <w:abstractNum w:abstractNumId="9">
+    <w:nsid w:val="74DF6FB3"/>
+    <w:multiLevelType w:val="multilevel"/>
+    <w:tmpl w:val="0E228C62"/>
+    <w:lvl w:ilvl="0">
+      <w:start w:val="1"/>
+      <w:numFmt w:val="bullet"/>
+      <w:lvlText w:val=""/>
+      <w:lvlJc w:val="left"/>
+      <w:pPr>
+        <w:tabs>
+          <w:tab w:val="num" w:pos="720"/>
+        </w:tabs>
+        <w:ind w:left="720" w:hanging="360"/>
+      </w:pPr>
+      <w:rPr>
+        <w:rFonts w:ascii="Symbol" w:hAnsi="Symbol" w:hint="default"/>
+        <w:sz w:val="20"/>
+      </w:rPr>
+    </w:lvl>
+    <w:lvl w:ilvl="1" w:tentative="1">
+      <w:start w:val="1"/>
+      <w:numFmt w:val="bullet"/>
+      <w:lvlText w:val="o"/>
+      <w:lvlJc w:val="left"/>
+      <w:pPr>
+        <w:tabs>
+          <w:tab w:val="num" w:pos="1440"/>
+        </w:tabs>
+        <w:ind w:left="1440" w:hanging="360"/>
+      </w:pPr>
+      <w:rPr>
+        <w:rFonts w:ascii="Courier New" w:hAnsi="Courier New" w:hint="default"/>
+        <w:sz w:val="20"/>
+      </w:rPr>
+    </w:lvl>
+    <w:lvl w:ilvl="2" w:tentative="1">
+      <w:start w:val="1"/>
+      <w:numFmt w:val="bullet"/>
+      <w:lvlText w:val=""/>
+      <w:lvlJc w:val="left"/>
+      <w:pPr>
+        <w:tabs>
+          <w:tab w:val="num" w:pos="2160"/>
+        </w:tabs>
+        <w:ind w:left="2160" w:hanging="360"/>
+      </w:pPr>
+      <w:rPr>
+        <w:rFonts w:ascii="Wingdings" w:hAnsi="Wingdings" w:hint="default"/>
+        <w:sz w:val="20"/>
+      </w:rPr>
+    </w:lvl>
+    <w:lvl w:ilvl="3" w:tentative="1">
+      <w:start w:val="1"/>
+      <w:numFmt w:val="bullet"/>
+      <w:lvlText w:val=""/>
+      <w:lvlJc w:val="left"/>
+      <w:pPr>
+        <w:tabs>
+          <w:tab w:val="num" w:pos="2880"/>
+        </w:tabs>
+        <w:ind w:left="2880" w:hanging="360"/>
+      </w:pPr>
+      <w:rPr>
+        <w:rFonts w:ascii="Wingdings" w:hAnsi="Wingdings" w:hint="default"/>
+        <w:sz w:val="20"/>
+      </w:rPr>
+    </w:lvl>
+    <w:lvl w:ilvl="4" w:tentative="1">
+      <w:start w:val="1"/>
+      <w:numFmt w:val="bullet"/>
+      <w:lvlText w:val=""/>
+      <w:lvlJc w:val="left"/>
+      <w:pPr>
+        <w:tabs>
+          <w:tab w:val="num" w:pos="3600"/>
+        </w:tabs>
+        <w:ind w:left="3600" w:hanging="360"/>
+      </w:pPr>
+      <w:rPr>
+        <w:rFonts w:ascii="Wingdings" w:hAnsi="Wingdings" w:hint="default"/>
+        <w:sz w:val="20"/>
+      </w:rPr>
+    </w:lvl>
+    <w:lvl w:ilvl="5" w:tentative="1">
+      <w:start w:val="1"/>
+      <w:numFmt w:val="bullet"/>
+      <w:lvlText w:val=""/>
+      <w:lvlJc w:val="left"/>
+      <w:pPr>
+        <w:tabs>
+          <w:tab w:val="num" w:pos="4320"/>
+        </w:tabs>
+        <w:ind w:left="4320" w:hanging="360"/>
+      </w:pPr>
+      <w:rPr>
+        <w:rFonts w:ascii="Wingdings" w:hAnsi="Wingdings" w:hint="default"/>
+        <w:sz w:val="20"/>
+      </w:rPr>
+    </w:lvl>
+    <w:lvl w:ilvl="6" w:tentative="1">
+      <w:start w:val="1"/>
+      <w:numFmt w:val="bullet"/>
+      <w:lvlText w:val=""/>
+      <w:lvlJc w:val="left"/>
+      <w:pPr>
+        <w:tabs>
+          <w:tab w:val="num" w:pos="5040"/>
+        </w:tabs>
+        <w:ind w:left="5040" w:hanging="360"/>
+      </w:pPr>
+      <w:rPr>
+        <w:rFonts w:ascii="Wingdings" w:hAnsi="Wingdings" w:hint="default"/>
+        <w:sz w:val="20"/>
+      </w:rPr>
+    </w:lvl>
+    <w:lvl w:ilvl="7" w:tentative="1">
+      <w:start w:val="1"/>
+      <w:numFmt w:val="bullet"/>
+      <w:lvlText w:val=""/>
+      <w:lvlJc w:val="left"/>
+      <w:pPr>
+        <w:tabs>
+          <w:tab w:val="num" w:pos="5760"/>
+        </w:tabs>
+        <w:ind w:left="5760" w:hanging="360"/>
+      </w:pPr>
+      <w:rPr>
+        <w:rFonts w:ascii="Wingdings" w:hAnsi="Wingdings" w:hint="default"/>
+        <w:sz w:val="20"/>
+      </w:rPr>
+    </w:lvl>
+    <w:lvl w:ilvl="8" w:tentative="1">
+      <w:start w:val="1"/>
+      <w:numFmt w:val="bullet"/>
+      <w:lvlText w:val=""/>
+      <w:lvlJc w:val="left"/>
+      <w:pPr>
+        <w:tabs>
+          <w:tab w:val="num" w:pos="6480"/>
+        </w:tabs>
+        <w:ind w:left="6480" w:hanging="360"/>
+      </w:pPr>
+      <w:rPr>
+        <w:rFonts w:ascii="Wingdings" w:hAnsi="Wingdings" w:hint="default"/>
+        <w:sz w:val="20"/>
+      </w:rPr>
+    </w:lvl>
+  </w:abstractNum>
+  <w:abstractNum w:abstractNumId="10">
+    <w:nsid w:val="7D882EF3"/>
+    <w:multiLevelType w:val="multilevel"/>
+    <w:tmpl w:val="C0C00DF8"/>
+    <w:lvl w:ilvl="0">
+      <w:start w:val="1"/>
+      <w:numFmt w:val="bullet"/>
+      <w:lvlText w:val=""/>
+      <w:lvlJc w:val="left"/>
+      <w:pPr>
+        <w:tabs>
+          <w:tab w:val="num" w:pos="720"/>
+        </w:tabs>
+        <w:ind w:left="720" w:hanging="360"/>
+      </w:pPr>
+      <w:rPr>
+        <w:rFonts w:ascii="Symbol" w:hAnsi="Symbol" w:hint="default"/>
+        <w:sz w:val="20"/>
+      </w:rPr>
+    </w:lvl>
+    <w:lvl w:ilvl="1" w:tentative="1">
+      <w:start w:val="1"/>
+      <w:numFmt w:val="bullet"/>
+      <w:lvlText w:val="o"/>
+      <w:lvlJc w:val="left"/>
+      <w:pPr>
+        <w:tabs>
+          <w:tab w:val="num" w:pos="1440"/>
+        </w:tabs>
+        <w:ind w:left="1440" w:hanging="360"/>
+      </w:pPr>
+      <w:rPr>
+        <w:rFonts w:ascii="Courier New" w:hAnsi="Courier New" w:hint="default"/>
+        <w:sz w:val="20"/>
+      </w:rPr>
+    </w:lvl>
+    <w:lvl w:ilvl="2" w:tentative="1">
+      <w:start w:val="1"/>
+      <w:numFmt w:val="bullet"/>
+      <w:lvlText w:val=""/>
+      <w:lvlJc w:val="left"/>
+      <w:pPr>
+        <w:tabs>
+          <w:tab w:val="num" w:pos="2160"/>
+        </w:tabs>
+        <w:ind w:left="2160" w:hanging="360"/>
+      </w:pPr>
+      <w:rPr>
+        <w:rFonts w:ascii="Wingdings" w:hAnsi="Wingdings" w:hint="default"/>
+        <w:sz w:val="20"/>
+      </w:rPr>
+    </w:lvl>
+    <w:lvl w:ilvl="3" w:tentative="1">
+      <w:start w:val="1"/>
+      <w:numFmt w:val="bullet"/>
+      <w:lvlText w:val=""/>
+      <w:lvlJc w:val="left"/>
+      <w:pPr>
+        <w:tabs>
+          <w:tab w:val="num" w:pos="2880"/>
+        </w:tabs>
+        <w:ind w:left="2880" w:hanging="360"/>
+      </w:pPr>
+      <w:rPr>
+        <w:rFonts w:ascii="Wingdings" w:hAnsi="Wingdings" w:hint="default"/>
+        <w:sz w:val="20"/>
+      </w:rPr>
+    </w:lvl>
+    <w:lvl w:ilvl="4" w:tentative="1">
+      <w:start w:val="1"/>
+      <w:numFmt w:val="bullet"/>
+      <w:lvlText w:val=""/>
+      <w:lvlJc w:val="left"/>
+      <w:pPr>
+        <w:tabs>
+          <w:tab w:val="num" w:pos="3600"/>
+        </w:tabs>
+        <w:ind w:left="3600" w:hanging="360"/>
+      </w:pPr>
+      <w:rPr>
+        <w:rFonts w:ascii="Wingdings" w:hAnsi="Wingdings" w:hint="default"/>
+        <w:sz w:val="20"/>
+      </w:rPr>
+    </w:lvl>
+    <w:lvl w:ilvl="5" w:tentative="1">
+      <w:start w:val="1"/>
+      <w:numFmt w:val="bullet"/>
+      <w:lvlText w:val=""/>
+      <w:lvlJc w:val="left"/>
+      <w:pPr>
+        <w:tabs>
+          <w:tab w:val="num" w:pos="4320"/>
+        </w:tabs>
+        <w:ind w:left="4320" w:hanging="360"/>
+      </w:pPr>
+      <w:rPr>
+        <w:rFonts w:ascii="Wingdings" w:hAnsi="Wingdings" w:hint="default"/>
+        <w:sz w:val="20"/>
+      </w:rPr>
+    </w:lvl>
+    <w:lvl w:ilvl="6" w:tentative="1">
+      <w:start w:val="1"/>
+      <w:numFmt w:val="bullet"/>
+      <w:lvlText w:val=""/>
+      <w:lvlJc w:val="left"/>
+      <w:pPr>
+        <w:tabs>
+          <w:tab w:val="num" w:pos="5040"/>
+        </w:tabs>
+        <w:ind w:left="5040" w:hanging="360"/>
+      </w:pPr>
+      <w:rPr>
+        <w:rFonts w:ascii="Wingdings" w:hAnsi="Wingdings" w:hint="default"/>
+        <w:sz w:val="20"/>
+      </w:rPr>
+    </w:lvl>
+    <w:lvl w:ilvl="7" w:tentative="1">
+      <w:start w:val="1"/>
+      <w:numFmt w:val="bullet"/>
+      <w:lvlText w:val=""/>
+      <w:lvlJc w:val="left"/>
+      <w:pPr>
+        <w:tabs>
+          <w:tab w:val="num" w:pos="5760"/>
+        </w:tabs>
+        <w:ind w:left="5760" w:hanging="360"/>
+      </w:pPr>
+      <w:rPr>
+        <w:rFonts w:ascii="Wingdings" w:hAnsi="Wingdings" w:hint="default"/>
+        <w:sz w:val="20"/>
+      </w:rPr>
+    </w:lvl>
+    <w:lvl w:ilvl="8" w:tentative="1">
+      <w:start w:val="1"/>
+      <w:numFmt w:val="bullet"/>
+      <w:lvlText w:val=""/>
+      <w:lvlJc w:val="left"/>
+      <w:pPr>
+        <w:tabs>
+          <w:tab w:val="num" w:pos="6480"/>
+        </w:tabs>
+        <w:ind w:left="6480" w:hanging="360"/>
+      </w:pPr>
+      <w:rPr>
+        <w:rFonts w:ascii="Wingdings" w:hAnsi="Wingdings" w:hint="default"/>
+        <w:sz w:val="20"/>
+      </w:rPr>
+    </w:lvl>
+  </w:abstractNum>
+  <w:abstractNum w:abstractNumId="11">
+    <w:nsid w:val="7E124291"/>
+    <w:multiLevelType w:val="multilevel"/>
+    <w:tmpl w:val="E3142AB4"/>
+    <w:lvl w:ilvl="0">
+      <w:start w:val="1"/>
+      <w:numFmt w:val="bullet"/>
+      <w:lvlText w:val=""/>
+      <w:lvlJc w:val="left"/>
+      <w:pPr>
+        <w:tabs>
+          <w:tab w:val="num" w:pos="720"/>
+        </w:tabs>
+        <w:ind w:left="720" w:hanging="360"/>
+      </w:pPr>
+      <w:rPr>
+        <w:rFonts w:ascii="Symbol" w:hAnsi="Symbol" w:hint="default"/>
+        <w:sz w:val="20"/>
+      </w:rPr>
+    </w:lvl>
+    <w:lvl w:ilvl="1" w:tentative="1">
+      <w:start w:val="1"/>
+      <w:numFmt w:val="bullet"/>
+      <w:lvlText w:val="o"/>
+      <w:lvlJc w:val="left"/>
+      <w:pPr>
+        <w:tabs>
+          <w:tab w:val="num" w:pos="1440"/>
+        </w:tabs>
+        <w:ind w:left="1440" w:hanging="360"/>
+      </w:pPr>
+      <w:rPr>
+        <w:rFonts w:ascii="Courier New" w:hAnsi="Courier New" w:hint="default"/>
+        <w:sz w:val="20"/>
+      </w:rPr>
+    </w:lvl>
+    <w:lvl w:ilvl="2" w:tentative="1">
+      <w:start w:val="1"/>
+      <w:numFmt w:val="bullet"/>
+      <w:lvlText w:val=""/>
+      <w:lvlJc w:val="left"/>
+      <w:pPr>
+        <w:tabs>
+          <w:tab w:val="num" w:pos="2160"/>
+        </w:tabs>
+        <w:ind w:left="2160" w:hanging="360"/>
+      </w:pPr>
+      <w:rPr>
+        <w:rFonts w:ascii="Wingdings" w:hAnsi="Wingdings" w:hint="default"/>
+        <w:sz w:val="20"/>
+      </w:rPr>
+    </w:lvl>
+    <w:lvl w:ilvl="3" w:tentative="1">
+      <w:start w:val="1"/>
+      <w:numFmt w:val="bullet"/>
+      <w:lvlText w:val=""/>
+      <w:lvlJc w:val="left"/>
+      <w:pPr>
+        <w:tabs>
+          <w:tab w:val="num" w:pos="2880"/>
+        </w:tabs>
+        <w:ind w:left="2880" w:hanging="360"/>
+      </w:pPr>
+      <w:rPr>
+        <w:rFonts w:ascii="Wingdings" w:hAnsi="Wingdings" w:hint="default"/>
+        <w:sz w:val="20"/>
+      </w:rPr>
+    </w:lvl>
+    <w:lvl w:ilvl="4" w:tentative="1">
+      <w:start w:val="1"/>
+      <w:numFmt w:val="bullet"/>
+      <w:lvlText w:val=""/>
+      <w:lvlJc w:val="left"/>
+      <w:pPr>
+        <w:tabs>
+          <w:tab w:val="num" w:pos="3600"/>
+        </w:tabs>
+        <w:ind w:left="3600" w:hanging="360"/>
+      </w:pPr>
+      <w:rPr>
+        <w:rFonts w:ascii="Wingdings" w:hAnsi="Wingdings" w:hint="default"/>
+        <w:sz w:val="20"/>
+      </w:rPr>
+    </w:lvl>
+    <w:lvl w:ilvl="5" w:tentative="1">
+      <w:start w:val="1"/>
+      <w:numFmt w:val="bullet"/>
+      <w:lvlText w:val=""/>
+      <w:lvlJc w:val="left"/>
+      <w:pPr>
+        <w:tabs>
+          <w:tab w:val="num" w:pos="4320"/>
+        </w:tabs>
+        <w:ind w:left="4320" w:hanging="360"/>
+      </w:pPr>
+      <w:rPr>
+        <w:rFonts w:ascii="Wingdings" w:hAnsi="Wingdings" w:hint="default"/>
+        <w:sz w:val="20"/>
+      </w:rPr>
+    </w:lvl>
+    <w:lvl w:ilvl="6" w:tentative="1">
+      <w:start w:val="1"/>
+      <w:numFmt w:val="bullet"/>
+      <w:lvlText w:val=""/>
+      <w:lvlJc w:val="left"/>
+      <w:pPr>
+        <w:tabs>
+          <w:tab w:val="num" w:pos="5040"/>
+        </w:tabs>
+        <w:ind w:left="5040" w:hanging="360"/>
+      </w:pPr>
+      <w:rPr>
+        <w:rFonts w:ascii="Wingdings" w:hAnsi="Wingdings" w:hint="default"/>
+        <w:sz w:val="20"/>
+      </w:rPr>
+    </w:lvl>
+    <w:lvl w:ilvl="7" w:tentative="1">
+      <w:start w:val="1"/>
+      <w:numFmt w:val="bullet"/>
+      <w:lvlText w:val=""/>
+      <w:lvlJc w:val="left"/>
+      <w:pPr>
+        <w:tabs>
+          <w:tab w:val="num" w:pos="5760"/>
+        </w:tabs>
+        <w:ind w:left="5760" w:hanging="360"/>
+      </w:pPr>
+      <w:rPr>
+        <w:rFonts w:ascii="Wingdings" w:hAnsi="Wingdings" w:hint="default"/>
+        <w:sz w:val="20"/>
+      </w:rPr>
+    </w:lvl>
+    <w:lvl w:ilvl="8" w:tentative="1">
+      <w:start w:val="1"/>
+      <w:numFmt w:val="bullet"/>
+      <w:lvlText w:val=""/>
+      <w:lvlJc w:val="left"/>
+      <w:pPr>
+        <w:tabs>
+          <w:tab w:val="num" w:pos="6480"/>
+        </w:tabs>
+        <w:ind w:left="6480" w:hanging="360"/>
+      </w:pPr>
+      <w:rPr>
+        <w:rFonts w:ascii="Wingdings" w:hAnsi="Wingdings" w:hint="default"/>
+        <w:sz w:val="20"/>
       </w:rPr>
     </w:lvl>
   </w:abstractNum>
@@ -6763,19 +6739,37 @@
     </w:lvlOverride>
   </w:num>
   <w:num w:numId="3">
-    <w:abstractNumId w:val="4"/>
+    <w:abstractNumId w:val="6"/>
     <w:lvlOverride w:ilvl="0">
       <w:startOverride w:val="1"/>
     </w:lvlOverride>
   </w:num>
   <w:num w:numId="4">
+    <w:abstractNumId w:val="4"/>
+  </w:num>
+  <w:num w:numId="5">
+    <w:abstractNumId w:val="7"/>
+  </w:num>
+  <w:num w:numId="6">
+    <w:abstractNumId w:val="5"/>
+  </w:num>
+  <w:num w:numId="7">
+    <w:abstractNumId w:val="11"/>
+  </w:num>
+  <w:num w:numId="8">
+    <w:abstractNumId w:val="8"/>
+  </w:num>
+  <w:num w:numId="9">
     <w:abstractNumId w:val="2"/>
   </w:num>
-  <w:num w:numId="5">
-    <w:abstractNumId w:val="5"/>
+  <w:num w:numId="10">
+    <w:abstractNumId w:val="10"/>
   </w:num>
-  <w:num w:numId="6">
+  <w:num w:numId="11">
     <w:abstractNumId w:val="3"/>
+  </w:num>
+  <w:num w:numId="12">
+    <w:abstractNumId w:val="9"/>
   </w:num>
 </w:numbering>
 </file>
@@ -7189,6 +7183,22 @@
       <w:szCs w:val="16"/>
     </w:rPr>
   </w:style>
+  <w:style w:type="paragraph" w:styleId="NormalWeb">
+    <w:name w:val="Normal (Web)"/>
+    <w:basedOn w:val="Normal"/>
+    <w:uiPriority w:val="99"/>
+    <w:semiHidden/>
+    <w:unhideWhenUsed/>
+    <w:rsid w:val="005738FB"/>
+    <w:pPr>
+      <w:spacing w:before="100" w:beforeAutospacing="1" w:after="100" w:afterAutospacing="1"/>
+    </w:pPr>
+    <w:rPr>
+      <w:rFonts w:eastAsia="Times New Roman"/>
+      <w:sz w:val="24"/>
+      <w:szCs w:val="24"/>
+    </w:rPr>
+  </w:style>
 </w:styles>
 </file>
 
@@ -7601,6 +7611,22 @@
       <w:szCs w:val="16"/>
     </w:rPr>
   </w:style>
+  <w:style w:type="paragraph" w:styleId="NormalWeb">
+    <w:name w:val="Normal (Web)"/>
+    <w:basedOn w:val="Normal"/>
+    <w:uiPriority w:val="99"/>
+    <w:semiHidden/>
+    <w:unhideWhenUsed/>
+    <w:rsid w:val="005738FB"/>
+    <w:pPr>
+      <w:spacing w:before="100" w:beforeAutospacing="1" w:after="100" w:afterAutospacing="1"/>
+    </w:pPr>
+    <w:rPr>
+      <w:rFonts w:eastAsia="Times New Roman"/>
+      <w:sz w:val="24"/>
+      <w:szCs w:val="24"/>
+    </w:rPr>
+  </w:style>
 </w:styles>
 </file>
 
